--- a/日志/2026-10-24 修改日志.docx
+++ b/日志/2026-10-24 修改日志.docx
@@ -52,7 +52,7 @@
           <w:b w:val="0"/>
           <w:sz w:val="21"/>
         </w:rPr>
-        <w:t>本日共产生 8 次提交，涉及 8 条记录，当前仓库已跟踪 101 个文件、累计 8 次提交。</w:t>
+        <w:t>本日共产生 10 次提交，涉及 10 条记录，当前仓库已跟踪 105 个文件、累计 10 次提交。</w:t>
       </w:r>
     </w:p>
     <w:p>
@@ -104,7 +104,20 @@
           <w:b w:val="0"/>
           <w:sz w:val="21"/>
         </w:rPr>
-        <w:t>建立每日修改日志制度：新增 日志/ 目录与生成脚本 文档/_文档生成/make_daily_log.py，并把规则写入 AGENTS.md 固化为常驻约定。</w:t>
+        <w:t>建立每日修改日志制度：新增 日志/ 目录与生成脚本，并把规则写入 AGENTS.md 固化为常驻约定。</w:t>
+      </w:r>
+    </w:p>
+    <w:p>
+      <w:pPr>
+        <w:pStyle w:val="ListBullet"/>
+      </w:pPr>
+      <w:r>
+        <w:rPr>
+          <w:rFonts w:ascii="宋体" w:hAnsi="宋体" w:eastAsia="宋体" w:cs="宋体"/>
+          <w:b w:val="0"/>
+          <w:sz w:val="21"/>
+        </w:rPr>
+        <w:t>新增《队友协作指南》（Markdown + Word 双版本）：SSH 配置、克隆、分支与 PR 流程、冲突处理、提交规范、命令速查、上手自检清单。</w:t>
       </w:r>
     </w:p>
     <w:p>
@@ -894,6 +907,170 @@
           </w:p>
         </w:tc>
       </w:tr>
+      <w:tr>
+        <w:tc>
+          <w:tcPr>
+            <w:tcW w:type="dxa" w:w="907"/>
+          </w:tcPr>
+          <w:p>
+            <w:r/>
+            <w:r>
+              <w:rPr>
+                <w:rFonts w:ascii="宋体" w:hAnsi="宋体" w:eastAsia="宋体" w:cs="宋体"/>
+                <w:b w:val="0"/>
+                <w:sz w:val="19"/>
+              </w:rPr>
+              <w:t>17:08</w:t>
+            </w:r>
+          </w:p>
+        </w:tc>
+        <w:tc>
+          <w:tcPr>
+            <w:tcW w:type="dxa" w:w="1077"/>
+          </w:tcPr>
+          <w:p>
+            <w:r/>
+            <w:r>
+              <w:rPr>
+                <w:rFonts w:ascii="宋体" w:hAnsi="宋体" w:eastAsia="宋体" w:cs="宋体"/>
+                <w:b w:val="0"/>
+                <w:sz w:val="19"/>
+              </w:rPr>
+              <w:t>f574e2e</w:t>
+            </w:r>
+          </w:p>
+        </w:tc>
+        <w:tc>
+          <w:tcPr>
+            <w:tcW w:type="dxa" w:w="850"/>
+          </w:tcPr>
+          <w:p>
+            <w:r/>
+            <w:r>
+              <w:rPr>
+                <w:rFonts w:ascii="宋体" w:hAnsi="宋体" w:eastAsia="宋体" w:cs="宋体"/>
+                <w:b w:val="0"/>
+                <w:sz w:val="19"/>
+              </w:rPr>
+              <w:t>docs</w:t>
+            </w:r>
+          </w:p>
+        </w:tc>
+        <w:tc>
+          <w:tcPr>
+            <w:tcW w:type="dxa" w:w="4252"/>
+          </w:tcPr>
+          <w:p>
+            <w:r/>
+            <w:r>
+              <w:rPr>
+                <w:rFonts w:ascii="宋体" w:hAnsi="宋体" w:eastAsia="宋体" w:cs="宋体"/>
+                <w:b w:val="0"/>
+                <w:sz w:val="19"/>
+              </w:rPr>
+              <w:t>新增 2026-10-24 修改日志，README 补充 日志/ 目录说明</w:t>
+            </w:r>
+          </w:p>
+        </w:tc>
+        <w:tc>
+          <w:tcPr>
+            <w:tcW w:type="dxa" w:w="2098"/>
+          </w:tcPr>
+          <w:p>
+            <w:r/>
+            <w:r>
+              <w:rPr>
+                <w:rFonts w:ascii="宋体" w:hAnsi="宋体" w:eastAsia="宋体" w:cs="宋体"/>
+                <w:b w:val="0"/>
+                <w:sz w:val="19"/>
+              </w:rPr>
+              <w:t>3 文件 / +14 / -5</w:t>
+            </w:r>
+          </w:p>
+        </w:tc>
+      </w:tr>
+      <w:tr>
+        <w:tc>
+          <w:tcPr>
+            <w:tcW w:type="dxa" w:w="907"/>
+          </w:tcPr>
+          <w:p>
+            <w:r/>
+            <w:r>
+              <w:rPr>
+                <w:rFonts w:ascii="宋体" w:hAnsi="宋体" w:eastAsia="宋体" w:cs="宋体"/>
+                <w:b w:val="0"/>
+                <w:sz w:val="19"/>
+              </w:rPr>
+              <w:t>17:11</w:t>
+            </w:r>
+          </w:p>
+        </w:tc>
+        <w:tc>
+          <w:tcPr>
+            <w:tcW w:type="dxa" w:w="1077"/>
+          </w:tcPr>
+          <w:p>
+            <w:r/>
+            <w:r>
+              <w:rPr>
+                <w:rFonts w:ascii="宋体" w:hAnsi="宋体" w:eastAsia="宋体" w:cs="宋体"/>
+                <w:b w:val="0"/>
+                <w:sz w:val="19"/>
+              </w:rPr>
+              <w:t>2977f7c</w:t>
+            </w:r>
+          </w:p>
+        </w:tc>
+        <w:tc>
+          <w:tcPr>
+            <w:tcW w:type="dxa" w:w="850"/>
+          </w:tcPr>
+          <w:p>
+            <w:r/>
+            <w:r>
+              <w:rPr>
+                <w:rFonts w:ascii="宋体" w:hAnsi="宋体" w:eastAsia="宋体" w:cs="宋体"/>
+                <w:b w:val="0"/>
+                <w:sz w:val="19"/>
+              </w:rPr>
+              <w:t>docs</w:t>
+            </w:r>
+          </w:p>
+        </w:tc>
+        <w:tc>
+          <w:tcPr>
+            <w:tcW w:type="dxa" w:w="4252"/>
+          </w:tcPr>
+          <w:p>
+            <w:r/>
+            <w:r>
+              <w:rPr>
+                <w:rFonts w:ascii="宋体" w:hAnsi="宋体" w:eastAsia="宋体" w:cs="宋体"/>
+                <w:b w:val="0"/>
+                <w:sz w:val="19"/>
+              </w:rPr>
+              <w:t>新增队友协作指南（md + docx）与生成脚本</w:t>
+            </w:r>
+          </w:p>
+        </w:tc>
+        <w:tc>
+          <w:tcPr>
+            <w:tcW w:type="dxa" w:w="2098"/>
+          </w:tcPr>
+          <w:p>
+            <w:r/>
+            <w:r>
+              <w:rPr>
+                <w:rFonts w:ascii="宋体" w:hAnsi="宋体" w:eastAsia="宋体" w:cs="宋体"/>
+                <w:b w:val="0"/>
+                <w:sz w:val="19"/>
+              </w:rPr>
+              <w:t>4 文件 / +671</w:t>
+            </w:r>
+          </w:p>
+        </w:tc>
+      </w:tr>
     </w:tbl>
     <w:p>
       <w:r>
@@ -1037,7 +1214,7 @@
                 <w:b w:val="0"/>
                 <w:sz w:val="19"/>
               </w:rPr>
-              <w:t>829e04e</w:t>
+              <w:t>2977f7c</w:t>
             </w:r>
           </w:p>
         </w:tc>
@@ -1071,7 +1248,7 @@
                 <w:b w:val="0"/>
                 <w:sz w:val="19"/>
               </w:rPr>
-              <w:t>8</w:t>
+              <w:t>10</w:t>
             </w:r>
           </w:p>
         </w:tc>
@@ -1105,7 +1282,7 @@
                 <w:b w:val="0"/>
                 <w:sz w:val="19"/>
               </w:rPr>
-              <w:t>8</w:t>
+              <w:t>10</w:t>
             </w:r>
           </w:p>
         </w:tc>
@@ -1139,7 +1316,7 @@
                 <w:b w:val="0"/>
                 <w:sz w:val="19"/>
               </w:rPr>
-              <w:t>101</w:t>
+              <w:t>105</w:t>
             </w:r>
           </w:p>
         </w:tc>
@@ -1173,7 +1350,7 @@
                 <w:b w:val="0"/>
                 <w:sz w:val="19"/>
               </w:rPr>
-              <w:t>有未提交改动</w:t>
+              <w:t>干净</w:t>
             </w:r>
           </w:p>
         </w:tc>
@@ -1207,7 +1384,7 @@
                 <w:b w:val="0"/>
                 <w:sz w:val="19"/>
               </w:rPr>
-              <w:t>本地领先 1 个提交（待推送）</w:t>
+              <w:t>与远端一致</w:t>
             </w:r>
           </w:p>
         </w:tc>
@@ -1241,7 +1418,7 @@
                 <w:b w:val="0"/>
                 <w:sz w:val="19"/>
               </w:rPr>
-              <w:t>14.99 MB（不含 .git）</w:t>
+              <w:t>15.06 MB（不含 .git）</w:t>
             </w:r>
           </w:p>
         </w:tc>
@@ -1271,7 +1448,7 @@
           <w:b w:val="0"/>
           <w:sz w:val="21"/>
         </w:rPr>
-        <w:t>本机直连 github.com:443 被阻断（curl 21 秒超时、git ls-remote 报 Connection was reset），HTTPS + PAT 推送不可行；改用 SSH（github.com:22 与 ssh.github.com:443 均可连通），把公钥加入账户后推送成功。</w:t>
+        <w:t>本机直连 github.com:443 被阻断（curl 超时、git ls-remote 报 Connection was reset），HTTPS + PAT 推送不可行；改用 SSH（22 与 ssh.github.com:443 均可连通），公钥加入账户后推送成功。</w:t>
       </w:r>
     </w:p>
     <w:p>
@@ -1284,7 +1461,20 @@
           <w:b w:val="0"/>
           <w:sz w:val="21"/>
         </w:rPr>
-        <w:t>推送过程中偶发 Connection reset by 20.205.243.166 port 22，重试 2-3 次即成功，非权限问题。</w:t>
+        <w:t>推送偶发 Connection reset by ... port 22，脚本内做了 3 次重试，均能成功，非权限问题。</w:t>
+      </w:r>
+    </w:p>
+    <w:p>
+      <w:pPr>
+        <w:pStyle w:val="ListBullet"/>
+      </w:pPr>
+      <w:r>
+        <w:rPr>
+          <w:rFonts w:ascii="宋体" w:hAnsi="宋体" w:eastAsia="宋体" w:cs="宋体"/>
+          <w:b w:val="0"/>
+          <w:sz w:val="21"/>
+        </w:rPr>
+        <w:t>LibreOffice 渲染会把页面放大 1.4 倍再裁切（用 A4 空白控制组文档复现），视觉检查不可靠，改用结构校验加尺寸核算：表格总宽 16.2 cm 正好等于正文宽度。</w:t>
       </w:r>
     </w:p>
     <w:p>
@@ -1311,7 +1501,7 @@
           <w:b w:val="0"/>
           <w:sz w:val="21"/>
         </w:rPr>
-        <w:t>邀请两名队友为仓库 Collaborator（Settings - Collaborators，权限 Write）。</w:t>
+        <w:t>邀请两名队友为仓库 Collaborator（Settings - Access - Collaborators，角色选 Write），对方需自行接受邀请。</w:t>
       </w:r>
     </w:p>
     <w:p>
@@ -1324,7 +1514,7 @@
           <w:b w:val="0"/>
           <w:sz w:val="21"/>
         </w:rPr>
-        <w:t>为 main 配置分支保护，要求通过 Pull Request 才能合并。</w:t>
+        <w:t>main 的分支保护在私有仓库下需要 GitHub Pro，未开通前靠约定：不在 main 直接改、走分支加 PR。</w:t>
       </w:r>
     </w:p>
     <w:p>
@@ -1365,7 +1555,7 @@
           <w:color w:val="888888"/>
           <w:sz w:val="17"/>
         </w:rPr>
-        <w:t>生成时间：2026-10-24 17:08</w:t>
+        <w:t>生成时间：2026-10-24 17:14</w:t>
       </w:r>
     </w:p>
     <w:sectPr>

--- a/日志/2026-10-24 修改日志.docx
+++ b/日志/2026-10-24 修改日志.docx
@@ -52,7 +52,7 @@
           <w:b w:val="0"/>
           <w:sz w:val="21"/>
         </w:rPr>
-        <w:t>本日共产生 10 次提交，涉及 10 条记录，当前仓库已跟踪 105 个文件、累计 10 次提交。</w:t>
+        <w:t>本日共产生 11 次提交，涉及 11 条记录，当前仓库已跟踪 105 个文件、累计 11 次提交。</w:t>
       </w:r>
     </w:p>
     <w:p>
@@ -118,6 +118,19 @@
           <w:sz w:val="21"/>
         </w:rPr>
         <w:t>新增《队友协作指南》（Markdown + Word 双版本）：SSH 配置、克隆、分支与 PR 流程、冲突处理、提交规范、命令速查、上手自检清单。</w:t>
+      </w:r>
+    </w:p>
+    <w:p>
+      <w:pPr>
+        <w:pStyle w:val="ListBullet"/>
+      </w:pPr>
+      <w:r>
+        <w:rPr>
+          <w:rFonts w:ascii="宋体" w:hAnsi="宋体" w:eastAsia="宋体" w:cs="宋体"/>
+          <w:b w:val="0"/>
+          <w:sz w:val="21"/>
+        </w:rPr>
+        <w:t>AGENTS.md 增补第五节「生成脚本与二进制文档的纪律」：.docx 内嵌时间戳，内容不变重跑也会产生新字节，需用 git restore 撤掉无意义改动。</w:t>
       </w:r>
     </w:p>
     <w:p>
@@ -1071,6 +1084,88 @@
           </w:p>
         </w:tc>
       </w:tr>
+      <w:tr>
+        <w:tc>
+          <w:tcPr>
+            <w:tcW w:type="dxa" w:w="907"/>
+          </w:tcPr>
+          <w:p>
+            <w:r/>
+            <w:r>
+              <w:rPr>
+                <w:rFonts w:ascii="宋体" w:hAnsi="宋体" w:eastAsia="宋体" w:cs="宋体"/>
+                <w:b w:val="0"/>
+                <w:sz w:val="19"/>
+              </w:rPr>
+              <w:t>17:14</w:t>
+            </w:r>
+          </w:p>
+        </w:tc>
+        <w:tc>
+          <w:tcPr>
+            <w:tcW w:type="dxa" w:w="1077"/>
+          </w:tcPr>
+          <w:p>
+            <w:r/>
+            <w:r>
+              <w:rPr>
+                <w:rFonts w:ascii="宋体" w:hAnsi="宋体" w:eastAsia="宋体" w:cs="宋体"/>
+                <w:b w:val="0"/>
+                <w:sz w:val="19"/>
+              </w:rPr>
+              <w:t>7645ab3</w:t>
+            </w:r>
+          </w:p>
+        </w:tc>
+        <w:tc>
+          <w:tcPr>
+            <w:tcW w:type="dxa" w:w="850"/>
+          </w:tcPr>
+          <w:p>
+            <w:r/>
+            <w:r>
+              <w:rPr>
+                <w:rFonts w:ascii="宋体" w:hAnsi="宋体" w:eastAsia="宋体" w:cs="宋体"/>
+                <w:b w:val="0"/>
+                <w:sz w:val="19"/>
+              </w:rPr>
+              <w:t>docs</w:t>
+            </w:r>
+          </w:p>
+        </w:tc>
+        <w:tc>
+          <w:tcPr>
+            <w:tcW w:type="dxa" w:w="4252"/>
+          </w:tcPr>
+          <w:p>
+            <w:r/>
+            <w:r>
+              <w:rPr>
+                <w:rFonts w:ascii="宋体" w:hAnsi="宋体" w:eastAsia="宋体" w:cs="宋体"/>
+                <w:b w:val="0"/>
+                <w:sz w:val="19"/>
+              </w:rPr>
+              <w:t>更新 2026-10-24 修改日志，补充协作指南与协作者流程记录</w:t>
+            </w:r>
+          </w:p>
+        </w:tc>
+        <w:tc>
+          <w:tcPr>
+            <w:tcW w:type="dxa" w:w="2098"/>
+          </w:tcPr>
+          <w:p>
+            <w:r/>
+            <w:r>
+              <w:rPr>
+                <w:rFonts w:ascii="宋体" w:hAnsi="宋体" w:eastAsia="宋体" w:cs="宋体"/>
+                <w:b w:val="0"/>
+                <w:sz w:val="19"/>
+              </w:rPr>
+              <w:t>1 文件</w:t>
+            </w:r>
+          </w:p>
+        </w:tc>
+      </w:tr>
     </w:tbl>
     <w:p>
       <w:r>
@@ -1214,7 +1309,7 @@
                 <w:b w:val="0"/>
                 <w:sz w:val="19"/>
               </w:rPr>
-              <w:t>2977f7c</w:t>
+              <w:t>7645ab3</w:t>
             </w:r>
           </w:p>
         </w:tc>
@@ -1248,7 +1343,7 @@
                 <w:b w:val="0"/>
                 <w:sz w:val="19"/>
               </w:rPr>
-              <w:t>10</w:t>
+              <w:t>11</w:t>
             </w:r>
           </w:p>
         </w:tc>
@@ -1282,7 +1377,7 @@
                 <w:b w:val="0"/>
                 <w:sz w:val="19"/>
               </w:rPr>
-              <w:t>10</w:t>
+              <w:t>11</w:t>
             </w:r>
           </w:p>
         </w:tc>
@@ -1350,7 +1445,7 @@
                 <w:b w:val="0"/>
                 <w:sz w:val="19"/>
               </w:rPr>
-              <w:t>干净</w:t>
+              <w:t>有未提交改动</w:t>
             </w:r>
           </w:p>
         </w:tc>
@@ -1474,6 +1569,19 @@
           <w:b w:val="0"/>
           <w:sz w:val="21"/>
         </w:rPr>
+        <w:t>重跑内容未变的生成脚本后，.docx 在 git status 中显示为已修改（zip 内嵌时间戳），已用 git restore 撤销；该纪律已写入 AGENTS.md。</w:t>
+      </w:r>
+    </w:p>
+    <w:p>
+      <w:pPr>
+        <w:pStyle w:val="ListBullet"/>
+      </w:pPr>
+      <w:r>
+        <w:rPr>
+          <w:rFonts w:ascii="宋体" w:hAnsi="宋体" w:eastAsia="宋体" w:cs="宋体"/>
+          <w:b w:val="0"/>
+          <w:sz w:val="21"/>
+        </w:rPr>
         <w:t>LibreOffice 渲染会把页面放大 1.4 倍再裁切（用 A4 空白控制组文档复现），视觉检查不可靠，改用结构校验加尺寸核算：表格总宽 16.2 cm 正好等于正文宽度。</w:t>
       </w:r>
     </w:p>
@@ -1555,7 +1663,7 @@
           <w:color w:val="888888"/>
           <w:sz w:val="17"/>
         </w:rPr>
-        <w:t>生成时间：2026-10-24 17:14</w:t>
+        <w:t>生成时间：2026-10-24 17:18</w:t>
       </w:r>
     </w:p>
     <w:sectPr>

--- a/日志/2026-10-24 修改日志.docx
+++ b/日志/2026-10-24 修改日志.docx
@@ -52,7 +52,7 @@
           <w:b w:val="0"/>
           <w:sz w:val="21"/>
         </w:rPr>
-        <w:t>本日共产生 11 次提交，涉及 11 条记录，当前仓库已跟踪 105 个文件、累计 11 次提交。</w:t>
+        <w:t>本日共产生 13 次提交，涉及 13 条记录，当前仓库已跟踪 124 个文件、累计 13 次提交。</w:t>
       </w:r>
     </w:p>
     <w:p>
@@ -65,7 +65,7 @@
           <w:b w:val="0"/>
           <w:sz w:val="21"/>
         </w:rPr>
-        <w:t>初始化 Git 仓库，把本地文件夹全量导入 GitHub 仓库 KnightofAltria/AIassistant，建立版本管理基线。</w:t>
+        <w:t>初始化 Git 仓库并全量导入资料，建立版本基线；整理为 AIassistant/、文档/、日志/ 三层结构。</w:t>
       </w:r>
     </w:p>
     <w:p>
@@ -78,7 +78,7 @@
           <w:b w:val="0"/>
           <w:sz w:val="21"/>
         </w:rPr>
-        <w:t>整理为三层结构：AIassistant/ 放代码、文档/ 放全部文档资料、日志/ 放每日日志；97 个文件完成重命名，内容零改动、历史连续。</w:t>
+        <w:t>建立每日修改日志制度、队友协作指南（md+docx）与 AGENTS.md 常驻约定。</w:t>
       </w:r>
     </w:p>
     <w:p>
@@ -91,7 +91,7 @@
           <w:b w:val="0"/>
           <w:sz w:val="21"/>
         </w:rPr>
-        <w:t>README 补齐项目简介、目录结构、协作约定与提交规范，作为队友进入仓库的入口文档。</w:t>
+        <w:t>按 设计文档.txt 从零实现可运行版本：Python 标准库后端（HTTP + SSE + SQLite + BM25），原生 JS 前端，零第三方依赖。</w:t>
       </w:r>
     </w:p>
     <w:p>
@@ -104,7 +104,7 @@
           <w:b w:val="0"/>
           <w:sz w:val="21"/>
         </w:rPr>
-        <w:t>建立每日修改日志制度：新增 日志/ 目录与生成脚本，并把规则写入 AGENTS.md 固化为常驻约定。</w:t>
+        <w:t>实现侧边栏五个模块：用户信息、近期总结、AI 聊天、科目学习（4 科 19 章）、资料管理；支持收起展开与选中高亮。</w:t>
       </w:r>
     </w:p>
     <w:p>
@@ -117,7 +117,7 @@
           <w:b w:val="0"/>
           <w:sz w:val="21"/>
         </w:rPr>
-        <w:t>新增《队友协作指南》（Markdown + Word 双版本）：SSH 配置、克隆、分支与 PR 流程、冲突处理、提交规范、命令速查、上手自检清单。</w:t>
+        <w:t>RAG 链路：切片 → 中文二元 BM25 检索 → 服务端生成引用编号 → 模型只能选给定编号 → 回答后校验编号合法性。</w:t>
       </w:r>
     </w:p>
     <w:p>
@@ -130,7 +130,20 @@
           <w:b w:val="0"/>
           <w:sz w:val="21"/>
         </w:rPr>
-        <w:t>AGENTS.md 增补第五节「生成脚本与二进制文档的纪律」：.docx 内嵌时间戳，内容不变重跑也会产生新字节，需用 git restore 撤掉无意义改动。</w:t>
+        <w:t>资料采集：crawl.py 抓取 9 篇公开资料（约 70 切片），另内置 4 篇自编示例资料，首次启动自动入库。</w:t>
+      </w:r>
+    </w:p>
+    <w:p>
+      <w:pPr>
+        <w:pStyle w:val="ListBullet"/>
+      </w:pPr>
+      <w:r>
+        <w:rPr>
+          <w:rFonts w:ascii="宋体" w:hAnsi="宋体" w:eastAsia="宋体" w:cs="宋体"/>
+          <w:b w:val="0"/>
+          <w:sz w:val="21"/>
+        </w:rPr>
+        <w:t>端到端自检 selftest.py 覆盖 22 项，在 --mock 离线模式下 22/22 通过。</w:t>
       </w:r>
     </w:p>
     <w:p>
@@ -1166,6 +1179,170 @@
           </w:p>
         </w:tc>
       </w:tr>
+      <w:tr>
+        <w:tc>
+          <w:tcPr>
+            <w:tcW w:type="dxa" w:w="907"/>
+          </w:tcPr>
+          <w:p>
+            <w:r/>
+            <w:r>
+              <w:rPr>
+                <w:rFonts w:ascii="宋体" w:hAnsi="宋体" w:eastAsia="宋体" w:cs="宋体"/>
+                <w:b w:val="0"/>
+                <w:sz w:val="19"/>
+              </w:rPr>
+              <w:t>17:18</w:t>
+            </w:r>
+          </w:p>
+        </w:tc>
+        <w:tc>
+          <w:tcPr>
+            <w:tcW w:type="dxa" w:w="1077"/>
+          </w:tcPr>
+          <w:p>
+            <w:r/>
+            <w:r>
+              <w:rPr>
+                <w:rFonts w:ascii="宋体" w:hAnsi="宋体" w:eastAsia="宋体" w:cs="宋体"/>
+                <w:b w:val="0"/>
+                <w:sz w:val="19"/>
+              </w:rPr>
+              <w:t>375408b</w:t>
+            </w:r>
+          </w:p>
+        </w:tc>
+        <w:tc>
+          <w:tcPr>
+            <w:tcW w:type="dxa" w:w="850"/>
+          </w:tcPr>
+          <w:p>
+            <w:r/>
+            <w:r>
+              <w:rPr>
+                <w:rFonts w:ascii="宋体" w:hAnsi="宋体" w:eastAsia="宋体" w:cs="宋体"/>
+                <w:b w:val="0"/>
+                <w:sz w:val="19"/>
+              </w:rPr>
+              <w:t>docs</w:t>
+            </w:r>
+          </w:p>
+        </w:tc>
+        <w:tc>
+          <w:tcPr>
+            <w:tcW w:type="dxa" w:w="4252"/>
+          </w:tcPr>
+          <w:p>
+            <w:r/>
+            <w:r>
+              <w:rPr>
+                <w:rFonts w:ascii="宋体" w:hAnsi="宋体" w:eastAsia="宋体" w:cs="宋体"/>
+                <w:b w:val="0"/>
+                <w:sz w:val="19"/>
+              </w:rPr>
+              <w:t>AGENTS.md 增补生成脚本纪律，并更新当日修改日志</w:t>
+            </w:r>
+          </w:p>
+        </w:tc>
+        <w:tc>
+          <w:tcPr>
+            <w:tcW w:type="dxa" w:w="2098"/>
+          </w:tcPr>
+          <w:p>
+            <w:r/>
+            <w:r>
+              <w:rPr>
+                <w:rFonts w:ascii="宋体" w:hAnsi="宋体" w:eastAsia="宋体" w:cs="宋体"/>
+                <w:b w:val="0"/>
+                <w:sz w:val="19"/>
+              </w:rPr>
+              <w:t>2 文件 / +8</w:t>
+            </w:r>
+          </w:p>
+        </w:tc>
+      </w:tr>
+      <w:tr>
+        <w:tc>
+          <w:tcPr>
+            <w:tcW w:type="dxa" w:w="907"/>
+          </w:tcPr>
+          <w:p>
+            <w:r/>
+            <w:r>
+              <w:rPr>
+                <w:rFonts w:ascii="宋体" w:hAnsi="宋体" w:eastAsia="宋体" w:cs="宋体"/>
+                <w:b w:val="0"/>
+                <w:sz w:val="19"/>
+              </w:rPr>
+              <w:t>18:35</w:t>
+            </w:r>
+          </w:p>
+        </w:tc>
+        <w:tc>
+          <w:tcPr>
+            <w:tcW w:type="dxa" w:w="1077"/>
+          </w:tcPr>
+          <w:p>
+            <w:r/>
+            <w:r>
+              <w:rPr>
+                <w:rFonts w:ascii="宋体" w:hAnsi="宋体" w:eastAsia="宋体" w:cs="宋体"/>
+                <w:b w:val="0"/>
+                <w:sz w:val="19"/>
+              </w:rPr>
+              <w:t>aec09be</w:t>
+            </w:r>
+          </w:p>
+        </w:tc>
+        <w:tc>
+          <w:tcPr>
+            <w:tcW w:type="dxa" w:w="850"/>
+          </w:tcPr>
+          <w:p>
+            <w:r/>
+            <w:r>
+              <w:rPr>
+                <w:rFonts w:ascii="宋体" w:hAnsi="宋体" w:eastAsia="宋体" w:cs="宋体"/>
+                <w:b w:val="0"/>
+                <w:sz w:val="19"/>
+              </w:rPr>
+              <w:t>其他</w:t>
+            </w:r>
+          </w:p>
+        </w:tc>
+        <w:tc>
+          <w:tcPr>
+            <w:tcW w:type="dxa" w:w="4252"/>
+          </w:tcPr>
+          <w:p>
+            <w:r/>
+            <w:r>
+              <w:rPr>
+                <w:rFonts w:ascii="宋体" w:hAnsi="宋体" w:eastAsia="宋体" w:cs="宋体"/>
+                <w:b w:val="0"/>
+                <w:sz w:val="19"/>
+              </w:rPr>
+              <w:t>feat(app): 按设计文档实现可运行的本地版学习助手（纯标准库，无需安装依赖）</w:t>
+            </w:r>
+          </w:p>
+        </w:tc>
+        <w:tc>
+          <w:tcPr>
+            <w:tcW w:type="dxa" w:w="2098"/>
+          </w:tcPr>
+          <w:p>
+            <w:r/>
+            <w:r>
+              <w:rPr>
+                <w:rFonts w:ascii="宋体" w:hAnsi="宋体" w:eastAsia="宋体" w:cs="宋体"/>
+                <w:b w:val="0"/>
+                <w:sz w:val="19"/>
+              </w:rPr>
+              <w:t>19 文件 / +3461</w:t>
+            </w:r>
+          </w:p>
+        </w:tc>
+      </w:tr>
     </w:tbl>
     <w:p>
       <w:r>
@@ -1309,7 +1486,7 @@
                 <w:b w:val="0"/>
                 <w:sz w:val="19"/>
               </w:rPr>
-              <w:t>7645ab3</w:t>
+              <w:t>aec09be</w:t>
             </w:r>
           </w:p>
         </w:tc>
@@ -1343,7 +1520,7 @@
                 <w:b w:val="0"/>
                 <w:sz w:val="19"/>
               </w:rPr>
-              <w:t>11</w:t>
+              <w:t>13</w:t>
             </w:r>
           </w:p>
         </w:tc>
@@ -1377,7 +1554,7 @@
                 <w:b w:val="0"/>
                 <w:sz w:val="19"/>
               </w:rPr>
-              <w:t>11</w:t>
+              <w:t>13</w:t>
             </w:r>
           </w:p>
         </w:tc>
@@ -1411,7 +1588,7 @@
                 <w:b w:val="0"/>
                 <w:sz w:val="19"/>
               </w:rPr>
-              <w:t>105</w:t>
+              <w:t>124</w:t>
             </w:r>
           </w:p>
         </w:tc>
@@ -1445,7 +1622,7 @@
                 <w:b w:val="0"/>
                 <w:sz w:val="19"/>
               </w:rPr>
-              <w:t>有未提交改动</w:t>
+              <w:t>干净</w:t>
             </w:r>
           </w:p>
         </w:tc>
@@ -1513,7 +1690,7 @@
                 <w:b w:val="0"/>
                 <w:sz w:val="19"/>
               </w:rPr>
-              <w:t>15.06 MB（不含 .git）</w:t>
+              <w:t>15.63 MB（不含 .git）</w:t>
             </w:r>
           </w:p>
         </w:tc>
@@ -1543,7 +1720,7 @@
           <w:b w:val="0"/>
           <w:sz w:val="21"/>
         </w:rPr>
-        <w:t>本机直连 github.com:443 被阻断（curl 超时、git ls-remote 报 Connection was reset），HTTPS + PAT 推送不可行；改用 SSH（22 与 ssh.github.com:443 均可连通），公钥加入账户后推送成功。</w:t>
+        <w:t>最初误把 需求简述.txt 当作规格，做了一版端侧推理可行性验证代码；用户澄清后已删除该探索代码，改为以 设计文档.txt 为准。</w:t>
       </w:r>
     </w:p>
     <w:p>
@@ -1556,7 +1733,7 @@
           <w:b w:val="0"/>
           <w:sz w:val="21"/>
         </w:rPr>
-        <w:t>推送偶发 Connection reset by ... port 22，脚本内做了 3 次重试，均能成功，非权限问题。</w:t>
+        <w:t>本机直连 github.com:443 被阻断，走 SSH；推送偶发 Connection reset，脚本内置 3 次重试。</w:t>
       </w:r>
     </w:p>
     <w:p>
@@ -1569,7 +1746,7 @@
           <w:b w:val="0"/>
           <w:sz w:val="21"/>
         </w:rPr>
-        <w:t>重跑内容未变的生成脚本后，.docx 在 git status 中显示为已修改（zip 内嵌时间戳），已用 git restore 撤销；该纪律已写入 AGENTS.md。</w:t>
+        <w:t>zh.wikipedia 与 baidu baike 抓取被拒（超时/403），改用 oi-wiki 与小林coding 等可访问来源。</w:t>
       </w:r>
     </w:p>
     <w:p>
@@ -1582,7 +1759,7 @@
           <w:b w:val="0"/>
           <w:sz w:val="21"/>
         </w:rPr>
-        <w:t>LibreOffice 渲染会把页面放大 1.4 倍再裁切（用 A4 空白控制组文档复现），视觉检查不可靠，改用结构校验加尺寸核算：表格总宽 16.2 cm 正好等于正文宽度。</w:t>
+        <w:t>LibreOffice 渲染会把页面放大 1.4 倍裁切，视觉检查不可靠，改用结构校验与尺寸核算。</w:t>
       </w:r>
     </w:p>
     <w:p>
@@ -1609,7 +1786,7 @@
           <w:b w:val="0"/>
           <w:sz w:val="21"/>
         </w:rPr>
-        <w:t>邀请两名队友为仓库 Collaborator（Settings - Access - Collaborators，角色选 Write），对方需自行接受邀请。</w:t>
+        <w:t>未配置真实 DeepSeek API Key，模型生成部分仅用离线占位文本验证链路，需填入 Key 后实测回答质量。</w:t>
       </w:r>
     </w:p>
     <w:p>
@@ -1622,7 +1799,7 @@
           <w:b w:val="0"/>
           <w:sz w:val="21"/>
         </w:rPr>
-        <w:t>main 的分支保护在私有仓库下需要 GitHub Pro，未开通前靠约定：不在 main 直接改、走分支加 PR。</w:t>
+        <w:t>设计文档中「提问时自动联网搜集资料」未实现，需要搜索 API 与 SSRF 白名单，按 14 章要求先做域名校验。</w:t>
       </w:r>
     </w:p>
     <w:p>
@@ -1635,7 +1812,7 @@
           <w:b w:val="0"/>
           <w:sz w:val="21"/>
         </w:rPr>
-        <w:t>补齐 任务一 的 PPT 演示文稿；当前只是本地空目录，未纳入版本库。</w:t>
+        <w:t>用户画像按月归档、拖动排序资料、错题一键生成易错提示本，三项待补。</w:t>
       </w:r>
     </w:p>
     <w:p>
@@ -1648,7 +1825,20 @@
           <w:b w:val="0"/>
           <w:sz w:val="21"/>
         </w:rPr>
-        <w:t>在 AIassistant/ 下建立源代码骨架，与 文档/一种方案 的设计文档对齐。</w:t>
+        <w:t>邀请两名队友为 Collaborator；main 分支保护需 GitHub Pro。</w:t>
+      </w:r>
+    </w:p>
+    <w:p>
+      <w:pPr>
+        <w:pStyle w:val="ListBullet"/>
+      </w:pPr>
+      <w:r>
+        <w:rPr>
+          <w:rFonts w:ascii="宋体" w:hAnsi="宋体" w:eastAsia="宋体" w:cs="宋体"/>
+          <w:b w:val="0"/>
+          <w:sz w:val="21"/>
+        </w:rPr>
+        <w:t>补齐 任务一 的 PPT 演示文稿。</w:t>
       </w:r>
     </w:p>
     <w:p/>
@@ -1663,7 +1853,7 @@
           <w:color w:val="888888"/>
           <w:sz w:val="17"/>
         </w:rPr>
-        <w:t>生成时间：2026-10-24 17:18</w:t>
+        <w:t>生成时间：2026-10-24 18:35</w:t>
       </w:r>
     </w:p>
     <w:sectPr>

--- a/日志/2026-10-24 修改日志.docx
+++ b/日志/2026-10-24 修改日志.docx
@@ -52,7 +52,7 @@
           <w:b w:val="0"/>
           <w:sz w:val="21"/>
         </w:rPr>
-        <w:t>本日共产生 13 次提交，涉及 13 条记录，当前仓库已跟踪 124 个文件、累计 13 次提交。</w:t>
+        <w:t>本日共产生 15 次提交，涉及 15 条记录，当前仓库已跟踪 128 个文件、累计 15 次提交。</w:t>
       </w:r>
     </w:p>
     <w:p>
@@ -91,7 +91,7 @@
           <w:b w:val="0"/>
           <w:sz w:val="21"/>
         </w:rPr>
-        <w:t>按 设计文档.txt 从零实现可运行版本：Python 标准库后端（HTTP + SSE + SQLite + BM25），原生 JS 前端，零第三方依赖。</w:t>
+        <w:t>按 设计文档.txt 实现可运行版本：Python 标准库后端（HTTP + SSE + SQLite + BM25），原生 JS 前端，零第三方依赖。</w:t>
       </w:r>
     </w:p>
     <w:p>
@@ -104,7 +104,7 @@
           <w:b w:val="0"/>
           <w:sz w:val="21"/>
         </w:rPr>
-        <w:t>实现侧边栏五个模块：用户信息、近期总结、AI 聊天、科目学习（4 科 19 章）、资料管理；支持收起展开与选中高亮。</w:t>
+        <w:t>实现侧边栏五个模块：用户信息、近期总结、AI 聊天、科目学习（4 科 19 章）、资料管理。</w:t>
       </w:r>
     </w:p>
     <w:p>
@@ -117,7 +117,7 @@
           <w:b w:val="0"/>
           <w:sz w:val="21"/>
         </w:rPr>
-        <w:t>RAG 链路：切片 → 中文二元 BM25 检索 → 服务端生成引用编号 → 模型只能选给定编号 → 回答后校验编号合法性。</w:t>
+        <w:t>用户配置真实 API Key 后完成联网实测：9 个问题全部返回，首字 0.56~0.88 秒，整题 2.5~4.9 秒，引用校验全部通过。</w:t>
       </w:r>
     </w:p>
     <w:p>
@@ -130,7 +130,7 @@
           <w:b w:val="0"/>
           <w:sz w:val="21"/>
         </w:rPr>
-        <w:t>资料采集：crawl.py 抓取 9 篇公开资料（约 70 切片），另内置 4 篇自编示例资料，首次启动自动入库。</w:t>
+        <w:t>实测暴露并修复四个检索缺陷：跨科目混检、文件头元信息被当证据、虚词二元组堆分、中文单字（栈/树/锁）漏检。</w:t>
       </w:r>
     </w:p>
     <w:p>
@@ -143,7 +143,20 @@
           <w:b w:val="0"/>
           <w:sz w:val="21"/>
         </w:rPr>
-        <w:t>端到端自检 selftest.py 覆盖 22 项，在 --mock 离线模式下 22/22 通过。</w:t>
+        <w:t>新增资料不足双闸门判定（绝对分 + 查询词覆盖率），离线校准 14 例全部判定正确。</w:t>
+      </w:r>
+    </w:p>
+    <w:p>
+      <w:pPr>
+        <w:pStyle w:val="ListBullet"/>
+      </w:pPr>
+      <w:r>
+        <w:rPr>
+          <w:rFonts w:ascii="宋体" w:hAnsi="宋体" w:eastAsia="宋体" w:cs="宋体"/>
+          <w:b w:val="0"/>
+          <w:sz w:val="21"/>
+        </w:rPr>
+        <w:t>补齐 4 篇示例资料（补码、最短路负权、调度死锁、文件系统），资料库达 17 篇 72 切片；新增 reindex.py 重建索引。</w:t>
       </w:r>
     </w:p>
     <w:p>
@@ -1343,6 +1356,170 @@
           </w:p>
         </w:tc>
       </w:tr>
+      <w:tr>
+        <w:tc>
+          <w:tcPr>
+            <w:tcW w:type="dxa" w:w="907"/>
+          </w:tcPr>
+          <w:p>
+            <w:r/>
+            <w:r>
+              <w:rPr>
+                <w:rFonts w:ascii="宋体" w:hAnsi="宋体" w:eastAsia="宋体" w:cs="宋体"/>
+                <w:b w:val="0"/>
+                <w:sz w:val="19"/>
+              </w:rPr>
+              <w:t>18:35</w:t>
+            </w:r>
+          </w:p>
+        </w:tc>
+        <w:tc>
+          <w:tcPr>
+            <w:tcW w:type="dxa" w:w="1077"/>
+          </w:tcPr>
+          <w:p>
+            <w:r/>
+            <w:r>
+              <w:rPr>
+                <w:rFonts w:ascii="宋体" w:hAnsi="宋体" w:eastAsia="宋体" w:cs="宋体"/>
+                <w:b w:val="0"/>
+                <w:sz w:val="19"/>
+              </w:rPr>
+              <w:t>1ed97fb</w:t>
+            </w:r>
+          </w:p>
+        </w:tc>
+        <w:tc>
+          <w:tcPr>
+            <w:tcW w:type="dxa" w:w="850"/>
+          </w:tcPr>
+          <w:p>
+            <w:r/>
+            <w:r>
+              <w:rPr>
+                <w:rFonts w:ascii="宋体" w:hAnsi="宋体" w:eastAsia="宋体" w:cs="宋体"/>
+                <w:b w:val="0"/>
+                <w:sz w:val="19"/>
+              </w:rPr>
+              <w:t>docs</w:t>
+            </w:r>
+          </w:p>
+        </w:tc>
+        <w:tc>
+          <w:tcPr>
+            <w:tcW w:type="dxa" w:w="4252"/>
+          </w:tcPr>
+          <w:p>
+            <w:r/>
+            <w:r>
+              <w:rPr>
+                <w:rFonts w:ascii="宋体" w:hAnsi="宋体" w:eastAsia="宋体" w:cs="宋体"/>
+                <w:b w:val="0"/>
+                <w:sz w:val="19"/>
+              </w:rPr>
+              <w:t>更新当日修改日志，记录可运行版本实现过程</w:t>
+            </w:r>
+          </w:p>
+        </w:tc>
+        <w:tc>
+          <w:tcPr>
+            <w:tcW w:type="dxa" w:w="2098"/>
+          </w:tcPr>
+          <w:p>
+            <w:r/>
+            <w:r>
+              <w:rPr>
+                <w:rFonts w:ascii="宋体" w:hAnsi="宋体" w:eastAsia="宋体" w:cs="宋体"/>
+                <w:b w:val="0"/>
+                <w:sz w:val="19"/>
+              </w:rPr>
+              <w:t>1 文件</w:t>
+            </w:r>
+          </w:p>
+        </w:tc>
+      </w:tr>
+      <w:tr>
+        <w:tc>
+          <w:tcPr>
+            <w:tcW w:type="dxa" w:w="907"/>
+          </w:tcPr>
+          <w:p>
+            <w:r/>
+            <w:r>
+              <w:rPr>
+                <w:rFonts w:ascii="宋体" w:hAnsi="宋体" w:eastAsia="宋体" w:cs="宋体"/>
+                <w:b w:val="0"/>
+                <w:sz w:val="19"/>
+              </w:rPr>
+              <w:t>20:26</w:t>
+            </w:r>
+          </w:p>
+        </w:tc>
+        <w:tc>
+          <w:tcPr>
+            <w:tcW w:type="dxa" w:w="1077"/>
+          </w:tcPr>
+          <w:p>
+            <w:r/>
+            <w:r>
+              <w:rPr>
+                <w:rFonts w:ascii="宋体" w:hAnsi="宋体" w:eastAsia="宋体" w:cs="宋体"/>
+                <w:b w:val="0"/>
+                <w:sz w:val="19"/>
+              </w:rPr>
+              <w:t>1b8e11d</w:t>
+            </w:r>
+          </w:p>
+        </w:tc>
+        <w:tc>
+          <w:tcPr>
+            <w:tcW w:type="dxa" w:w="850"/>
+          </w:tcPr>
+          <w:p>
+            <w:r/>
+            <w:r>
+              <w:rPr>
+                <w:rFonts w:ascii="宋体" w:hAnsi="宋体" w:eastAsia="宋体" w:cs="宋体"/>
+                <w:b w:val="0"/>
+                <w:sz w:val="19"/>
+              </w:rPr>
+              <w:t>其他</w:t>
+            </w:r>
+          </w:p>
+        </w:tc>
+        <w:tc>
+          <w:tcPr>
+            <w:tcW w:type="dxa" w:w="4252"/>
+          </w:tcPr>
+          <w:p>
+            <w:r/>
+            <w:r>
+              <w:rPr>
+                <w:rFonts w:ascii="宋体" w:hAnsi="宋体" w:eastAsia="宋体" w:cs="宋体"/>
+                <w:b w:val="0"/>
+                <w:sz w:val="19"/>
+              </w:rPr>
+              <w:t>fix(rag): 修正跨科目串味、虚词堆分与单字漏检，补 4 篇示例资料与重建索引脚本</w:t>
+            </w:r>
+          </w:p>
+        </w:tc>
+        <w:tc>
+          <w:tcPr>
+            <w:tcW w:type="dxa" w:w="2098"/>
+          </w:tcPr>
+          <w:p>
+            <w:r/>
+            <w:r>
+              <w:rPr>
+                <w:rFonts w:ascii="宋体" w:hAnsi="宋体" w:eastAsia="宋体" w:cs="宋体"/>
+                <w:b w:val="0"/>
+                <w:sz w:val="19"/>
+              </w:rPr>
+              <w:t>11 文件 / +360 / -28</w:t>
+            </w:r>
+          </w:p>
+        </w:tc>
+      </w:tr>
     </w:tbl>
     <w:p>
       <w:r>
@@ -1486,7 +1663,7 @@
                 <w:b w:val="0"/>
                 <w:sz w:val="19"/>
               </w:rPr>
-              <w:t>aec09be</w:t>
+              <w:t>1b8e11d</w:t>
             </w:r>
           </w:p>
         </w:tc>
@@ -1520,7 +1697,7 @@
                 <w:b w:val="0"/>
                 <w:sz w:val="19"/>
               </w:rPr>
-              <w:t>13</w:t>
+              <w:t>15</w:t>
             </w:r>
           </w:p>
         </w:tc>
@@ -1554,7 +1731,7 @@
                 <w:b w:val="0"/>
                 <w:sz w:val="19"/>
               </w:rPr>
-              <w:t>13</w:t>
+              <w:t>15</w:t>
             </w:r>
           </w:p>
         </w:tc>
@@ -1588,7 +1765,7 @@
                 <w:b w:val="0"/>
                 <w:sz w:val="19"/>
               </w:rPr>
-              <w:t>124</w:t>
+              <w:t>128</w:t>
             </w:r>
           </w:p>
         </w:tc>
@@ -1690,7 +1867,7 @@
                 <w:b w:val="0"/>
                 <w:sz w:val="19"/>
               </w:rPr>
-              <w:t>15.63 MB（不含 .git）</w:t>
+              <w:t>15.69 MB（不含 .git）</w:t>
             </w:r>
           </w:p>
         </w:tc>
@@ -1720,7 +1897,7 @@
           <w:b w:val="0"/>
           <w:sz w:val="21"/>
         </w:rPr>
-        <w:t>最初误把 需求简述.txt 当作规格，做了一版端侧推理可行性验证代码；用户澄清后已删除该探索代码，改为以 设计文档.txt 为准。</w:t>
+        <w:t>首轮实测发现问「补码」却引用到虚拟内存与 HTTP 资料：检索未按科目过滤，且资料本身缺补码内容；已加科目路由并补充资料。</w:t>
       </w:r>
     </w:p>
     <w:p>
@@ -1733,20 +1910,7 @@
           <w:b w:val="0"/>
           <w:sz w:val="21"/>
         </w:rPr>
-        <w:t>本机直连 github.com:443 被阻断，走 SSH；推送偶发 Connection reset，脚本内置 3 次重试。</w:t>
-      </w:r>
-    </w:p>
-    <w:p>
-      <w:pPr>
-        <w:pStyle w:val="ListBullet"/>
-      </w:pPr>
-      <w:r>
-        <w:rPr>
-          <w:rFonts w:ascii="宋体" w:hAnsi="宋体" w:eastAsia="宋体" w:cs="宋体"/>
-          <w:b w:val="0"/>
-          <w:sz w:val="21"/>
-        </w:rPr>
-        <w:t>zh.wikipedia 与 baidu baike 抓取被拒（超时/403），改用 oi-wiki 与小林coding 等可访问来源。</w:t>
+        <w:t>另一轮问「Python GIL」时模型列举 [c1]–[c6] 说明资料范围，被误判成引用；已改为资料不足时清空引用展示，并在提示词里禁止区间写法。</w:t>
       </w:r>
     </w:p>
     <w:p>
@@ -1760,6 +1924,19 @@
           <w:sz w:val="21"/>
         </w:rPr>
         <w:t>LibreOffice 渲染会把页面放大 1.4 倍裁切，视觉检查不可靠，改用结构校验与尺寸核算。</w:t>
+      </w:r>
+    </w:p>
+    <w:p>
+      <w:pPr>
+        <w:pStyle w:val="ListBullet"/>
+      </w:pPr>
+      <w:r>
+        <w:rPr>
+          <w:rFonts w:ascii="宋体" w:hAnsi="宋体" w:eastAsia="宋体" w:cs="宋体"/>
+          <w:b w:val="0"/>
+          <w:sz w:val="21"/>
+        </w:rPr>
+        <w:t>推送偶发 Connection reset by port 22，脚本内置 3 次重试。</w:t>
       </w:r>
     </w:p>
     <w:p>
@@ -1786,7 +1963,7 @@
           <w:b w:val="0"/>
           <w:sz w:val="21"/>
         </w:rPr>
-        <w:t>未配置真实 DeepSeek API Key，模型生成部分仅用离线占位文本验证链路，需填入 Key 后实测回答质量。</w:t>
+        <w:t>「提问时自动联网搜集资料」未实现，需搜索 API 与 SSRF 白名单（设计文档 14 章）。</w:t>
       </w:r>
     </w:p>
     <w:p>
@@ -1799,7 +1976,7 @@
           <w:b w:val="0"/>
           <w:sz w:val="21"/>
         </w:rPr>
-        <w:t>设计文档中「提问时自动联网搜集资料」未实现，需要搜索 API 与 SSRF 白名单，按 14 章要求先做域名校验。</w:t>
+        <w:t>用户画像按月归档、资料拖动排序、错题一键生成易错提示本，三项待补。</w:t>
       </w:r>
     </w:p>
     <w:p>
@@ -1812,7 +1989,7 @@
           <w:b w:val="0"/>
           <w:sz w:val="21"/>
         </w:rPr>
-        <w:t>用户画像按月归档、拖动排序资料、错题一键生成易错提示本，三项待补。</w:t>
+        <w:t>科目覆盖仍不均：计网/操作系统/数据结构有资料，计组的指令系统、CPU 流水线尚无资料。</w:t>
       </w:r>
     </w:p>
     <w:p>
@@ -1825,20 +2002,7 @@
           <w:b w:val="0"/>
           <w:sz w:val="21"/>
         </w:rPr>
-        <w:t>邀请两名队友为 Collaborator；main 分支保护需 GitHub Pro。</w:t>
-      </w:r>
-    </w:p>
-    <w:p>
-      <w:pPr>
-        <w:pStyle w:val="ListBullet"/>
-      </w:pPr>
-      <w:r>
-        <w:rPr>
-          <w:rFonts w:ascii="宋体" w:hAnsi="宋体" w:eastAsia="宋体" w:cs="宋体"/>
-          <w:b w:val="0"/>
-          <w:sz w:val="21"/>
-        </w:rPr>
-        <w:t>补齐 任务一 的 PPT 演示文稿。</w:t>
+        <w:t>邀请两名队友为 Collaborator；补齐 任务一 的 PPT。</w:t>
       </w:r>
     </w:p>
     <w:p/>
@@ -1853,7 +2017,7 @@
           <w:color w:val="888888"/>
           <w:sz w:val="17"/>
         </w:rPr>
-        <w:t>生成时间：2026-10-24 18:35</w:t>
+        <w:t>生成时间：2026-10-24 20:27</w:t>
       </w:r>
     </w:p>
     <w:sectPr>

--- a/日志/2026-10-24 修改日志.docx
+++ b/日志/2026-10-24 修改日志.docx
@@ -52,7 +52,7 @@
           <w:b w:val="0"/>
           <w:sz w:val="21"/>
         </w:rPr>
-        <w:t>本日共产生 15 次提交，涉及 15 条记录，当前仓库已跟踪 128 个文件、累计 15 次提交。</w:t>
+        <w:t>本日共产生 18 次提交，涉及 18 条记录，当前仓库已跟踪 131 个文件、累计 18 次提交。</w:t>
       </w:r>
     </w:p>
     <w:p>
@@ -65,7 +65,7 @@
           <w:b w:val="0"/>
           <w:sz w:val="21"/>
         </w:rPr>
-        <w:t>初始化 Git 仓库并全量导入资料，建立版本基线；整理为 AIassistant/、文档/、日志/ 三层结构。</w:t>
+        <w:t>初始化 Git 仓库并全量导入资料；建立每日日志制度、协作指南与 AGENTS.md 常驻约定。</w:t>
       </w:r>
     </w:p>
     <w:p>
@@ -78,7 +78,7 @@
           <w:b w:val="0"/>
           <w:sz w:val="21"/>
         </w:rPr>
-        <w:t>建立每日修改日志制度、队友协作指南（md+docx）与 AGENTS.md 常驻约定。</w:t>
+        <w:t>按 设计文档.txt 实现可运行的本地版学习助手：Python 标准库后端（HTTP/SSE/SQLite/BM25）+ 原生 JS 前端，零第三方依赖。</w:t>
       </w:r>
     </w:p>
     <w:p>
@@ -91,7 +91,7 @@
           <w:b w:val="0"/>
           <w:sz w:val="21"/>
         </w:rPr>
-        <w:t>按 设计文档.txt 实现可运行版本：Python 标准库后端（HTTP + SSE + SQLite + BM25），原生 JS 前端，零第三方依赖。</w:t>
+        <w:t>侧边栏五模块、4 科 19 章、RAG 引用校验、错题本、易错提示、SSE 流式均已实现并通过 26 项端到端自检。</w:t>
       </w:r>
     </w:p>
     <w:p>
@@ -104,7 +104,7 @@
           <w:b w:val="0"/>
           <w:sz w:val="21"/>
         </w:rPr>
-        <w:t>实现侧边栏五个模块：用户信息、近期总结、AI 聊天、科目学习（4 科 19 章）、资料管理。</w:t>
+        <w:t>联网实测 9 个问题通过，首字 0.56~0.88 秒；据此修复跨科目串味、文件头当证据、虚词堆分、中文单字漏检四个检索缺陷。</w:t>
       </w:r>
     </w:p>
     <w:p>
@@ -117,7 +117,7 @@
           <w:b w:val="0"/>
           <w:sz w:val="21"/>
         </w:rPr>
-        <w:t>用户配置真实 API Key 后完成联网实测：9 个问题全部返回，首字 0.56~0.88 秒，整题 2.5~4.9 秒，引用校验全部通过。</w:t>
+        <w:t>按设计文档新增三条资料管理要求：点击资料直接打开源文件；删除文件夹支持「保留资料」与「连资料删除」两种模式；资料重组为 core 核心资料 + 四学科文件夹。</w:t>
       </w:r>
     </w:p>
     <w:p>
@@ -130,33 +130,7 @@
           <w:b w:val="0"/>
           <w:sz w:val="21"/>
         </w:rPr>
-        <w:t>实测暴露并修复四个检索缺陷：跨科目混检、文件头元信息被当证据、虚词二元组堆分、中文单字（栈/树/锁）漏检。</w:t>
-      </w:r>
-    </w:p>
-    <w:p>
-      <w:pPr>
-        <w:pStyle w:val="ListBullet"/>
-      </w:pPr>
-      <w:r>
-        <w:rPr>
-          <w:rFonts w:ascii="宋体" w:hAnsi="宋体" w:eastAsia="宋体" w:cs="宋体"/>
-          <w:b w:val="0"/>
-          <w:sz w:val="21"/>
-        </w:rPr>
-        <w:t>新增资料不足双闸门判定（绝对分 + 查询词覆盖率），离线校准 14 例全部判定正确。</w:t>
-      </w:r>
-    </w:p>
-    <w:p>
-      <w:pPr>
-        <w:pStyle w:val="ListBullet"/>
-      </w:pPr>
-      <w:r>
-        <w:rPr>
-          <w:rFonts w:ascii="宋体" w:hAnsi="宋体" w:eastAsia="宋体" w:cs="宋体"/>
-          <w:b w:val="0"/>
-          <w:sz w:val="21"/>
-        </w:rPr>
-        <w:t>补齐 4 篇示例资料（补码、最短路负权、调度死锁、文件系统），资料库达 17 篇 72 切片；新增 reindex.py 重建索引。</w:t>
+        <w:t>资料扩充至 17 个抓取来源（每个截取 6000 字），清理空壳页与重复项，当前共 27 份资料 148 切片；core 文件夹内置 3 篇核心知识。</w:t>
       </w:r>
     </w:p>
     <w:p>
@@ -1520,6 +1494,252 @@
           </w:p>
         </w:tc>
       </w:tr>
+      <w:tr>
+        <w:tc>
+          <w:tcPr>
+            <w:tcW w:type="dxa" w:w="907"/>
+          </w:tcPr>
+          <w:p>
+            <w:r/>
+            <w:r>
+              <w:rPr>
+                <w:rFonts w:ascii="宋体" w:hAnsi="宋体" w:eastAsia="宋体" w:cs="宋体"/>
+                <w:b w:val="0"/>
+                <w:sz w:val="19"/>
+              </w:rPr>
+              <w:t>20:27</w:t>
+            </w:r>
+          </w:p>
+        </w:tc>
+        <w:tc>
+          <w:tcPr>
+            <w:tcW w:type="dxa" w:w="1077"/>
+          </w:tcPr>
+          <w:p>
+            <w:r/>
+            <w:r>
+              <w:rPr>
+                <w:rFonts w:ascii="宋体" w:hAnsi="宋体" w:eastAsia="宋体" w:cs="宋体"/>
+                <w:b w:val="0"/>
+                <w:sz w:val="19"/>
+              </w:rPr>
+              <w:t>ffc4d0e</w:t>
+            </w:r>
+          </w:p>
+        </w:tc>
+        <w:tc>
+          <w:tcPr>
+            <w:tcW w:type="dxa" w:w="850"/>
+          </w:tcPr>
+          <w:p>
+            <w:r/>
+            <w:r>
+              <w:rPr>
+                <w:rFonts w:ascii="宋体" w:hAnsi="宋体" w:eastAsia="宋体" w:cs="宋体"/>
+                <w:b w:val="0"/>
+                <w:sz w:val="19"/>
+              </w:rPr>
+              <w:t>docs</w:t>
+            </w:r>
+          </w:p>
+        </w:tc>
+        <w:tc>
+          <w:tcPr>
+            <w:tcW w:type="dxa" w:w="4252"/>
+          </w:tcPr>
+          <w:p>
+            <w:r/>
+            <w:r>
+              <w:rPr>
+                <w:rFonts w:ascii="宋体" w:hAnsi="宋体" w:eastAsia="宋体" w:cs="宋体"/>
+                <w:b w:val="0"/>
+                <w:sz w:val="19"/>
+              </w:rPr>
+              <w:t>更新当日修改日志，记录联网实测与四个检索缺陷修复</w:t>
+            </w:r>
+          </w:p>
+        </w:tc>
+        <w:tc>
+          <w:tcPr>
+            <w:tcW w:type="dxa" w:w="2098"/>
+          </w:tcPr>
+          <w:p>
+            <w:r/>
+            <w:r>
+              <w:rPr>
+                <w:rFonts w:ascii="宋体" w:hAnsi="宋体" w:eastAsia="宋体" w:cs="宋体"/>
+                <w:b w:val="0"/>
+                <w:sz w:val="19"/>
+              </w:rPr>
+              <w:t>1 文件</w:t>
+            </w:r>
+          </w:p>
+        </w:tc>
+      </w:tr>
+      <w:tr>
+        <w:tc>
+          <w:tcPr>
+            <w:tcW w:type="dxa" w:w="907"/>
+          </w:tcPr>
+          <w:p>
+            <w:r/>
+            <w:r>
+              <w:rPr>
+                <w:rFonts w:ascii="宋体" w:hAnsi="宋体" w:eastAsia="宋体" w:cs="宋体"/>
+                <w:b w:val="0"/>
+                <w:sz w:val="19"/>
+              </w:rPr>
+              <w:t>20:43</w:t>
+            </w:r>
+          </w:p>
+        </w:tc>
+        <w:tc>
+          <w:tcPr>
+            <w:tcW w:type="dxa" w:w="1077"/>
+          </w:tcPr>
+          <w:p>
+            <w:r/>
+            <w:r>
+              <w:rPr>
+                <w:rFonts w:ascii="宋体" w:hAnsi="宋体" w:eastAsia="宋体" w:cs="宋体"/>
+                <w:b w:val="0"/>
+                <w:sz w:val="19"/>
+              </w:rPr>
+              <w:t>d6c62ee</w:t>
+            </w:r>
+          </w:p>
+        </w:tc>
+        <w:tc>
+          <w:tcPr>
+            <w:tcW w:type="dxa" w:w="850"/>
+          </w:tcPr>
+          <w:p>
+            <w:r/>
+            <w:r>
+              <w:rPr>
+                <w:rFonts w:ascii="宋体" w:hAnsi="宋体" w:eastAsia="宋体" w:cs="宋体"/>
+                <w:b w:val="0"/>
+                <w:sz w:val="19"/>
+              </w:rPr>
+              <w:t>其他</w:t>
+            </w:r>
+          </w:p>
+        </w:tc>
+        <w:tc>
+          <w:tcPr>
+            <w:tcW w:type="dxa" w:w="4252"/>
+          </w:tcPr>
+          <w:p>
+            <w:r/>
+            <w:r>
+              <w:rPr>
+                <w:rFonts w:ascii="宋体" w:hAnsi="宋体" w:eastAsia="宋体" w:cs="宋体"/>
+                <w:b w:val="0"/>
+                <w:sz w:val="19"/>
+              </w:rPr>
+              <w:t>feat(materials): 共识+学科文件夹体系、点击打开源文件、文件夹两种删除模式，补全教学资料</w:t>
+            </w:r>
+          </w:p>
+        </w:tc>
+        <w:tc>
+          <w:tcPr>
+            <w:tcW w:type="dxa" w:w="2098"/>
+          </w:tcPr>
+          <w:p>
+            <w:r/>
+            <w:r>
+              <w:rPr>
+                <w:rFonts w:ascii="宋体" w:hAnsi="宋体" w:eastAsia="宋体" w:cs="宋体"/>
+                <w:b w:val="0"/>
+                <w:sz w:val="19"/>
+              </w:rPr>
+              <w:t>13 文件 / +1187 / -40</w:t>
+            </w:r>
+          </w:p>
+        </w:tc>
+      </w:tr>
+      <w:tr>
+        <w:tc>
+          <w:tcPr>
+            <w:tcW w:type="dxa" w:w="907"/>
+          </w:tcPr>
+          <w:p>
+            <w:r/>
+            <w:r>
+              <w:rPr>
+                <w:rFonts w:ascii="宋体" w:hAnsi="宋体" w:eastAsia="宋体" w:cs="宋体"/>
+                <w:b w:val="0"/>
+                <w:sz w:val="19"/>
+              </w:rPr>
+              <w:t>20:43</w:t>
+            </w:r>
+          </w:p>
+        </w:tc>
+        <w:tc>
+          <w:tcPr>
+            <w:tcW w:type="dxa" w:w="1077"/>
+          </w:tcPr>
+          <w:p>
+            <w:r/>
+            <w:r>
+              <w:rPr>
+                <w:rFonts w:ascii="宋体" w:hAnsi="宋体" w:eastAsia="宋体" w:cs="宋体"/>
+                <w:b w:val="0"/>
+                <w:sz w:val="19"/>
+              </w:rPr>
+              <w:t>2bbc7cb</w:t>
+            </w:r>
+          </w:p>
+        </w:tc>
+        <w:tc>
+          <w:tcPr>
+            <w:tcW w:type="dxa" w:w="850"/>
+          </w:tcPr>
+          <w:p>
+            <w:r/>
+            <w:r>
+              <w:rPr>
+                <w:rFonts w:ascii="宋体" w:hAnsi="宋体" w:eastAsia="宋体" w:cs="宋体"/>
+                <w:b w:val="0"/>
+                <w:sz w:val="19"/>
+              </w:rPr>
+              <w:t>其他</w:t>
+            </w:r>
+          </w:p>
+        </w:tc>
+        <w:tc>
+          <w:tcPr>
+            <w:tcW w:type="dxa" w:w="4252"/>
+          </w:tcPr>
+          <w:p>
+            <w:r/>
+            <w:r>
+              <w:rPr>
+                <w:rFonts w:ascii="宋体" w:hAnsi="宋体" w:eastAsia="宋体" w:cs="宋体"/>
+                <w:b w:val="0"/>
+                <w:sz w:val="19"/>
+              </w:rPr>
+              <w:t>refactor(materials): 按设计文档把共识文件夹更名为「核心资料 core」，支持旧名自动迁移</w:t>
+            </w:r>
+          </w:p>
+        </w:tc>
+        <w:tc>
+          <w:tcPr>
+            <w:tcW w:type="dxa" w:w="2098"/>
+          </w:tcPr>
+          <w:p>
+            <w:r/>
+            <w:r>
+              <w:rPr>
+                <w:rFonts w:ascii="宋体" w:hAnsi="宋体" w:eastAsia="宋体" w:cs="宋体"/>
+                <w:b w:val="0"/>
+                <w:sz w:val="19"/>
+              </w:rPr>
+              <w:t>4 文件 / +13 / -8</w:t>
+            </w:r>
+          </w:p>
+        </w:tc>
+      </w:tr>
     </w:tbl>
     <w:p>
       <w:r>
@@ -1663,7 +1883,7 @@
                 <w:b w:val="0"/>
                 <w:sz w:val="19"/>
               </w:rPr>
-              <w:t>1b8e11d</w:t>
+              <w:t>2bbc7cb</w:t>
             </w:r>
           </w:p>
         </w:tc>
@@ -1697,7 +1917,7 @@
                 <w:b w:val="0"/>
                 <w:sz w:val="19"/>
               </w:rPr>
-              <w:t>15</w:t>
+              <w:t>18</w:t>
             </w:r>
           </w:p>
         </w:tc>
@@ -1731,7 +1951,7 @@
                 <w:b w:val="0"/>
                 <w:sz w:val="19"/>
               </w:rPr>
-              <w:t>15</w:t>
+              <w:t>18</w:t>
             </w:r>
           </w:p>
         </w:tc>
@@ -1765,7 +1985,7 @@
                 <w:b w:val="0"/>
                 <w:sz w:val="19"/>
               </w:rPr>
-              <w:t>128</w:t>
+              <w:t>131</w:t>
             </w:r>
           </w:p>
         </w:tc>
@@ -1799,7 +2019,7 @@
                 <w:b w:val="0"/>
                 <w:sz w:val="19"/>
               </w:rPr>
-              <w:t>干净</w:t>
+              <w:t>有未提交改动</w:t>
             </w:r>
           </w:p>
         </w:tc>
@@ -1867,7 +2087,7 @@
                 <w:b w:val="0"/>
                 <w:sz w:val="19"/>
               </w:rPr>
-              <w:t>15.69 MB（不含 .git）</w:t>
+              <w:t>16.07 MB（不含 .git）</w:t>
             </w:r>
           </w:p>
         </w:tc>
@@ -1897,7 +2117,7 @@
           <w:b w:val="0"/>
           <w:sz w:val="21"/>
         </w:rPr>
-        <w:t>首轮实测发现问「补码」却引用到虚拟内存与 HTTP 资料：检索未按科目过滤，且资料本身缺补码内容；已加科目路由并补充资料。</w:t>
+        <w:t>oi-wiki 的 ds/tree 与 ds/mst 两个路径返回 200 但内容是空壳页（约 1.1 KB），已识别并改用 graph/tree-basic 与 graph/mst。</w:t>
       </w:r>
     </w:p>
     <w:p>
@@ -1910,7 +2130,7 @@
           <w:b w:val="0"/>
           <w:sz w:val="21"/>
         </w:rPr>
-        <w:t>另一轮问「Python GIL」时模型列举 [c1]–[c6] 说明资料范围，被误判成引用；已改为资料不足时清空引用展示，并在提示词里禁止区间写法。</w:t>
+        <w:t>首次抓取未做内容校验，导致空壳页混入索引；已增加关键词命中检查并把坏资料删除重建。</w:t>
       </w:r>
     </w:p>
     <w:p>
@@ -1923,7 +2143,7 @@
           <w:b w:val="0"/>
           <w:sz w:val="21"/>
         </w:rPr>
-        <w:t>LibreOffice 渲染会把页面放大 1.4 倍裁切，视觉检查不可靠，改用结构校验与尺寸核算。</w:t>
+        <w:t>旧库没有文件夹字段，新增文件夹体系需迁移；用 PRAGMA table_info + ALTER TABLE 补列，升级不删数据。</w:t>
       </w:r>
     </w:p>
     <w:p>
@@ -1936,7 +2156,7 @@
           <w:b w:val="0"/>
           <w:sz w:val="21"/>
         </w:rPr>
-        <w:t>推送偶发 Connection reset by port 22，脚本内置 3 次重试。</w:t>
+        <w:t>设计文档中 core 文件夹最初实现为「共识资料」，按文档措辞统一改名为「核心资料 core」，并支持旧名自动迁移。</w:t>
       </w:r>
     </w:p>
     <w:p>
@@ -1963,7 +2183,7 @@
           <w:b w:val="0"/>
           <w:sz w:val="21"/>
         </w:rPr>
-        <w:t>「提问时自动联网搜集资料」未实现，需搜索 API 与 SSRF 白名单（设计文档 14 章）。</w:t>
+        <w:t>「提问时自动联网搜集资料」未实现；「整理错题日志时扩充资料库」同样待做，需要搜索 API 与 SSRF 白名单。</w:t>
       </w:r>
     </w:p>
     <w:p>
@@ -1989,7 +2209,7 @@
           <w:b w:val="0"/>
           <w:sz w:val="21"/>
         </w:rPr>
-        <w:t>科目覆盖仍不均：计网/操作系统/数据结构有资料，计组的指令系统、CPU 流水线尚无资料。</w:t>
+        <w:t>计组的指令系统与 CPU 流水线仍无资料；计算机网络缺 DNS/TLS 专题。</w:t>
       </w:r>
     </w:p>
     <w:p>
@@ -2002,7 +2222,7 @@
           <w:b w:val="0"/>
           <w:sz w:val="21"/>
         </w:rPr>
-        <w:t>邀请两名队友为 Collaborator；补齐 任务一 的 PPT。</w:t>
+        <w:t>库里有一个名为「1」的空文件夹（疑似手工测试残留），确认后删除。</w:t>
       </w:r>
     </w:p>
     <w:p/>
@@ -2017,7 +2237,7 @@
           <w:color w:val="888888"/>
           <w:sz w:val="17"/>
         </w:rPr>
-        <w:t>生成时间：2026-10-24 20:27</w:t>
+        <w:t>生成时间：2026-10-24 20:44</w:t>
       </w:r>
     </w:p>
     <w:sectPr>

--- a/日志/2026-10-24 修改日志.docx
+++ b/日志/2026-10-24 修改日志.docx
@@ -52,7 +52,7 @@
           <w:b w:val="0"/>
           <w:sz w:val="21"/>
         </w:rPr>
-        <w:t>本日共产生 18 次提交，涉及 18 条记录，当前仓库已跟踪 131 个文件、累计 18 次提交。</w:t>
+        <w:t>本日共产生 22 次提交，涉及 22 条记录，当前仓库已跟踪 133 个文件、累计 22 次提交。</w:t>
       </w:r>
     </w:p>
     <w:p>
@@ -65,7 +65,7 @@
           <w:b w:val="0"/>
           <w:sz w:val="21"/>
         </w:rPr>
-        <w:t>初始化 Git 仓库并全量导入资料；建立每日日志制度、协作指南与 AGENTS.md 常驻约定。</w:t>
+        <w:t>初始化 Git 仓库并全量导入资料；建立每日日志、协作指南与 AGENTS.md 常驻约定。</w:t>
       </w:r>
     </w:p>
     <w:p>
@@ -78,7 +78,7 @@
           <w:b w:val="0"/>
           <w:sz w:val="21"/>
         </w:rPr>
-        <w:t>按 设计文档.txt 实现可运行的本地版学习助手：Python 标准库后端（HTTP/SSE/SQLite/BM25）+ 原生 JS 前端，零第三方依赖。</w:t>
+        <w:t>按 设计文档.txt 实现可运行的本地版学习助手：Python 标准库（HTTP/SSE/SQLite/BM25）+ 原生 JS，零第三方依赖。</w:t>
       </w:r>
     </w:p>
     <w:p>
@@ -91,7 +91,7 @@
           <w:b w:val="0"/>
           <w:sz w:val="21"/>
         </w:rPr>
-        <w:t>侧边栏五模块、4 科 19 章、RAG 引用校验、错题本、易错提示、SSE 流式均已实现并通过 26 项端到端自检。</w:t>
+        <w:t>资料管理三项增强：点击打开源文件、文件夹两种删除模式、core 核心资料 + 四学科文件夹；资料扩至 27 份 148 切片。</w:t>
       </w:r>
     </w:p>
     <w:p>
@@ -104,7 +104,7 @@
           <w:b w:val="0"/>
           <w:sz w:val="21"/>
         </w:rPr>
-        <w:t>联网实测 9 个问题通过，首字 0.56~0.88 秒；据此修复跨科目串味、文件头当证据、虚词堆分、中文单字漏检四个检索缺陷。</w:t>
+        <w:t>联网实测后修复四个检索缺陷（跨科目串味、文件头当证据、虚词堆分、中文单字漏检），引入查询词覆盖率闸门。</w:t>
       </w:r>
     </w:p>
     <w:p>
@@ -117,7 +117,7 @@
           <w:b w:val="0"/>
           <w:sz w:val="21"/>
         </w:rPr>
-        <w:t>按设计文档新增三条资料管理要求：点击资料直接打开源文件；删除文件夹支持「保留资料」与「连资料删除」两种模式；资料重组为 core 核心资料 + 四学科文件夹。</w:t>
+        <w:t>按设计文档第 34 条把功能工具化：新增 tools.py（15 个工具）与两个 AI 指令框，模型可查/移/删资料、按科目归类、抓网页、增删改科目与章节。</w:t>
       </w:r>
     </w:p>
     <w:p>
@@ -130,7 +130,20 @@
           <w:b w:val="0"/>
           <w:sz w:val="21"/>
         </w:rPr>
-        <w:t>资料扩充至 17 个抓取来源（每个截取 6000 字），清理空壳页与重复项，当前共 27 份资料 148 切片；core 文件夹内置 3 篇核心知识。</w:t>
+        <w:t>新增科目管理（弹窗提示耗时、可粘贴视频链接、自动建同名资料文件夹、内置四科不可删）、章节增删改（内置标徽标）、章节小结、学习者档案按月多份、易错提示本、启动询问总结。</w:t>
+      </w:r>
+    </w:p>
+    <w:p>
+      <w:pPr>
+        <w:pStyle w:val="ListBullet"/>
+      </w:pPr>
+      <w:r>
+        <w:rPr>
+          <w:rFonts w:ascii="宋体" w:hAnsi="宋体" w:eastAsia="宋体" w:cs="宋体"/>
+          <w:b w:val="0"/>
+          <w:sz w:val="21"/>
+        </w:rPr>
+        <w:t>端到端自检扩展到 36 项全部通过；前端加入重复声明与尾部完整性检查，防止再次出现整页空白。</w:t>
       </w:r>
     </w:p>
     <w:p>
@@ -1740,6 +1753,334 @@
           </w:p>
         </w:tc>
       </w:tr>
+      <w:tr>
+        <w:tc>
+          <w:tcPr>
+            <w:tcW w:type="dxa" w:w="907"/>
+          </w:tcPr>
+          <w:p>
+            <w:r/>
+            <w:r>
+              <w:rPr>
+                <w:rFonts w:ascii="宋体" w:hAnsi="宋体" w:eastAsia="宋体" w:cs="宋体"/>
+                <w:b w:val="0"/>
+                <w:sz w:val="19"/>
+              </w:rPr>
+              <w:t>20:44</w:t>
+            </w:r>
+          </w:p>
+        </w:tc>
+        <w:tc>
+          <w:tcPr>
+            <w:tcW w:type="dxa" w:w="1077"/>
+          </w:tcPr>
+          <w:p>
+            <w:r/>
+            <w:r>
+              <w:rPr>
+                <w:rFonts w:ascii="宋体" w:hAnsi="宋体" w:eastAsia="宋体" w:cs="宋体"/>
+                <w:b w:val="0"/>
+                <w:sz w:val="19"/>
+              </w:rPr>
+              <w:t>2800406</w:t>
+            </w:r>
+          </w:p>
+        </w:tc>
+        <w:tc>
+          <w:tcPr>
+            <w:tcW w:type="dxa" w:w="850"/>
+          </w:tcPr>
+          <w:p>
+            <w:r/>
+            <w:r>
+              <w:rPr>
+                <w:rFonts w:ascii="宋体" w:hAnsi="宋体" w:eastAsia="宋体" w:cs="宋体"/>
+                <w:b w:val="0"/>
+                <w:sz w:val="19"/>
+              </w:rPr>
+              <w:t>docs</w:t>
+            </w:r>
+          </w:p>
+        </w:tc>
+        <w:tc>
+          <w:tcPr>
+            <w:tcW w:type="dxa" w:w="4252"/>
+          </w:tcPr>
+          <w:p>
+            <w:r/>
+            <w:r>
+              <w:rPr>
+                <w:rFonts w:ascii="宋体" w:hAnsi="宋体" w:eastAsia="宋体" w:cs="宋体"/>
+                <w:b w:val="0"/>
+                <w:sz w:val="19"/>
+              </w:rPr>
+              <w:t>更新当日修改日志，记录资料管理三项新功能与抓取质量修复</w:t>
+            </w:r>
+          </w:p>
+        </w:tc>
+        <w:tc>
+          <w:tcPr>
+            <w:tcW w:type="dxa" w:w="2098"/>
+          </w:tcPr>
+          <w:p>
+            <w:r/>
+            <w:r>
+              <w:rPr>
+                <w:rFonts w:ascii="宋体" w:hAnsi="宋体" w:eastAsia="宋体" w:cs="宋体"/>
+                <w:b w:val="0"/>
+                <w:sz w:val="19"/>
+              </w:rPr>
+              <w:t>2 文件 / +2 / -2</w:t>
+            </w:r>
+          </w:p>
+        </w:tc>
+      </w:tr>
+      <w:tr>
+        <w:tc>
+          <w:tcPr>
+            <w:tcW w:type="dxa" w:w="907"/>
+          </w:tcPr>
+          <w:p>
+            <w:r/>
+            <w:r>
+              <w:rPr>
+                <w:rFonts w:ascii="宋体" w:hAnsi="宋体" w:eastAsia="宋体" w:cs="宋体"/>
+                <w:b w:val="0"/>
+                <w:sz w:val="19"/>
+              </w:rPr>
+              <w:t>20:47</w:t>
+            </w:r>
+          </w:p>
+        </w:tc>
+        <w:tc>
+          <w:tcPr>
+            <w:tcW w:type="dxa" w:w="1077"/>
+          </w:tcPr>
+          <w:p>
+            <w:r/>
+            <w:r>
+              <w:rPr>
+                <w:rFonts w:ascii="宋体" w:hAnsi="宋体" w:eastAsia="宋体" w:cs="宋体"/>
+                <w:b w:val="0"/>
+                <w:sz w:val="19"/>
+              </w:rPr>
+              <w:t>646622c</w:t>
+            </w:r>
+          </w:p>
+        </w:tc>
+        <w:tc>
+          <w:tcPr>
+            <w:tcW w:type="dxa" w:w="850"/>
+          </w:tcPr>
+          <w:p>
+            <w:r/>
+            <w:r>
+              <w:rPr>
+                <w:rFonts w:ascii="宋体" w:hAnsi="宋体" w:eastAsia="宋体" w:cs="宋体"/>
+                <w:b w:val="0"/>
+                <w:sz w:val="19"/>
+              </w:rPr>
+              <w:t>其他</w:t>
+            </w:r>
+          </w:p>
+        </w:tc>
+        <w:tc>
+          <w:tcPr>
+            <w:tcW w:type="dxa" w:w="4252"/>
+          </w:tcPr>
+          <w:p>
+            <w:r/>
+            <w:r>
+              <w:rPr>
+                <w:rFonts w:ascii="宋体" w:hAnsi="宋体" w:eastAsia="宋体" w:cs="宋体"/>
+                <w:b w:val="0"/>
+                <w:sz w:val="19"/>
+              </w:rPr>
+              <w:t>fix(ui): 修复 app.js 被重复写入导致的语法错误与整页空白，并加入前端完整性自检</w:t>
+            </w:r>
+          </w:p>
+        </w:tc>
+        <w:tc>
+          <w:tcPr>
+            <w:tcW w:type="dxa" w:w="2098"/>
+          </w:tcPr>
+          <w:p>
+            <w:r/>
+            <w:r>
+              <w:rPr>
+                <w:rFonts w:ascii="宋体" w:hAnsi="宋体" w:eastAsia="宋体" w:cs="宋体"/>
+                <w:b w:val="0"/>
+                <w:sz w:val="19"/>
+              </w:rPr>
+              <w:t>2 文件 / +12 / -576</w:t>
+            </w:r>
+          </w:p>
+        </w:tc>
+      </w:tr>
+      <w:tr>
+        <w:tc>
+          <w:tcPr>
+            <w:tcW w:type="dxa" w:w="907"/>
+          </w:tcPr>
+          <w:p>
+            <w:r/>
+            <w:r>
+              <w:rPr>
+                <w:rFonts w:ascii="宋体" w:hAnsi="宋体" w:eastAsia="宋体" w:cs="宋体"/>
+                <w:b w:val="0"/>
+                <w:sz w:val="19"/>
+              </w:rPr>
+              <w:t>20:59</w:t>
+            </w:r>
+          </w:p>
+        </w:tc>
+        <w:tc>
+          <w:tcPr>
+            <w:tcW w:type="dxa" w:w="1077"/>
+          </w:tcPr>
+          <w:p>
+            <w:r/>
+            <w:r>
+              <w:rPr>
+                <w:rFonts w:ascii="宋体" w:hAnsi="宋体" w:eastAsia="宋体" w:cs="宋体"/>
+                <w:b w:val="0"/>
+                <w:sz w:val="19"/>
+              </w:rPr>
+              <w:t>8144f33</w:t>
+            </w:r>
+          </w:p>
+        </w:tc>
+        <w:tc>
+          <w:tcPr>
+            <w:tcW w:type="dxa" w:w="850"/>
+          </w:tcPr>
+          <w:p>
+            <w:r/>
+            <w:r>
+              <w:rPr>
+                <w:rFonts w:ascii="宋体" w:hAnsi="宋体" w:eastAsia="宋体" w:cs="宋体"/>
+                <w:b w:val="0"/>
+                <w:sz w:val="19"/>
+              </w:rPr>
+              <w:t>其他</w:t>
+            </w:r>
+          </w:p>
+        </w:tc>
+        <w:tc>
+          <w:tcPr>
+            <w:tcW w:type="dxa" w:w="4252"/>
+          </w:tcPr>
+          <w:p>
+            <w:r/>
+            <w:r>
+              <w:rPr>
+                <w:rFonts w:ascii="宋体" w:hAnsi="宋体" w:eastAsia="宋体" w:cs="宋体"/>
+                <w:b w:val="0"/>
+                <w:sz w:val="19"/>
+              </w:rPr>
+              <w:t>feat(agent): 功能工具化——AI 一句话改资料与章节，新增科目管理、章节小结、学习者档案与易错提示本</w:t>
+            </w:r>
+          </w:p>
+        </w:tc>
+        <w:tc>
+          <w:tcPr>
+            <w:tcW w:type="dxa" w:w="2098"/>
+          </w:tcPr>
+          <w:p>
+            <w:r/>
+            <w:r>
+              <w:rPr>
+                <w:rFonts w:ascii="宋体" w:hAnsi="宋体" w:eastAsia="宋体" w:cs="宋体"/>
+                <w:b w:val="0"/>
+                <w:sz w:val="19"/>
+              </w:rPr>
+              <w:t>12 文件 / +1335 / -14</w:t>
+            </w:r>
+          </w:p>
+        </w:tc>
+      </w:tr>
+      <w:tr>
+        <w:tc>
+          <w:tcPr>
+            <w:tcW w:type="dxa" w:w="907"/>
+          </w:tcPr>
+          <w:p>
+            <w:r/>
+            <w:r>
+              <w:rPr>
+                <w:rFonts w:ascii="宋体" w:hAnsi="宋体" w:eastAsia="宋体" w:cs="宋体"/>
+                <w:b w:val="0"/>
+                <w:sz w:val="19"/>
+              </w:rPr>
+              <w:t>21:01</w:t>
+            </w:r>
+          </w:p>
+        </w:tc>
+        <w:tc>
+          <w:tcPr>
+            <w:tcW w:type="dxa" w:w="1077"/>
+          </w:tcPr>
+          <w:p>
+            <w:r/>
+            <w:r>
+              <w:rPr>
+                <w:rFonts w:ascii="宋体" w:hAnsi="宋体" w:eastAsia="宋体" w:cs="宋体"/>
+                <w:b w:val="0"/>
+                <w:sz w:val="19"/>
+              </w:rPr>
+              <w:t>eb82316</w:t>
+            </w:r>
+          </w:p>
+        </w:tc>
+        <w:tc>
+          <w:tcPr>
+            <w:tcW w:type="dxa" w:w="850"/>
+          </w:tcPr>
+          <w:p>
+            <w:r/>
+            <w:r>
+              <w:rPr>
+                <w:rFonts w:ascii="宋体" w:hAnsi="宋体" w:eastAsia="宋体" w:cs="宋体"/>
+                <w:b w:val="0"/>
+                <w:sz w:val="19"/>
+              </w:rPr>
+              <w:t>其他</w:t>
+            </w:r>
+          </w:p>
+        </w:tc>
+        <w:tc>
+          <w:tcPr>
+            <w:tcW w:type="dxa" w:w="4252"/>
+          </w:tcPr>
+          <w:p>
+            <w:r/>
+            <w:r>
+              <w:rPr>
+                <w:rFonts w:ascii="宋体" w:hAnsi="宋体" w:eastAsia="宋体" w:cs="宋体"/>
+                <w:b w:val="0"/>
+                <w:sz w:val="19"/>
+              </w:rPr>
+              <w:t>feat(subject): 添加科目改弹窗流程，支持粘贴视频链接并自动建同名资料文件夹</w:t>
+            </w:r>
+          </w:p>
+        </w:tc>
+        <w:tc>
+          <w:tcPr>
+            <w:tcW w:type="dxa" w:w="2098"/>
+          </w:tcPr>
+          <w:p>
+            <w:r/>
+            <w:r>
+              <w:rPr>
+                <w:rFonts w:ascii="宋体" w:hAnsi="宋体" w:eastAsia="宋体" w:cs="宋体"/>
+                <w:b w:val="0"/>
+                <w:sz w:val="19"/>
+              </w:rPr>
+              <w:t>3 文件 / +65 / -13</w:t>
+            </w:r>
+          </w:p>
+        </w:tc>
+      </w:tr>
     </w:tbl>
     <w:p>
       <w:r>
@@ -1883,7 +2224,7 @@
                 <w:b w:val="0"/>
                 <w:sz w:val="19"/>
               </w:rPr>
-              <w:t>2bbc7cb</w:t>
+              <w:t>eb82316</w:t>
             </w:r>
           </w:p>
         </w:tc>
@@ -1917,7 +2258,7 @@
                 <w:b w:val="0"/>
                 <w:sz w:val="19"/>
               </w:rPr>
-              <w:t>18</w:t>
+              <w:t>22</w:t>
             </w:r>
           </w:p>
         </w:tc>
@@ -1951,7 +2292,7 @@
                 <w:b w:val="0"/>
                 <w:sz w:val="19"/>
               </w:rPr>
-              <w:t>18</w:t>
+              <w:t>22</w:t>
             </w:r>
           </w:p>
         </w:tc>
@@ -1985,7 +2326,7 @@
                 <w:b w:val="0"/>
                 <w:sz w:val="19"/>
               </w:rPr>
-              <w:t>131</w:t>
+              <w:t>133</w:t>
             </w:r>
           </w:p>
         </w:tc>
@@ -2019,7 +2360,7 @@
                 <w:b w:val="0"/>
                 <w:sz w:val="19"/>
               </w:rPr>
-              <w:t>有未提交改动</w:t>
+              <w:t>干净</w:t>
             </w:r>
           </w:p>
         </w:tc>
@@ -2087,7 +2428,7 @@
                 <w:b w:val="0"/>
                 <w:sz w:val="19"/>
               </w:rPr>
-              <w:t>16.07 MB（不含 .git）</w:t>
+              <w:t>16.2 MB（不含 .git）</w:t>
             </w:r>
           </w:p>
         </w:tc>
@@ -2117,7 +2458,7 @@
           <w:b w:val="0"/>
           <w:sz w:val="21"/>
         </w:rPr>
-        <w:t>oi-wiki 的 ds/tree 与 ds/mst 两个路径返回 200 但内容是空壳页（约 1.1 KB），已识别并改用 graph/tree-basic 与 graph/mst。</w:t>
+        <w:t>修复一个严重前端事故：打补丁时 app.js 被整段重复写入，导致语法错误与白屏；已修复并加入自检项。</w:t>
       </w:r>
     </w:p>
     <w:p>
@@ -2130,7 +2471,7 @@
           <w:b w:val="0"/>
           <w:sz w:val="21"/>
         </w:rPr>
-        <w:t>首次抓取未做内容校验，导致空壳页混入索引；已增加关键词命中检查并把坏资料删除重建。</w:t>
+        <w:t>服务器原先不支持 PATCH，章节编辑返回 501；已补 do_PATCH 并复用 POST 路由。</w:t>
       </w:r>
     </w:p>
     <w:p>
@@ -2143,7 +2484,7 @@
           <w:b w:val="0"/>
           <w:sz w:val="21"/>
         </w:rPr>
-        <w:t>旧库没有文件夹字段，新增文件夹体系需迁移；用 PRAGMA table_info + ALTER TABLE 补列，升级不删数据。</w:t>
+        <w:t>oi-wiki 部分路径返回 200 但内容是空壳页，已改用 graph/tree-basic 与 graph/mst。</w:t>
       </w:r>
     </w:p>
     <w:p>
@@ -2156,7 +2497,7 @@
           <w:b w:val="0"/>
           <w:sz w:val="21"/>
         </w:rPr>
-        <w:t>设计文档中 core 文件夹最初实现为「共识资料」，按文档措辞统一改名为「核心资料 core」，并支持旧名自动迁移。</w:t>
+        <w:t>LibreOffice 渲染会放大 1.4 倍裁切，视觉检查改用结构校验与尺寸核算。</w:t>
       </w:r>
     </w:p>
     <w:p>
@@ -2183,7 +2524,7 @@
           <w:b w:val="0"/>
           <w:sz w:val="21"/>
         </w:rPr>
-        <w:t>「提问时自动联网搜集资料」未实现；「整理错题日志时扩充资料库」同样待做，需要搜索 API 与 SSRF 白名单。</w:t>
+        <w:t>提问时自动联网搜集资料、整理错题时扩充资料库，两条未实现，需搜索 API 与 SSRF 白名单；当前仅支持用户给 URL 由 AI 抓取。</w:t>
       </w:r>
     </w:p>
     <w:p>
@@ -2196,7 +2537,7 @@
           <w:b w:val="0"/>
           <w:sz w:val="21"/>
         </w:rPr>
-        <w:t>用户画像按月归档、资料拖动排序、错题一键生成易错提示本，三项待补。</w:t>
+        <w:t>科目学习页的 AI 目前只改结构，尚未支持根据视频链接自动抓取字幕或摘要。</w:t>
       </w:r>
     </w:p>
     <w:p>
@@ -2209,7 +2550,7 @@
           <w:b w:val="0"/>
           <w:sz w:val="21"/>
         </w:rPr>
-        <w:t>计组的指令系统与 CPU 流水线仍无资料；计算机网络缺 DNS/TLS 专题。</w:t>
+        <w:t>计组的指令系统与 CPU 流水线、计网的 DNS 与 TLS 仍缺资料。</w:t>
       </w:r>
     </w:p>
     <w:p>
@@ -2222,7 +2563,7 @@
           <w:b w:val="0"/>
           <w:sz w:val="21"/>
         </w:rPr>
-        <w:t>库里有一个名为「1」的空文件夹（疑似手工测试残留），确认后删除。</w:t>
+        <w:t>多用户登录、手机端移植按设计文档本版不作要求，留待后续。</w:t>
       </w:r>
     </w:p>
     <w:p/>
@@ -2237,7 +2578,7 @@
           <w:color w:val="888888"/>
           <w:sz w:val="17"/>
         </w:rPr>
-        <w:t>生成时间：2026-10-24 20:44</w:t>
+        <w:t>生成时间：2026-10-24 21:01</w:t>
       </w:r>
     </w:p>
     <w:sectPr>

--- a/日志/2026-10-24 修改日志.docx
+++ b/日志/2026-10-24 修改日志.docx
@@ -52,7 +52,7 @@
           <w:b w:val="0"/>
           <w:sz w:val="21"/>
         </w:rPr>
-        <w:t>本日共产生 22 次提交，涉及 22 条记录，当前仓库已跟踪 133 个文件、累计 22 次提交。</w:t>
+        <w:t>本日共产生 24 次提交，涉及 24 条记录，当前仓库已跟踪 134 个文件、累计 24 次提交。</w:t>
       </w:r>
     </w:p>
     <w:p>
@@ -78,7 +78,7 @@
           <w:b w:val="0"/>
           <w:sz w:val="21"/>
         </w:rPr>
-        <w:t>按 设计文档.txt 实现可运行的本地版学习助手：Python 标准库（HTTP/SSE/SQLite/BM25）+ 原生 JS，零第三方依赖。</w:t>
+        <w:t>按 设计文档.txt 实现可运行版本：Python 标准库（HTTP/SSE/SQLite/BM25）+ 原生 JS，零第三方依赖；资料 27 份 148 切片。</w:t>
       </w:r>
     </w:p>
     <w:p>
@@ -91,7 +91,7 @@
           <w:b w:val="0"/>
           <w:sz w:val="21"/>
         </w:rPr>
-        <w:t>资料管理三项增强：点击打开源文件、文件夹两种删除模式、core 核心资料 + 四学科文件夹；资料扩至 27 份 148 切片。</w:t>
+        <w:t>修复四个检索缺陷（跨科目串味、文件头当证据、虚词堆分、中文单字漏检），引入查询词覆盖率闸门。</w:t>
       </w:r>
     </w:p>
     <w:p>
@@ -104,7 +104,7 @@
           <w:b w:val="0"/>
           <w:sz w:val="21"/>
         </w:rPr>
-        <w:t>联网实测后修复四个检索缺陷（跨科目串味、文件头当证据、虚词堆分、中文单字漏检），引入查询词覆盖率闸门。</w:t>
+        <w:t>按设计文档提醒条（2）把功能工具化：tools.py 提供 15 个工具，资料管理与科目学习各有一个 AI 指令框，模型可查移删资料、按科目归类、抓网页、增删改科目章节。</w:t>
       </w:r>
     </w:p>
     <w:p>
@@ -117,7 +117,7 @@
           <w:b w:val="0"/>
           <w:sz w:val="21"/>
         </w:rPr>
-        <w:t>按设计文档第 34 条把功能工具化：新增 tools.py（15 个工具）与两个 AI 指令框，模型可查/移/删资料、按科目归类、抓网页、增删改科目与章节。</w:t>
+        <w:t>新增科目管理（弹窗告知耗时、可粘视频链接、自动建文件夹、内置四科不可删）、章节增删改（内置徽标）、章节小结、学习者档案按月多份、易错提示本、启动询问总结。</w:t>
       </w:r>
     </w:p>
     <w:p>
@@ -130,7 +130,7 @@
           <w:b w:val="0"/>
           <w:sz w:val="21"/>
         </w:rPr>
-        <w:t>新增科目管理（弹窗提示耗时、可粘贴视频链接、自动建同名资料文件夹、内置四科不可删）、章节增删改（内置标徽标）、章节小结、学习者档案按月多份、易错提示本、启动询问总结。</w:t>
+        <w:t>设计文档本轮改版新增项全部落地：Canvas 粒子主界面与开始学习按钮、首页「今天学点什么」五个入口、每页返回与回主界面按钮、聊天页查看本对话总结、章节推荐学习视频（只给搜索链接不编造 BV 号）、侧边栏顺序调整。</w:t>
       </w:r>
     </w:p>
     <w:p>
@@ -143,7 +143,7 @@
           <w:b w:val="0"/>
           <w:sz w:val="21"/>
         </w:rPr>
-        <w:t>端到端自检扩展到 36 项全部通过；前端加入重复声明与尾部完整性检查，防止再次出现整页空白。</w:t>
+        <w:t>端到端自检扩到 41 项全部通过；前端三个 JS 均过语法检查与 DOM id 交叉校验。</w:t>
       </w:r>
     </w:p>
     <w:p>
@@ -2081,6 +2081,170 @@
           </w:p>
         </w:tc>
       </w:tr>
+      <w:tr>
+        <w:tc>
+          <w:tcPr>
+            <w:tcW w:type="dxa" w:w="907"/>
+          </w:tcPr>
+          <w:p>
+            <w:r/>
+            <w:r>
+              <w:rPr>
+                <w:rFonts w:ascii="宋体" w:hAnsi="宋体" w:eastAsia="宋体" w:cs="宋体"/>
+                <w:b w:val="0"/>
+                <w:sz w:val="19"/>
+              </w:rPr>
+              <w:t>21:01</w:t>
+            </w:r>
+          </w:p>
+        </w:tc>
+        <w:tc>
+          <w:tcPr>
+            <w:tcW w:type="dxa" w:w="1077"/>
+          </w:tcPr>
+          <w:p>
+            <w:r/>
+            <w:r>
+              <w:rPr>
+                <w:rFonts w:ascii="宋体" w:hAnsi="宋体" w:eastAsia="宋体" w:cs="宋体"/>
+                <w:b w:val="0"/>
+                <w:sz w:val="19"/>
+              </w:rPr>
+              <w:t>572833a</w:t>
+            </w:r>
+          </w:p>
+        </w:tc>
+        <w:tc>
+          <w:tcPr>
+            <w:tcW w:type="dxa" w:w="850"/>
+          </w:tcPr>
+          <w:p>
+            <w:r/>
+            <w:r>
+              <w:rPr>
+                <w:rFonts w:ascii="宋体" w:hAnsi="宋体" w:eastAsia="宋体" w:cs="宋体"/>
+                <w:b w:val="0"/>
+                <w:sz w:val="19"/>
+              </w:rPr>
+              <w:t>docs</w:t>
+            </w:r>
+          </w:p>
+        </w:tc>
+        <w:tc>
+          <w:tcPr>
+            <w:tcW w:type="dxa" w:w="4252"/>
+          </w:tcPr>
+          <w:p>
+            <w:r/>
+            <w:r>
+              <w:rPr>
+                <w:rFonts w:ascii="宋体" w:hAnsi="宋体" w:eastAsia="宋体" w:cs="宋体"/>
+                <w:b w:val="0"/>
+                <w:sz w:val="19"/>
+              </w:rPr>
+              <w:t>更新当日修改日志，记录工具化演进与前端事故复盘</w:t>
+            </w:r>
+          </w:p>
+        </w:tc>
+        <w:tc>
+          <w:tcPr>
+            <w:tcW w:type="dxa" w:w="2098"/>
+          </w:tcPr>
+          <w:p>
+            <w:r/>
+            <w:r>
+              <w:rPr>
+                <w:rFonts w:ascii="宋体" w:hAnsi="宋体" w:eastAsia="宋体" w:cs="宋体"/>
+                <w:b w:val="0"/>
+                <w:sz w:val="19"/>
+              </w:rPr>
+              <w:t>1 文件</w:t>
+            </w:r>
+          </w:p>
+        </w:tc>
+      </w:tr>
+      <w:tr>
+        <w:tc>
+          <w:tcPr>
+            <w:tcW w:type="dxa" w:w="907"/>
+          </w:tcPr>
+          <w:p>
+            <w:r/>
+            <w:r>
+              <w:rPr>
+                <w:rFonts w:ascii="宋体" w:hAnsi="宋体" w:eastAsia="宋体" w:cs="宋体"/>
+                <w:b w:val="0"/>
+                <w:sz w:val="19"/>
+              </w:rPr>
+              <w:t>21:13</w:t>
+            </w:r>
+          </w:p>
+        </w:tc>
+        <w:tc>
+          <w:tcPr>
+            <w:tcW w:type="dxa" w:w="1077"/>
+          </w:tcPr>
+          <w:p>
+            <w:r/>
+            <w:r>
+              <w:rPr>
+                <w:rFonts w:ascii="宋体" w:hAnsi="宋体" w:eastAsia="宋体" w:cs="宋体"/>
+                <w:b w:val="0"/>
+                <w:sz w:val="19"/>
+              </w:rPr>
+              <w:t>34b6104</w:t>
+            </w:r>
+          </w:p>
+        </w:tc>
+        <w:tc>
+          <w:tcPr>
+            <w:tcW w:type="dxa" w:w="850"/>
+          </w:tcPr>
+          <w:p>
+            <w:r/>
+            <w:r>
+              <w:rPr>
+                <w:rFonts w:ascii="宋体" w:hAnsi="宋体" w:eastAsia="宋体" w:cs="宋体"/>
+                <w:b w:val="0"/>
+                <w:sz w:val="19"/>
+              </w:rPr>
+              <w:t>其他</w:t>
+            </w:r>
+          </w:p>
+        </w:tc>
+        <w:tc>
+          <w:tcPr>
+            <w:tcW w:type="dxa" w:w="4252"/>
+          </w:tcPr>
+          <w:p>
+            <w:r/>
+            <w:r>
+              <w:rPr>
+                <w:rFonts w:ascii="宋体" w:hAnsi="宋体" w:eastAsia="宋体" w:cs="宋体"/>
+                <w:b w:val="0"/>
+                <w:sz w:val="19"/>
+              </w:rPr>
+              <w:t>feat(ui): 新增粒子主界面与首页、每页返回按钮、聊天页查看总结、章节推荐学习视频，侧边栏顺序按文档调整</w:t>
+            </w:r>
+          </w:p>
+        </w:tc>
+        <w:tc>
+          <w:tcPr>
+            <w:tcW w:type="dxa" w:w="2098"/>
+          </w:tcPr>
+          <w:p>
+            <w:r/>
+            <w:r>
+              <w:rPr>
+                <w:rFonts w:ascii="宋体" w:hAnsi="宋体" w:eastAsia="宋体" w:cs="宋体"/>
+                <w:b w:val="0"/>
+                <w:sz w:val="19"/>
+              </w:rPr>
+              <w:t>8 文件 / +571 / -23</w:t>
+            </w:r>
+          </w:p>
+        </w:tc>
+      </w:tr>
     </w:tbl>
     <w:p>
       <w:r>
@@ -2224,7 +2388,7 @@
                 <w:b w:val="0"/>
                 <w:sz w:val="19"/>
               </w:rPr>
-              <w:t>eb82316</w:t>
+              <w:t>34b6104</w:t>
             </w:r>
           </w:p>
         </w:tc>
@@ -2258,7 +2422,7 @@
                 <w:b w:val="0"/>
                 <w:sz w:val="19"/>
               </w:rPr>
-              <w:t>22</w:t>
+              <w:t>24</w:t>
             </w:r>
           </w:p>
         </w:tc>
@@ -2292,7 +2456,7 @@
                 <w:b w:val="0"/>
                 <w:sz w:val="19"/>
               </w:rPr>
-              <w:t>22</w:t>
+              <w:t>24</w:t>
             </w:r>
           </w:p>
         </w:tc>
@@ -2326,7 +2490,7 @@
                 <w:b w:val="0"/>
                 <w:sz w:val="19"/>
               </w:rPr>
-              <w:t>133</w:t>
+              <w:t>134</w:t>
             </w:r>
           </w:p>
         </w:tc>
@@ -2428,7 +2592,7 @@
                 <w:b w:val="0"/>
                 <w:sz w:val="19"/>
               </w:rPr>
-              <w:t>16.2 MB（不含 .git）</w:t>
+              <w:t>16.24 MB（不含 .git）</w:t>
             </w:r>
           </w:p>
         </w:tc>
@@ -2458,7 +2622,7 @@
           <w:b w:val="0"/>
           <w:sz w:val="21"/>
         </w:rPr>
-        <w:t>修复一个严重前端事故：打补丁时 app.js 被整段重复写入，导致语法错误与白屏；已修复并加入自检项。</w:t>
+        <w:t>前端事故复盘：打补丁时 app.js 被整段重复写入导致语法错误与白屏；已修复并加入重复声明与尾部完整性自检。</w:t>
       </w:r>
     </w:p>
     <w:p>
@@ -2471,7 +2635,7 @@
           <w:b w:val="0"/>
           <w:sz w:val="21"/>
         </w:rPr>
-        <w:t>服务器原先不支持 PATCH，章节编辑返回 501；已补 do_PATCH 并复用 POST 路由。</w:t>
+        <w:t>服务器原先不支持 PATCH，章节编辑返回 501；已补 do_PATCH。</w:t>
       </w:r>
     </w:p>
     <w:p>
@@ -2484,7 +2648,7 @@
           <w:b w:val="0"/>
           <w:sz w:val="21"/>
         </w:rPr>
-        <w:t>oi-wiki 部分路径返回 200 但内容是空壳页，已改用 graph/tree-basic 与 graph/mst。</w:t>
+        <w:t>oi-wiki 部分路径返回 200 但内容为空壳页，已改用 graph/tree-basic 与 graph/mst。</w:t>
       </w:r>
     </w:p>
     <w:p>
@@ -2497,7 +2661,7 @@
           <w:b w:val="0"/>
           <w:sz w:val="21"/>
         </w:rPr>
-        <w:t>LibreOffice 渲染会放大 1.4 倍裁切，视觉检查改用结构校验与尺寸核算。</w:t>
+        <w:t>推荐视频时模型容易编造具体 BV 号；改为只输出搜索关键词，由服务端拼 B站/MOOC 搜索链接。</w:t>
       </w:r>
     </w:p>
     <w:p>
@@ -2524,7 +2688,7 @@
           <w:b w:val="0"/>
           <w:sz w:val="21"/>
         </w:rPr>
-        <w:t>提问时自动联网搜集资料、整理错题时扩充资料库，两条未实现，需搜索 API 与 SSRF 白名单；当前仅支持用户给 URL 由 AI 抓取。</w:t>
+        <w:t>提问时自动联网搜集资料、整理错题时扩充资料库，两条未实现，需搜索 API 与 SSRF 白名单。</w:t>
       </w:r>
     </w:p>
     <w:p>
@@ -2537,7 +2701,7 @@
           <w:b w:val="0"/>
           <w:sz w:val="21"/>
         </w:rPr>
-        <w:t>科目学习页的 AI 目前只改结构，尚未支持根据视频链接自动抓取字幕或摘要。</w:t>
+        <w:t>侧边栏返回栈目前统一回到主界面，尚未做完整历史栈（多次跳转后返回上一页）。</w:t>
       </w:r>
     </w:p>
     <w:p>
@@ -2563,7 +2727,7 @@
           <w:b w:val="0"/>
           <w:sz w:val="21"/>
         </w:rPr>
-        <w:t>多用户登录、手机端移植按设计文档本版不作要求，留待后续。</w:t>
+        <w:t>多用户登录、手机端移植按本版要求暂不做。</w:t>
       </w:r>
     </w:p>
     <w:p/>
@@ -2578,7 +2742,7 @@
           <w:color w:val="888888"/>
           <w:sz w:val="17"/>
         </w:rPr>
-        <w:t>生成时间：2026-10-24 21:01</w:t>
+        <w:t>生成时间：2026-10-24 21:13</w:t>
       </w:r>
     </w:p>
     <w:sectPr>

--- a/日志/2026-10-24 修改日志.docx
+++ b/日志/2026-10-24 修改日志.docx
@@ -52,7 +52,7 @@
           <w:b w:val="0"/>
           <w:sz w:val="21"/>
         </w:rPr>
-        <w:t>本日共产生 24 次提交，涉及 24 条记录，当前仓库已跟踪 134 个文件、累计 24 次提交。</w:t>
+        <w:t>本日共产生 26 次提交，涉及 26 条记录，当前仓库已跟踪 135 个文件、累计 26 次提交。</w:t>
       </w:r>
     </w:p>
     <w:p>
@@ -65,7 +65,7 @@
           <w:b w:val="0"/>
           <w:sz w:val="21"/>
         </w:rPr>
-        <w:t>初始化 Git 仓库并全量导入资料；建立每日日志、协作指南与 AGENTS.md 常驻约定。</w:t>
+        <w:t>按设计文档从零实现可运行的本地版学习助手（Python 标准库 + 原生 JS，零第三方依赖），并持续迭代到本版。</w:t>
       </w:r>
     </w:p>
     <w:p>
@@ -78,7 +78,7 @@
           <w:b w:val="0"/>
           <w:sz w:val="21"/>
         </w:rPr>
-        <w:t>按 设计文档.txt 实现可运行版本：Python 标准库（HTTP/SSE/SQLite/BM25）+ 原生 JS，零第三方依赖；资料 27 份 148 切片。</w:t>
+        <w:t>资料体系：core 核心资料 + 四学科文件夹，29 份资料 150 切片；点击可打开源文件，文件夹支持两种删除模式。</w:t>
       </w:r>
     </w:p>
     <w:p>
@@ -91,7 +91,7 @@
           <w:b w:val="0"/>
           <w:sz w:val="21"/>
         </w:rPr>
-        <w:t>修复四个检索缺陷（跨科目串味、文件头当证据、虚词堆分、中文单字漏检），引入查询词覆盖率闸门。</w:t>
+        <w:t>工具化：15 个工具让 AI 一句话改资料与章节；科目/章节可增删改，内置项受保护。</w:t>
       </w:r>
     </w:p>
     <w:p>
@@ -104,7 +104,7 @@
           <w:b w:val="0"/>
           <w:sz w:val="21"/>
         </w:rPr>
-        <w:t>按设计文档提醒条（2）把功能工具化：tools.py 提供 15 个工具，资料管理与科目学习各有一个 AI 指令框，模型可查移删资料、按科目归类、抓网页、增删改科目章节。</w:t>
+        <w:t>界面：Canvas 粒子主界面与开始学习、首页「今天学点什么」、每页返回、聊天页查看本对话总结、章节推荐学习视频。</w:t>
       </w:r>
     </w:p>
     <w:p>
@@ -117,7 +117,7 @@
           <w:b w:val="0"/>
           <w:sz w:val="21"/>
         </w:rPr>
-        <w:t>新增科目管理（弹窗告知耗时、可粘视频链接、自动建文件夹、内置四科不可删）、章节增删改（内置徽标）、章节小结、学习者档案按月多份、易错提示本、启动询问总结。</w:t>
+        <w:t>本轮微调：学习者档案从「近期总结」移到「个人信息」页；主界面去掉返回按钮；启动脚本重写为 GBK 编码并自动探测 Python。</w:t>
       </w:r>
     </w:p>
     <w:p>
@@ -130,20 +130,7 @@
           <w:b w:val="0"/>
           <w:sz w:val="21"/>
         </w:rPr>
-        <w:t>设计文档本轮改版新增项全部落地：Canvas 粒子主界面与开始学习按钮、首页「今天学点什么」五个入口、每页返回与回主界面按钮、聊天页查看本对话总结、章节推荐学习视频（只给搜索链接不编造 BV 号）、侧边栏顺序调整。</w:t>
-      </w:r>
-    </w:p>
-    <w:p>
-      <w:pPr>
-        <w:pStyle w:val="ListBullet"/>
-      </w:pPr>
-      <w:r>
-        <w:rPr>
-          <w:rFonts w:ascii="宋体" w:hAnsi="宋体" w:eastAsia="宋体" w:cs="宋体"/>
-          <w:b w:val="0"/>
-          <w:sz w:val="21"/>
-        </w:rPr>
-        <w:t>端到端自检扩到 41 项全部通过；前端三个 JS 均过语法检查与 DOM id 交叉校验。</w:t>
+        <w:t>端到端自检 41 项全部通过；用 run.bat/启动.bat 实测可正常拉起服务并自动开浏览器。</w:t>
       </w:r>
     </w:p>
     <w:p>
@@ -2245,6 +2232,170 @@
           </w:p>
         </w:tc>
       </w:tr>
+      <w:tr>
+        <w:tc>
+          <w:tcPr>
+            <w:tcW w:type="dxa" w:w="907"/>
+          </w:tcPr>
+          <w:p>
+            <w:r/>
+            <w:r>
+              <w:rPr>
+                <w:rFonts w:ascii="宋体" w:hAnsi="宋体" w:eastAsia="宋体" w:cs="宋体"/>
+                <w:b w:val="0"/>
+                <w:sz w:val="19"/>
+              </w:rPr>
+              <w:t>21:13</w:t>
+            </w:r>
+          </w:p>
+        </w:tc>
+        <w:tc>
+          <w:tcPr>
+            <w:tcW w:type="dxa" w:w="1077"/>
+          </w:tcPr>
+          <w:p>
+            <w:r/>
+            <w:r>
+              <w:rPr>
+                <w:rFonts w:ascii="宋体" w:hAnsi="宋体" w:eastAsia="宋体" w:cs="宋体"/>
+                <w:b w:val="0"/>
+                <w:sz w:val="19"/>
+              </w:rPr>
+              <w:t>e778c1f</w:t>
+            </w:r>
+          </w:p>
+        </w:tc>
+        <w:tc>
+          <w:tcPr>
+            <w:tcW w:type="dxa" w:w="850"/>
+          </w:tcPr>
+          <w:p>
+            <w:r/>
+            <w:r>
+              <w:rPr>
+                <w:rFonts w:ascii="宋体" w:hAnsi="宋体" w:eastAsia="宋体" w:cs="宋体"/>
+                <w:b w:val="0"/>
+                <w:sz w:val="19"/>
+              </w:rPr>
+              <w:t>docs</w:t>
+            </w:r>
+          </w:p>
+        </w:tc>
+        <w:tc>
+          <w:tcPr>
+            <w:tcW w:type="dxa" w:w="4252"/>
+          </w:tcPr>
+          <w:p>
+            <w:r/>
+            <w:r>
+              <w:rPr>
+                <w:rFonts w:ascii="宋体" w:hAnsi="宋体" w:eastAsia="宋体" w:cs="宋体"/>
+                <w:b w:val="0"/>
+                <w:sz w:val="19"/>
+              </w:rPr>
+              <w:t>更新当日修改日志，记录主界面与视频推荐等本轮改版</w:t>
+            </w:r>
+          </w:p>
+        </w:tc>
+        <w:tc>
+          <w:tcPr>
+            <w:tcW w:type="dxa" w:w="2098"/>
+          </w:tcPr>
+          <w:p>
+            <w:r/>
+            <w:r>
+              <w:rPr>
+                <w:rFonts w:ascii="宋体" w:hAnsi="宋体" w:eastAsia="宋体" w:cs="宋体"/>
+                <w:b w:val="0"/>
+                <w:sz w:val="19"/>
+              </w:rPr>
+              <w:t>1 文件</w:t>
+            </w:r>
+          </w:p>
+        </w:tc>
+      </w:tr>
+      <w:tr>
+        <w:tc>
+          <w:tcPr>
+            <w:tcW w:type="dxa" w:w="907"/>
+          </w:tcPr>
+          <w:p>
+            <w:r/>
+            <w:r>
+              <w:rPr>
+                <w:rFonts w:ascii="宋体" w:hAnsi="宋体" w:eastAsia="宋体" w:cs="宋体"/>
+                <w:b w:val="0"/>
+                <w:sz w:val="19"/>
+              </w:rPr>
+              <w:t>21:18</w:t>
+            </w:r>
+          </w:p>
+        </w:tc>
+        <w:tc>
+          <w:tcPr>
+            <w:tcW w:type="dxa" w:w="1077"/>
+          </w:tcPr>
+          <w:p>
+            <w:r/>
+            <w:r>
+              <w:rPr>
+                <w:rFonts w:ascii="宋体" w:hAnsi="宋体" w:eastAsia="宋体" w:cs="宋体"/>
+                <w:b w:val="0"/>
+                <w:sz w:val="19"/>
+              </w:rPr>
+              <w:t>0aad427</w:t>
+            </w:r>
+          </w:p>
+        </w:tc>
+        <w:tc>
+          <w:tcPr>
+            <w:tcW w:type="dxa" w:w="850"/>
+          </w:tcPr>
+          <w:p>
+            <w:r/>
+            <w:r>
+              <w:rPr>
+                <w:rFonts w:ascii="宋体" w:hAnsi="宋体" w:eastAsia="宋体" w:cs="宋体"/>
+                <w:b w:val="0"/>
+                <w:sz w:val="19"/>
+              </w:rPr>
+              <w:t>其他</w:t>
+            </w:r>
+          </w:p>
+        </w:tc>
+        <w:tc>
+          <w:tcPr>
+            <w:tcW w:type="dxa" w:w="4252"/>
+          </w:tcPr>
+          <w:p>
+            <w:r/>
+            <w:r>
+              <w:rPr>
+                <w:rFonts w:ascii="宋体" w:hAnsi="宋体" w:eastAsia="宋体" w:cs="宋体"/>
+                <w:b w:val="0"/>
+                <w:sz w:val="19"/>
+              </w:rPr>
+              <w:t>feat(ui): 学习者档案移入个人信息页、主界面去掉返回按钮，启动脚本改为 GBK 编码并加 Python 探测</w:t>
+            </w:r>
+          </w:p>
+        </w:tc>
+        <w:tc>
+          <w:tcPr>
+            <w:tcW w:type="dxa" w:w="2098"/>
+          </w:tcPr>
+          <w:p>
+            <w:r/>
+            <w:r>
+              <w:rPr>
+                <w:rFonts w:ascii="宋体" w:hAnsi="宋体" w:eastAsia="宋体" w:cs="宋体"/>
+                <w:b w:val="0"/>
+                <w:sz w:val="19"/>
+              </w:rPr>
+              <w:t>5 文件 / +105 / -61</w:t>
+            </w:r>
+          </w:p>
+        </w:tc>
+      </w:tr>
     </w:tbl>
     <w:p>
       <w:r>
@@ -2388,7 +2539,7 @@
                 <w:b w:val="0"/>
                 <w:sz w:val="19"/>
               </w:rPr>
-              <w:t>34b6104</w:t>
+              <w:t>0aad427</w:t>
             </w:r>
           </w:p>
         </w:tc>
@@ -2422,7 +2573,7 @@
                 <w:b w:val="0"/>
                 <w:sz w:val="19"/>
               </w:rPr>
-              <w:t>24</w:t>
+              <w:t>26</w:t>
             </w:r>
           </w:p>
         </w:tc>
@@ -2456,7 +2607,7 @@
                 <w:b w:val="0"/>
                 <w:sz w:val="19"/>
               </w:rPr>
-              <w:t>24</w:t>
+              <w:t>26</w:t>
             </w:r>
           </w:p>
         </w:tc>
@@ -2490,7 +2641,7 @@
                 <w:b w:val="0"/>
                 <w:sz w:val="19"/>
               </w:rPr>
-              <w:t>134</w:t>
+              <w:t>135</w:t>
             </w:r>
           </w:p>
         </w:tc>
@@ -2592,7 +2743,7 @@
                 <w:b w:val="0"/>
                 <w:sz w:val="19"/>
               </w:rPr>
-              <w:t>16.24 MB（不含 .git）</w:t>
+              <w:t>16.38 MB（不含 .git）</w:t>
             </w:r>
           </w:p>
         </w:tc>
@@ -2622,7 +2773,7 @@
           <w:b w:val="0"/>
           <w:sz w:val="21"/>
         </w:rPr>
-        <w:t>前端事故复盘：打补丁时 app.js 被整段重复写入导致语法错误与白屏；已修复并加入重复声明与尾部完整性自检。</w:t>
+        <w:t>run.bat 首版写成 UTF-8，cmd 按 GBK 解析导致中文命令被截断、cd 失败；改用 GBK 写入后正常。</w:t>
       </w:r>
     </w:p>
     <w:p>
@@ -2635,7 +2786,7 @@
           <w:b w:val="0"/>
           <w:sz w:val="21"/>
         </w:rPr>
-        <w:t>服务器原先不支持 PATCH，章节编辑返回 501；已补 do_PATCH。</w:t>
+        <w:t>前端曾因补丁重复写入导致白屏，已修复并把重复声明检测加入自检。</w:t>
       </w:r>
     </w:p>
     <w:p>
@@ -2648,7 +2799,7 @@
           <w:b w:val="0"/>
           <w:sz w:val="21"/>
         </w:rPr>
-        <w:t>oi-wiki 部分路径返回 200 但内容为空壳页，已改用 graph/tree-basic 与 graph/mst。</w:t>
+        <w:t>推荐视频时模型易编造 BV 号，改为只输出搜索关键词、由服务端拼 B站/MOOC 搜索链接。</w:t>
       </w:r>
     </w:p>
     <w:p>
@@ -2661,7 +2812,7 @@
           <w:b w:val="0"/>
           <w:sz w:val="21"/>
         </w:rPr>
-        <w:t>推荐视频时模型容易编造具体 BV 号；改为只输出搜索关键词，由服务端拼 B站/MOOC 搜索链接。</w:t>
+        <w:t>oi-wiki 部分路径返回 200 但为空壳页，已改用正确路径并加内容校验。</w:t>
       </w:r>
     </w:p>
     <w:p>
@@ -2688,7 +2839,7 @@
           <w:b w:val="0"/>
           <w:sz w:val="21"/>
         </w:rPr>
-        <w:t>提问时自动联网搜集资料、整理错题时扩充资料库，两条未实现，需搜索 API 与 SSRF 白名单。</w:t>
+        <w:t>提问时自动联网搜资料、整理错题时扩充资料库仍未实现，需要搜索 API 与 SSRF 白名单。</w:t>
       </w:r>
     </w:p>
     <w:p>
@@ -2701,7 +2852,7 @@
           <w:b w:val="0"/>
           <w:sz w:val="21"/>
         </w:rPr>
-        <w:t>侧边栏返回栈目前统一回到主界面，尚未做完整历史栈（多次跳转后返回上一页）。</w:t>
+        <w:t>返回按钮统一回主界面，未做完整历史栈。</w:t>
       </w:r>
     </w:p>
     <w:p>
@@ -2717,19 +2868,6 @@
         <w:t>计组的指令系统与 CPU 流水线、计网的 DNS 与 TLS 仍缺资料。</w:t>
       </w:r>
     </w:p>
-    <w:p>
-      <w:pPr>
-        <w:pStyle w:val="ListBullet"/>
-      </w:pPr>
-      <w:r>
-        <w:rPr>
-          <w:rFonts w:ascii="宋体" w:hAnsi="宋体" w:eastAsia="宋体" w:cs="宋体"/>
-          <w:b w:val="0"/>
-          <w:sz w:val="21"/>
-        </w:rPr>
-        <w:t>多用户登录、手机端移植按本版要求暂不做。</w:t>
-      </w:r>
-    </w:p>
     <w:p/>
     <w:p>
       <w:pPr>
@@ -2742,7 +2880,7 @@
           <w:color w:val="888888"/>
           <w:sz w:val="17"/>
         </w:rPr>
-        <w:t>生成时间：2026-10-24 21:13</w:t>
+        <w:t>生成时间：2026-10-24 21:18</w:t>
       </w:r>
     </w:p>
     <w:sectPr>

--- a/日志/2026-10-24 修改日志.docx
+++ b/日志/2026-10-24 修改日志.docx
@@ -52,7 +52,7 @@
           <w:b w:val="0"/>
           <w:sz w:val="21"/>
         </w:rPr>
-        <w:t>本日共产生 26 次提交，涉及 26 条记录，当前仓库已跟踪 135 个文件、累计 26 次提交。</w:t>
+        <w:t>本日共产生 28 次提交，涉及 28 条记录，当前仓库已跟踪 136 个文件、累计 28 次提交。</w:t>
       </w:r>
     </w:p>
     <w:p>
@@ -65,7 +65,7 @@
           <w:b w:val="0"/>
           <w:sz w:val="21"/>
         </w:rPr>
-        <w:t>按设计文档从零实现可运行的本地版学习助手（Python 标准库 + 原生 JS，零第三方依赖），并持续迭代到本版。</w:t>
+        <w:t>按设计文档从零实现可运行的本地版学习助手（Python 标准库 + 原生 JS，零第三方依赖），并持续迭代。</w:t>
       </w:r>
     </w:p>
     <w:p>
@@ -78,7 +78,7 @@
           <w:b w:val="0"/>
           <w:sz w:val="21"/>
         </w:rPr>
-        <w:t>资料体系：core 核心资料 + 四学科文件夹，29 份资料 150 切片；点击可打开源文件，文件夹支持两种删除模式。</w:t>
+        <w:t>资料体系：core 核心资料 + 四学科文件夹，27 份资料 148 切片；点击可打开源文件，文件夹两种删除模式。</w:t>
       </w:r>
     </w:p>
     <w:p>
@@ -104,7 +104,7 @@
           <w:b w:val="0"/>
           <w:sz w:val="21"/>
         </w:rPr>
-        <w:t>界面：Canvas 粒子主界面与开始学习、首页「今天学点什么」、每页返回、聊天页查看本对话总结、章节推荐学习视频。</w:t>
+        <w:t>界面：粒子主界面与开始学习、首页「今天学点什么」、每页返回、聊天页查看本对话总结、章节推荐学习视频、学习者档案归入个人信息页。</w:t>
       </w:r>
     </w:p>
     <w:p>
@@ -117,7 +117,7 @@
           <w:b w:val="0"/>
           <w:sz w:val="21"/>
         </w:rPr>
-        <w:t>本轮微调：学习者档案从「近期总结」移到「个人信息」页；主界面去掉返回按钮；启动脚本重写为 GBK 编码并自动探测 Python。</w:t>
+        <w:t>本轮新增自动停服：前端每 5 秒发心跳并带页面可见性，页面关闭时用 sendBeacon 通知；服务端看门狗在无页面时自动退出，关掉最后一个页面约 25 秒后停止。</w:t>
       </w:r>
     </w:p>
     <w:p>
@@ -130,7 +130,20 @@
           <w:b w:val="0"/>
           <w:sz w:val="21"/>
         </w:rPr>
-        <w:t>端到端自检 41 项全部通过；用 run.bat/启动.bat 实测可正常拉起服务并自动开浏览器。</w:t>
+        <w:t>自动停服的三条设计取舍：刷新有 6 秒宽限且可被新页面心跳取消；页面切后台时上限放宽到 300 秒；从未有页面连上时不计时。</w:t>
+      </w:r>
+    </w:p>
+    <w:p>
+      <w:pPr>
+        <w:pStyle w:val="ListBullet"/>
+      </w:pPr>
+      <w:r>
+        <w:rPr>
+          <w:rFonts w:ascii="宋体" w:hAnsi="宋体" w:eastAsia="宋体" w:cs="宋体"/>
+          <w:b w:val="0"/>
+          <w:sz w:val="21"/>
+        </w:rPr>
+        <w:t>端到端自检 43 项全部通过；自检脚本会清理自己产生的测试资料，不再留垃圾。</w:t>
       </w:r>
     </w:p>
     <w:p>
@@ -2396,6 +2409,170 @@
           </w:p>
         </w:tc>
       </w:tr>
+      <w:tr>
+        <w:tc>
+          <w:tcPr>
+            <w:tcW w:type="dxa" w:w="907"/>
+          </w:tcPr>
+          <w:p>
+            <w:r/>
+            <w:r>
+              <w:rPr>
+                <w:rFonts w:ascii="宋体" w:hAnsi="宋体" w:eastAsia="宋体" w:cs="宋体"/>
+                <w:b w:val="0"/>
+                <w:sz w:val="19"/>
+              </w:rPr>
+              <w:t>21:18</w:t>
+            </w:r>
+          </w:p>
+        </w:tc>
+        <w:tc>
+          <w:tcPr>
+            <w:tcW w:type="dxa" w:w="1077"/>
+          </w:tcPr>
+          <w:p>
+            <w:r/>
+            <w:r>
+              <w:rPr>
+                <w:rFonts w:ascii="宋体" w:hAnsi="宋体" w:eastAsia="宋体" w:cs="宋体"/>
+                <w:b w:val="0"/>
+                <w:sz w:val="19"/>
+              </w:rPr>
+              <w:t>11b24e8</w:t>
+            </w:r>
+          </w:p>
+        </w:tc>
+        <w:tc>
+          <w:tcPr>
+            <w:tcW w:type="dxa" w:w="850"/>
+          </w:tcPr>
+          <w:p>
+            <w:r/>
+            <w:r>
+              <w:rPr>
+                <w:rFonts w:ascii="宋体" w:hAnsi="宋体" w:eastAsia="宋体" w:cs="宋体"/>
+                <w:b w:val="0"/>
+                <w:sz w:val="19"/>
+              </w:rPr>
+              <w:t>docs</w:t>
+            </w:r>
+          </w:p>
+        </w:tc>
+        <w:tc>
+          <w:tcPr>
+            <w:tcW w:type="dxa" w:w="4252"/>
+          </w:tcPr>
+          <w:p>
+            <w:r/>
+            <w:r>
+              <w:rPr>
+                <w:rFonts w:ascii="宋体" w:hAnsi="宋体" w:eastAsia="宋体" w:cs="宋体"/>
+                <w:b w:val="0"/>
+                <w:sz w:val="19"/>
+              </w:rPr>
+              <w:t>更新当日修改日志</w:t>
+            </w:r>
+          </w:p>
+        </w:tc>
+        <w:tc>
+          <w:tcPr>
+            <w:tcW w:type="dxa" w:w="2098"/>
+          </w:tcPr>
+          <w:p>
+            <w:r/>
+            <w:r>
+              <w:rPr>
+                <w:rFonts w:ascii="宋体" w:hAnsi="宋体" w:eastAsia="宋体" w:cs="宋体"/>
+                <w:b w:val="0"/>
+                <w:sz w:val="19"/>
+              </w:rPr>
+              <w:t>1 文件</w:t>
+            </w:r>
+          </w:p>
+        </w:tc>
+      </w:tr>
+      <w:tr>
+        <w:tc>
+          <w:tcPr>
+            <w:tcW w:type="dxa" w:w="907"/>
+          </w:tcPr>
+          <w:p>
+            <w:r/>
+            <w:r>
+              <w:rPr>
+                <w:rFonts w:ascii="宋体" w:hAnsi="宋体" w:eastAsia="宋体" w:cs="宋体"/>
+                <w:b w:val="0"/>
+                <w:sz w:val="19"/>
+              </w:rPr>
+              <w:t>21:23</w:t>
+            </w:r>
+          </w:p>
+        </w:tc>
+        <w:tc>
+          <w:tcPr>
+            <w:tcW w:type="dxa" w:w="1077"/>
+          </w:tcPr>
+          <w:p>
+            <w:r/>
+            <w:r>
+              <w:rPr>
+                <w:rFonts w:ascii="宋体" w:hAnsi="宋体" w:eastAsia="宋体" w:cs="宋体"/>
+                <w:b w:val="0"/>
+                <w:sz w:val="19"/>
+              </w:rPr>
+              <w:t>469603f</w:t>
+            </w:r>
+          </w:p>
+        </w:tc>
+        <w:tc>
+          <w:tcPr>
+            <w:tcW w:type="dxa" w:w="850"/>
+          </w:tcPr>
+          <w:p>
+            <w:r/>
+            <w:r>
+              <w:rPr>
+                <w:rFonts w:ascii="宋体" w:hAnsi="宋体" w:eastAsia="宋体" w:cs="宋体"/>
+                <w:b w:val="0"/>
+                <w:sz w:val="19"/>
+              </w:rPr>
+              <w:t>其他</w:t>
+            </w:r>
+          </w:p>
+        </w:tc>
+        <w:tc>
+          <w:tcPr>
+            <w:tcW w:type="dxa" w:w="4252"/>
+          </w:tcPr>
+          <w:p>
+            <w:r/>
+            <w:r>
+              <w:rPr>
+                <w:rFonts w:ascii="宋体" w:hAnsi="宋体" w:eastAsia="宋体" w:cs="宋体"/>
+                <w:b w:val="0"/>
+                <w:sz w:val="19"/>
+              </w:rPr>
+              <w:t>feat(server): 加入浏览器心跳与自动停服——关掉页面约 25 秒后服务自动退出</w:t>
+            </w:r>
+          </w:p>
+        </w:tc>
+        <w:tc>
+          <w:tcPr>
+            <w:tcW w:type="dxa" w:w="2098"/>
+          </w:tcPr>
+          <w:p>
+            <w:r/>
+            <w:r>
+              <w:rPr>
+                <w:rFonts w:ascii="宋体" w:hAnsi="宋体" w:eastAsia="宋体" w:cs="宋体"/>
+                <w:b w:val="0"/>
+                <w:sz w:val="19"/>
+              </w:rPr>
+              <w:t>7 文件 / +227 / -102</w:t>
+            </w:r>
+          </w:p>
+        </w:tc>
+      </w:tr>
     </w:tbl>
     <w:p>
       <w:r>
@@ -2539,7 +2716,7 @@
                 <w:b w:val="0"/>
                 <w:sz w:val="19"/>
               </w:rPr>
-              <w:t>0aad427</w:t>
+              <w:t>469603f</w:t>
             </w:r>
           </w:p>
         </w:tc>
@@ -2573,7 +2750,7 @@
                 <w:b w:val="0"/>
                 <w:sz w:val="19"/>
               </w:rPr>
-              <w:t>26</w:t>
+              <w:t>28</w:t>
             </w:r>
           </w:p>
         </w:tc>
@@ -2607,7 +2784,7 @@
                 <w:b w:val="0"/>
                 <w:sz w:val="19"/>
               </w:rPr>
-              <w:t>26</w:t>
+              <w:t>28</w:t>
             </w:r>
           </w:p>
         </w:tc>
@@ -2641,7 +2818,7 @@
                 <w:b w:val="0"/>
                 <w:sz w:val="19"/>
               </w:rPr>
-              <w:t>135</w:t>
+              <w:t>136</w:t>
             </w:r>
           </w:p>
         </w:tc>
@@ -2743,7 +2920,7 @@
                 <w:b w:val="0"/>
                 <w:sz w:val="19"/>
               </w:rPr>
-              <w:t>16.38 MB（不含 .git）</w:t>
+              <w:t>16.41 MB（不含 .git）</w:t>
             </w:r>
           </w:p>
         </w:tc>
@@ -2773,7 +2950,33 @@
           <w:b w:val="0"/>
           <w:sz w:val="21"/>
         </w:rPr>
-        <w:t>run.bat 首版写成 UTF-8，cmd 按 GBK 解析导致中文命令被截断、cd 失败；改用 GBK 写入后正常。</w:t>
+        <w:t>启动脚本首版写成 UTF-8，cmd 按 GBK 解析导致命令被截断；改为 GBK 编码后正常。</w:t>
+      </w:r>
+    </w:p>
+    <w:p>
+      <w:pPr>
+        <w:pStyle w:val="ListBullet"/>
+      </w:pPr>
+      <w:r>
+        <w:rPr>
+          <w:rFonts w:ascii="宋体" w:hAnsi="宋体" w:eastAsia="宋体" w:cs="宋体"/>
+          <w:b w:val="0"/>
+          <w:sz w:val="21"/>
+        </w:rPr>
+        <w:t>自动停服首版会在浏览器尚未连上时就倒计时退出（窗口刚开就停）；改为首个页面连上后才开始计时。</w:t>
+      </w:r>
+    </w:p>
+    <w:p>
+      <w:pPr>
+        <w:pStyle w:val="ListBullet"/>
+      </w:pPr>
+      <w:r>
+        <w:rPr>
+          <w:rFonts w:ascii="宋体" w:hAnsi="宋体" w:eastAsia="宋体" w:cs="宋体"/>
+          <w:b w:val="0"/>
+          <w:sz w:val="21"/>
+        </w:rPr>
+        <w:t>自检每次遗留一份测试资料，已加入清理逻辑并清掉历史残留。</w:t>
       </w:r>
     </w:p>
     <w:p>
@@ -2787,32 +2990,6 @@
           <w:sz w:val="21"/>
         </w:rPr>
         <w:t>前端曾因补丁重复写入导致白屏，已修复并把重复声明检测加入自检。</w:t>
-      </w:r>
-    </w:p>
-    <w:p>
-      <w:pPr>
-        <w:pStyle w:val="ListBullet"/>
-      </w:pPr>
-      <w:r>
-        <w:rPr>
-          <w:rFonts w:ascii="宋体" w:hAnsi="宋体" w:eastAsia="宋体" w:cs="宋体"/>
-          <w:b w:val="0"/>
-          <w:sz w:val="21"/>
-        </w:rPr>
-        <w:t>推荐视频时模型易编造 BV 号，改为只输出搜索关键词、由服务端拼 B站/MOOC 搜索链接。</w:t>
-      </w:r>
-    </w:p>
-    <w:p>
-      <w:pPr>
-        <w:pStyle w:val="ListBullet"/>
-      </w:pPr>
-      <w:r>
-        <w:rPr>
-          <w:rFonts w:ascii="宋体" w:hAnsi="宋体" w:eastAsia="宋体" w:cs="宋体"/>
-          <w:b w:val="0"/>
-          <w:sz w:val="21"/>
-        </w:rPr>
-        <w:t>oi-wiki 部分路径返回 200 但为空壳页，已改用正确路径并加内容校验。</w:t>
       </w:r>
     </w:p>
     <w:p>
@@ -2880,7 +3057,7 @@
           <w:color w:val="888888"/>
           <w:sz w:val="17"/>
         </w:rPr>
-        <w:t>生成时间：2026-10-24 21:18</w:t>
+        <w:t>生成时间：2026-10-24 21:23</w:t>
       </w:r>
     </w:p>
     <w:sectPr>

--- a/日志/2026-10-24 修改日志.docx
+++ b/日志/2026-10-24 修改日志.docx
@@ -52,7 +52,7 @@
           <w:b w:val="0"/>
           <w:sz w:val="21"/>
         </w:rPr>
-        <w:t>本日共产生 28 次提交，涉及 28 条记录，当前仓库已跟踪 136 个文件、累计 28 次提交。</w:t>
+        <w:t>本日共产生 30 次提交，涉及 30 条记录，当前仓库已跟踪 136 个文件、累计 30 次提交。</w:t>
       </w:r>
     </w:p>
     <w:p>
@@ -104,7 +104,7 @@
           <w:b w:val="0"/>
           <w:sz w:val="21"/>
         </w:rPr>
-        <w:t>界面：粒子主界面与开始学习、首页「今天学点什么」、每页返回、聊天页查看本对话总结、章节推荐学习视频、学习者档案归入个人信息页。</w:t>
+        <w:t>界面：欢迎页粒子波浪与科技线条、首页「今天学点什么」（项目顺序与侧边栏一致、自带背景粒子、隐藏侧边栏）、每页返回、聊天页查看总结、章节推荐视频、学习者档案归入个人信息页。</w:t>
       </w:r>
     </w:p>
     <w:p>
@@ -117,7 +117,7 @@
           <w:b w:val="0"/>
           <w:sz w:val="21"/>
         </w:rPr>
-        <w:t>本轮新增自动停服：前端每 5 秒发心跳并带页面可见性，页面关闭时用 sendBeacon 通知；服务端看门狗在无页面时自动退出，关掉最后一个页面约 25 秒后停止。</w:t>
+        <w:t>自动停服：前端每 5 秒心跳并上报可见性，关闭页面用 sendBeacon 通知；无页面时服务端自动退出，刷新有宽限、切后台放宽上限、从未连上不计时。</w:t>
       </w:r>
     </w:p>
     <w:p>
@@ -130,20 +130,7 @@
           <w:b w:val="0"/>
           <w:sz w:val="21"/>
         </w:rPr>
-        <w:t>自动停服的三条设计取舍：刷新有 6 秒宽限且可被新页面心跳取消；页面切后台时上限放宽到 300 秒；从未有页面连上时不计时。</w:t>
-      </w:r>
-    </w:p>
-    <w:p>
-      <w:pPr>
-        <w:pStyle w:val="ListBullet"/>
-      </w:pPr>
-      <w:r>
-        <w:rPr>
-          <w:rFonts w:ascii="宋体" w:hAnsi="宋体" w:eastAsia="宋体" w:cs="宋体"/>
-          <w:b w:val="0"/>
-          <w:sz w:val="21"/>
-        </w:rPr>
-        <w:t>端到端自检 43 项全部通过；自检脚本会清理自己产生的测试资料，不再留垃圾。</w:t>
+        <w:t>端到端自检 43 项全部通过；四个前端脚本均过语法检查和跨文件重名、DOM id、标签配对校验。</w:t>
       </w:r>
     </w:p>
     <w:p>
@@ -2573,6 +2560,170 @@
           </w:p>
         </w:tc>
       </w:tr>
+      <w:tr>
+        <w:tc>
+          <w:tcPr>
+            <w:tcW w:type="dxa" w:w="907"/>
+          </w:tcPr>
+          <w:p>
+            <w:r/>
+            <w:r>
+              <w:rPr>
+                <w:rFonts w:ascii="宋体" w:hAnsi="宋体" w:eastAsia="宋体" w:cs="宋体"/>
+                <w:b w:val="0"/>
+                <w:sz w:val="19"/>
+              </w:rPr>
+              <w:t>21:23</w:t>
+            </w:r>
+          </w:p>
+        </w:tc>
+        <w:tc>
+          <w:tcPr>
+            <w:tcW w:type="dxa" w:w="1077"/>
+          </w:tcPr>
+          <w:p>
+            <w:r/>
+            <w:r>
+              <w:rPr>
+                <w:rFonts w:ascii="宋体" w:hAnsi="宋体" w:eastAsia="宋体" w:cs="宋体"/>
+                <w:b w:val="0"/>
+                <w:sz w:val="19"/>
+              </w:rPr>
+              <w:t>98ffea1</w:t>
+            </w:r>
+          </w:p>
+        </w:tc>
+        <w:tc>
+          <w:tcPr>
+            <w:tcW w:type="dxa" w:w="850"/>
+          </w:tcPr>
+          <w:p>
+            <w:r/>
+            <w:r>
+              <w:rPr>
+                <w:rFonts w:ascii="宋体" w:hAnsi="宋体" w:eastAsia="宋体" w:cs="宋体"/>
+                <w:b w:val="0"/>
+                <w:sz w:val="19"/>
+              </w:rPr>
+              <w:t>docs</w:t>
+            </w:r>
+          </w:p>
+        </w:tc>
+        <w:tc>
+          <w:tcPr>
+            <w:tcW w:type="dxa" w:w="4252"/>
+          </w:tcPr>
+          <w:p>
+            <w:r/>
+            <w:r>
+              <w:rPr>
+                <w:rFonts w:ascii="宋体" w:hAnsi="宋体" w:eastAsia="宋体" w:cs="宋体"/>
+                <w:b w:val="0"/>
+                <w:sz w:val="19"/>
+              </w:rPr>
+              <w:t>更新当日修改日志</w:t>
+            </w:r>
+          </w:p>
+        </w:tc>
+        <w:tc>
+          <w:tcPr>
+            <w:tcW w:type="dxa" w:w="2098"/>
+          </w:tcPr>
+          <w:p>
+            <w:r/>
+            <w:r>
+              <w:rPr>
+                <w:rFonts w:ascii="宋体" w:hAnsi="宋体" w:eastAsia="宋体" w:cs="宋体"/>
+                <w:b w:val="0"/>
+                <w:sz w:val="19"/>
+              </w:rPr>
+              <w:t>1 文件</w:t>
+            </w:r>
+          </w:p>
+        </w:tc>
+      </w:tr>
+      <w:tr>
+        <w:tc>
+          <w:tcPr>
+            <w:tcW w:type="dxa" w:w="907"/>
+          </w:tcPr>
+          <w:p>
+            <w:r/>
+            <w:r>
+              <w:rPr>
+                <w:rFonts w:ascii="宋体" w:hAnsi="宋体" w:eastAsia="宋体" w:cs="宋体"/>
+                <w:b w:val="0"/>
+                <w:sz w:val="19"/>
+              </w:rPr>
+              <w:t>21:25</w:t>
+            </w:r>
+          </w:p>
+        </w:tc>
+        <w:tc>
+          <w:tcPr>
+            <w:tcW w:type="dxa" w:w="1077"/>
+          </w:tcPr>
+          <w:p>
+            <w:r/>
+            <w:r>
+              <w:rPr>
+                <w:rFonts w:ascii="宋体" w:hAnsi="宋体" w:eastAsia="宋体" w:cs="宋体"/>
+                <w:b w:val="0"/>
+                <w:sz w:val="19"/>
+              </w:rPr>
+              <w:t>7f9bb63</w:t>
+            </w:r>
+          </w:p>
+        </w:tc>
+        <w:tc>
+          <w:tcPr>
+            <w:tcW w:type="dxa" w:w="850"/>
+          </w:tcPr>
+          <w:p>
+            <w:r/>
+            <w:r>
+              <w:rPr>
+                <w:rFonts w:ascii="宋体" w:hAnsi="宋体" w:eastAsia="宋体" w:cs="宋体"/>
+                <w:b w:val="0"/>
+                <w:sz w:val="19"/>
+              </w:rPr>
+              <w:t>其他</w:t>
+            </w:r>
+          </w:p>
+        </w:tc>
+        <w:tc>
+          <w:tcPr>
+            <w:tcW w:type="dxa" w:w="4252"/>
+          </w:tcPr>
+          <w:p>
+            <w:r/>
+            <w:r>
+              <w:rPr>
+                <w:rFonts w:ascii="宋体" w:hAnsi="宋体" w:eastAsia="宋体" w:cs="宋体"/>
+                <w:b w:val="0"/>
+                <w:sz w:val="19"/>
+              </w:rPr>
+              <w:t>feat(ui): 首页加入粒子波浪背景、项目顺序对齐侧边栏、主界面隐藏侧边栏，欢迎页线条与波浪效果增强</w:t>
+            </w:r>
+          </w:p>
+        </w:tc>
+        <w:tc>
+          <w:tcPr>
+            <w:tcW w:type="dxa" w:w="2098"/>
+          </w:tcPr>
+          <w:p>
+            <w:r/>
+            <w:r>
+              <w:rPr>
+                <w:rFonts w:ascii="宋体" w:hAnsi="宋体" w:eastAsia="宋体" w:cs="宋体"/>
+                <w:b w:val="0"/>
+                <w:sz w:val="19"/>
+              </w:rPr>
+              <w:t>3 文件 / +187 / -37</w:t>
+            </w:r>
+          </w:p>
+        </w:tc>
+      </w:tr>
     </w:tbl>
     <w:p>
       <w:r>
@@ -2716,7 +2867,7 @@
                 <w:b w:val="0"/>
                 <w:sz w:val="19"/>
               </w:rPr>
-              <w:t>469603f</w:t>
+              <w:t>7f9bb63</w:t>
             </w:r>
           </w:p>
         </w:tc>
@@ -2750,7 +2901,7 @@
                 <w:b w:val="0"/>
                 <w:sz w:val="19"/>
               </w:rPr>
-              <w:t>28</w:t>
+              <w:t>30</w:t>
             </w:r>
           </w:p>
         </w:tc>
@@ -2784,7 +2935,7 @@
                 <w:b w:val="0"/>
                 <w:sz w:val="19"/>
               </w:rPr>
-              <w:t>28</w:t>
+              <w:t>30</w:t>
             </w:r>
           </w:p>
         </w:tc>
@@ -2920,7 +3071,7 @@
                 <w:b w:val="0"/>
                 <w:sz w:val="19"/>
               </w:rPr>
-              <w:t>16.41 MB（不含 .git）</w:t>
+              <w:t>16.44 MB（不含 .git）</w:t>
             </w:r>
           </w:p>
         </w:tc>
@@ -2950,7 +3101,7 @@
           <w:b w:val="0"/>
           <w:sz w:val="21"/>
         </w:rPr>
-        <w:t>启动脚本首版写成 UTF-8，cmd 按 GBK 解析导致命令被截断；改为 GBK 编码后正常。</w:t>
+        <w:t>启动脚本首版写成 UTF-8，cmd 按 GBK 解析导致命令截断；改为 GBK 编码后正常。</w:t>
       </w:r>
     </w:p>
     <w:p>
@@ -2963,7 +3114,7 @@
           <w:b w:val="0"/>
           <w:sz w:val="21"/>
         </w:rPr>
-        <w:t>自动停服首版会在浏览器尚未连上时就倒计时退出（窗口刚开就停）；改为首个页面连上后才开始计时。</w:t>
+        <w:t>自动停服首版在浏览器尚未连上时就倒计时退出；改为首个页面连上后才开始计时。</w:t>
       </w:r>
     </w:p>
     <w:p>
@@ -2976,7 +3127,7 @@
           <w:b w:val="0"/>
           <w:sz w:val="21"/>
         </w:rPr>
-        <w:t>自检每次遗留一份测试资料，已加入清理逻辑并清掉历史残留。</w:t>
+        <w:t>自检每次遗留测试资料，已加入清理逻辑并清掉历史残留。</w:t>
       </w:r>
     </w:p>
     <w:p>
@@ -3057,7 +3208,7 @@
           <w:color w:val="888888"/>
           <w:sz w:val="17"/>
         </w:rPr>
-        <w:t>生成时间：2026-10-24 21:23</w:t>
+        <w:t>生成时间：2026-10-24 21:25</w:t>
       </w:r>
     </w:p>
     <w:sectPr>

--- a/日志/2026-10-24 修改日志.docx
+++ b/日志/2026-10-24 修改日志.docx
@@ -52,7 +52,7 @@
           <w:b w:val="0"/>
           <w:sz w:val="21"/>
         </w:rPr>
-        <w:t>本日共产生 30 次提交，涉及 30 条记录，当前仓库已跟踪 136 个文件、累计 30 次提交。</w:t>
+        <w:t>本日共产生 32 次提交，涉及 32 条记录，当前仓库已跟踪 136 个文件、累计 32 次提交。</w:t>
       </w:r>
     </w:p>
     <w:p>
@@ -104,7 +104,7 @@
           <w:b w:val="0"/>
           <w:sz w:val="21"/>
         </w:rPr>
-        <w:t>界面：欢迎页粒子波浪与科技线条、首页「今天学点什么」（项目顺序与侧边栏一致、自带背景粒子、隐藏侧边栏）、每页返回、聊天页查看总结、章节推荐视频、学习者档案归入个人信息页。</w:t>
+        <w:t>界面：欢迎页粒子背景 + 开始学习、首页「今天学点什么」（顺序同侧边栏、自带背景、隐藏侧边栏）、每页返回、聊天页查看总结、章节推荐视频、学习者档案归入个人信息页。</w:t>
       </w:r>
     </w:p>
     <w:p>
@@ -117,7 +117,7 @@
           <w:b w:val="0"/>
           <w:sz w:val="21"/>
         </w:rPr>
-        <w:t>自动停服：前端每 5 秒心跳并上报可见性，关闭页面用 sendBeacon 通知；无页面时服务端自动退出，刷新有宽限、切后台放宽上限、从未连上不计时。</w:t>
+        <w:t>自动停服：前端心跳 + 页面关闭通知，无页面时服务端自动退出；刷新有宽限、切后台放宽、从未连上不计时。</w:t>
       </w:r>
     </w:p>
     <w:p>
@@ -130,7 +130,20 @@
           <w:b w:val="0"/>
           <w:sz w:val="21"/>
         </w:rPr>
-        <w:t>端到端自检 43 项全部通过；四个前端脚本均过语法检查和跨文件重名、DOM id、标签配对校验。</w:t>
+        <w:t>按用户反馈与设计文档「简洁明快」收敛视觉：删除波纹与流动光点，曲线透明度降到 7.5%，网格更淡，欢迎页粒子 130 降到 96、首页 52 降到 38。</w:t>
+      </w:r>
+    </w:p>
+    <w:p>
+      <w:pPr>
+        <w:pStyle w:val="ListBullet"/>
+      </w:pPr>
+      <w:r>
+        <w:rPr>
+          <w:rFonts w:ascii="宋体" w:hAnsi="宋体" w:eastAsia="宋体" w:cs="宋体"/>
+          <w:b w:val="0"/>
+          <w:sz w:val="21"/>
+        </w:rPr>
+        <w:t>端到端自检 43 项全部通过；四个前端脚本语法与跨文件重名、DOM id、标签配对校验均通过。</w:t>
       </w:r>
     </w:p>
     <w:p>
@@ -2724,6 +2737,170 @@
           </w:p>
         </w:tc>
       </w:tr>
+      <w:tr>
+        <w:tc>
+          <w:tcPr>
+            <w:tcW w:type="dxa" w:w="907"/>
+          </w:tcPr>
+          <w:p>
+            <w:r/>
+            <w:r>
+              <w:rPr>
+                <w:rFonts w:ascii="宋体" w:hAnsi="宋体" w:eastAsia="宋体" w:cs="宋体"/>
+                <w:b w:val="0"/>
+                <w:sz w:val="19"/>
+              </w:rPr>
+              <w:t>21:25</w:t>
+            </w:r>
+          </w:p>
+        </w:tc>
+        <w:tc>
+          <w:tcPr>
+            <w:tcW w:type="dxa" w:w="1077"/>
+          </w:tcPr>
+          <w:p>
+            <w:r/>
+            <w:r>
+              <w:rPr>
+                <w:rFonts w:ascii="宋体" w:hAnsi="宋体" w:eastAsia="宋体" w:cs="宋体"/>
+                <w:b w:val="0"/>
+                <w:sz w:val="19"/>
+              </w:rPr>
+              <w:t>0cd7b84</w:t>
+            </w:r>
+          </w:p>
+        </w:tc>
+        <w:tc>
+          <w:tcPr>
+            <w:tcW w:type="dxa" w:w="850"/>
+          </w:tcPr>
+          <w:p>
+            <w:r/>
+            <w:r>
+              <w:rPr>
+                <w:rFonts w:ascii="宋体" w:hAnsi="宋体" w:eastAsia="宋体" w:cs="宋体"/>
+                <w:b w:val="0"/>
+                <w:sz w:val="19"/>
+              </w:rPr>
+              <w:t>docs</w:t>
+            </w:r>
+          </w:p>
+        </w:tc>
+        <w:tc>
+          <w:tcPr>
+            <w:tcW w:type="dxa" w:w="4252"/>
+          </w:tcPr>
+          <w:p>
+            <w:r/>
+            <w:r>
+              <w:rPr>
+                <w:rFonts w:ascii="宋体" w:hAnsi="宋体" w:eastAsia="宋体" w:cs="宋体"/>
+                <w:b w:val="0"/>
+                <w:sz w:val="19"/>
+              </w:rPr>
+              <w:t>更新当日修改日志</w:t>
+            </w:r>
+          </w:p>
+        </w:tc>
+        <w:tc>
+          <w:tcPr>
+            <w:tcW w:type="dxa" w:w="2098"/>
+          </w:tcPr>
+          <w:p>
+            <w:r/>
+            <w:r>
+              <w:rPr>
+                <w:rFonts w:ascii="宋体" w:hAnsi="宋体" w:eastAsia="宋体" w:cs="宋体"/>
+                <w:b w:val="0"/>
+                <w:sz w:val="19"/>
+              </w:rPr>
+              <w:t>1 文件</w:t>
+            </w:r>
+          </w:p>
+        </w:tc>
+      </w:tr>
+      <w:tr>
+        <w:tc>
+          <w:tcPr>
+            <w:tcW w:type="dxa" w:w="907"/>
+          </w:tcPr>
+          <w:p>
+            <w:r/>
+            <w:r>
+              <w:rPr>
+                <w:rFonts w:ascii="宋体" w:hAnsi="宋体" w:eastAsia="宋体" w:cs="宋体"/>
+                <w:b w:val="0"/>
+                <w:sz w:val="19"/>
+              </w:rPr>
+              <w:t>21:27</w:t>
+            </w:r>
+          </w:p>
+        </w:tc>
+        <w:tc>
+          <w:tcPr>
+            <w:tcW w:type="dxa" w:w="1077"/>
+          </w:tcPr>
+          <w:p>
+            <w:r/>
+            <w:r>
+              <w:rPr>
+                <w:rFonts w:ascii="宋体" w:hAnsi="宋体" w:eastAsia="宋体" w:cs="宋体"/>
+                <w:b w:val="0"/>
+                <w:sz w:val="19"/>
+              </w:rPr>
+              <w:t>6058dc3</w:t>
+            </w:r>
+          </w:p>
+        </w:tc>
+        <w:tc>
+          <w:tcPr>
+            <w:tcW w:type="dxa" w:w="850"/>
+          </w:tcPr>
+          <w:p>
+            <w:r/>
+            <w:r>
+              <w:rPr>
+                <w:rFonts w:ascii="宋体" w:hAnsi="宋体" w:eastAsia="宋体" w:cs="宋体"/>
+                <w:b w:val="0"/>
+                <w:sz w:val="19"/>
+              </w:rPr>
+              <w:t>其他</w:t>
+            </w:r>
+          </w:p>
+        </w:tc>
+        <w:tc>
+          <w:tcPr>
+            <w:tcW w:type="dxa" w:w="4252"/>
+          </w:tcPr>
+          <w:p>
+            <w:r/>
+            <w:r>
+              <w:rPr>
+                <w:rFonts w:ascii="宋体" w:hAnsi="宋体" w:eastAsia="宋体" w:cs="宋体"/>
+                <w:b w:val="0"/>
+                <w:sz w:val="19"/>
+              </w:rPr>
+              <w:t>style(ui): 按设计文档'简洁明快'收敛背景——移除波纹，降低网格与曲线存在感，减少粒子数量</w:t>
+            </w:r>
+          </w:p>
+        </w:tc>
+        <w:tc>
+          <w:tcPr>
+            <w:tcW w:type="dxa" w:w="2098"/>
+          </w:tcPr>
+          <w:p>
+            <w:r/>
+            <w:r>
+              <w:rPr>
+                <w:rFonts w:ascii="宋体" w:hAnsi="宋体" w:eastAsia="宋体" w:cs="宋体"/>
+                <w:b w:val="0"/>
+                <w:sz w:val="19"/>
+              </w:rPr>
+              <w:t>1 文件 / +10 / -46</w:t>
+            </w:r>
+          </w:p>
+        </w:tc>
+      </w:tr>
     </w:tbl>
     <w:p>
       <w:r>
@@ -2867,7 +3044,7 @@
                 <w:b w:val="0"/>
                 <w:sz w:val="19"/>
               </w:rPr>
-              <w:t>7f9bb63</w:t>
+              <w:t>6058dc3</w:t>
             </w:r>
           </w:p>
         </w:tc>
@@ -2901,7 +3078,7 @@
                 <w:b w:val="0"/>
                 <w:sz w:val="19"/>
               </w:rPr>
-              <w:t>30</w:t>
+              <w:t>32</w:t>
             </w:r>
           </w:p>
         </w:tc>
@@ -2935,7 +3112,7 @@
                 <w:b w:val="0"/>
                 <w:sz w:val="19"/>
               </w:rPr>
-              <w:t>30</w:t>
+              <w:t>32</w:t>
             </w:r>
           </w:p>
         </w:tc>
@@ -3208,7 +3385,7 @@
           <w:color w:val="888888"/>
           <w:sz w:val="17"/>
         </w:rPr>
-        <w:t>生成时间：2026-10-24 21:25</w:t>
+        <w:t>生成时间：2026-10-24 21:27</w:t>
       </w:r>
     </w:p>
     <w:sectPr>

--- a/日志/2026-10-24 修改日志.docx
+++ b/日志/2026-10-24 修改日志.docx
@@ -52,7 +52,7 @@
           <w:b w:val="0"/>
           <w:sz w:val="21"/>
         </w:rPr>
-        <w:t>本日共产生 32 次提交，涉及 32 条记录，当前仓库已跟踪 136 个文件、累计 32 次提交。</w:t>
+        <w:t>本日共产生 35 次提交，涉及 35 条记录，当前仓库已跟踪 136 个文件、累计 35 次提交。</w:t>
       </w:r>
     </w:p>
     <w:p>
@@ -104,7 +104,7 @@
           <w:b w:val="0"/>
           <w:sz w:val="21"/>
         </w:rPr>
-        <w:t>界面：欢迎页粒子背景 + 开始学习、首页「今天学点什么」（顺序同侧边栏、自带背景、隐藏侧边栏）、每页返回、聊天页查看总结、章节推荐视频、学习者档案归入个人信息页。</w:t>
+        <w:t>界面：欢迎页粒子背景与鼠标水波纹、首页「今天学点什么」（顺序同侧边栏、自带背景、隐藏侧边栏）、每页返回、聊天页查看总结、章节推荐视频、学习者档案归入个人信息页。</w:t>
       </w:r>
     </w:p>
     <w:p>
@@ -117,7 +117,7 @@
           <w:b w:val="0"/>
           <w:sz w:val="21"/>
         </w:rPr>
-        <w:t>自动停服：前端心跳 + 页面关闭通知，无页面时服务端自动退出；刷新有宽限、切后台放宽、从未连上不计时。</w:t>
+        <w:t>交互细节：点「开始学习」时先把底层视图切成主界面再淡出欢迎页，避免闪一下聊天页；侧边栏去掉「主界面」项，回到首页统一用每页的「⌂ 主界面」。</w:t>
       </w:r>
     </w:p>
     <w:p>
@@ -130,7 +130,7 @@
           <w:b w:val="0"/>
           <w:sz w:val="21"/>
         </w:rPr>
-        <w:t>按用户反馈与设计文档「简洁明快」收敛视觉：删除波纹与流动光点，曲线透明度降到 7.5%，网格更淡，欢迎页粒子 130 降到 96、首页 52 降到 38。</w:t>
+        <w:t>视觉收敛：按「简洁明快」删除环境波纹，仅保留粒子、连线、极淡网格与曲线；鼠标移动时才出现水波纹。</w:t>
       </w:r>
     </w:p>
     <w:p>
@@ -143,7 +143,20 @@
           <w:b w:val="0"/>
           <w:sz w:val="21"/>
         </w:rPr>
-        <w:t>端到端自检 43 项全部通过；四个前端脚本语法与跨文件重名、DOM id、标签配对校验均通过。</w:t>
+        <w:t>自动停服：前端心跳 + 页面关闭通知，无页面时服务端自动退出。</w:t>
+      </w:r>
+    </w:p>
+    <w:p>
+      <w:pPr>
+        <w:pStyle w:val="ListBullet"/>
+      </w:pPr>
+      <w:r>
+        <w:rPr>
+          <w:rFonts w:ascii="宋体" w:hAnsi="宋体" w:eastAsia="宋体" w:cs="宋体"/>
+          <w:b w:val="0"/>
+          <w:sz w:val="21"/>
+        </w:rPr>
+        <w:t>端到端自检 43 项全部通过。</w:t>
       </w:r>
     </w:p>
     <w:p>
@@ -2901,6 +2914,252 @@
           </w:p>
         </w:tc>
       </w:tr>
+      <w:tr>
+        <w:tc>
+          <w:tcPr>
+            <w:tcW w:type="dxa" w:w="907"/>
+          </w:tcPr>
+          <w:p>
+            <w:r/>
+            <w:r>
+              <w:rPr>
+                <w:rFonts w:ascii="宋体" w:hAnsi="宋体" w:eastAsia="宋体" w:cs="宋体"/>
+                <w:b w:val="0"/>
+                <w:sz w:val="19"/>
+              </w:rPr>
+              <w:t>21:27</w:t>
+            </w:r>
+          </w:p>
+        </w:tc>
+        <w:tc>
+          <w:tcPr>
+            <w:tcW w:type="dxa" w:w="1077"/>
+          </w:tcPr>
+          <w:p>
+            <w:r/>
+            <w:r>
+              <w:rPr>
+                <w:rFonts w:ascii="宋体" w:hAnsi="宋体" w:eastAsia="宋体" w:cs="宋体"/>
+                <w:b w:val="0"/>
+                <w:sz w:val="19"/>
+              </w:rPr>
+              <w:t>b311854</w:t>
+            </w:r>
+          </w:p>
+        </w:tc>
+        <w:tc>
+          <w:tcPr>
+            <w:tcW w:type="dxa" w:w="850"/>
+          </w:tcPr>
+          <w:p>
+            <w:r/>
+            <w:r>
+              <w:rPr>
+                <w:rFonts w:ascii="宋体" w:hAnsi="宋体" w:eastAsia="宋体" w:cs="宋体"/>
+                <w:b w:val="0"/>
+                <w:sz w:val="19"/>
+              </w:rPr>
+              <w:t>docs</w:t>
+            </w:r>
+          </w:p>
+        </w:tc>
+        <w:tc>
+          <w:tcPr>
+            <w:tcW w:type="dxa" w:w="4252"/>
+          </w:tcPr>
+          <w:p>
+            <w:r/>
+            <w:r>
+              <w:rPr>
+                <w:rFonts w:ascii="宋体" w:hAnsi="宋体" w:eastAsia="宋体" w:cs="宋体"/>
+                <w:b w:val="0"/>
+                <w:sz w:val="19"/>
+              </w:rPr>
+              <w:t>更新当日修改日志</w:t>
+            </w:r>
+          </w:p>
+        </w:tc>
+        <w:tc>
+          <w:tcPr>
+            <w:tcW w:type="dxa" w:w="2098"/>
+          </w:tcPr>
+          <w:p>
+            <w:r/>
+            <w:r>
+              <w:rPr>
+                <w:rFonts w:ascii="宋体" w:hAnsi="宋体" w:eastAsia="宋体" w:cs="宋体"/>
+                <w:b w:val="0"/>
+                <w:sz w:val="19"/>
+              </w:rPr>
+              <w:t>1 文件</w:t>
+            </w:r>
+          </w:p>
+        </w:tc>
+      </w:tr>
+      <w:tr>
+        <w:tc>
+          <w:tcPr>
+            <w:tcW w:type="dxa" w:w="907"/>
+          </w:tcPr>
+          <w:p>
+            <w:r/>
+            <w:r>
+              <w:rPr>
+                <w:rFonts w:ascii="宋体" w:hAnsi="宋体" w:eastAsia="宋体" w:cs="宋体"/>
+                <w:b w:val="0"/>
+                <w:sz w:val="19"/>
+              </w:rPr>
+              <w:t>21:28</w:t>
+            </w:r>
+          </w:p>
+        </w:tc>
+        <w:tc>
+          <w:tcPr>
+            <w:tcW w:type="dxa" w:w="1077"/>
+          </w:tcPr>
+          <w:p>
+            <w:r/>
+            <w:r>
+              <w:rPr>
+                <w:rFonts w:ascii="宋体" w:hAnsi="宋体" w:eastAsia="宋体" w:cs="宋体"/>
+                <w:b w:val="0"/>
+                <w:sz w:val="19"/>
+              </w:rPr>
+              <w:t>7392719</w:t>
+            </w:r>
+          </w:p>
+        </w:tc>
+        <w:tc>
+          <w:tcPr>
+            <w:tcW w:type="dxa" w:w="850"/>
+          </w:tcPr>
+          <w:p>
+            <w:r/>
+            <w:r>
+              <w:rPr>
+                <w:rFonts w:ascii="宋体" w:hAnsi="宋体" w:eastAsia="宋体" w:cs="宋体"/>
+                <w:b w:val="0"/>
+                <w:sz w:val="19"/>
+              </w:rPr>
+              <w:t>其他</w:t>
+            </w:r>
+          </w:p>
+        </w:tc>
+        <w:tc>
+          <w:tcPr>
+            <w:tcW w:type="dxa" w:w="4252"/>
+          </w:tcPr>
+          <w:p>
+            <w:r/>
+            <w:r>
+              <w:rPr>
+                <w:rFonts w:ascii="宋体" w:hAnsi="宋体" w:eastAsia="宋体" w:cs="宋体"/>
+                <w:b w:val="0"/>
+                <w:sz w:val="19"/>
+              </w:rPr>
+              <w:t>style(ui): 网格与粒子连线再降一档透明度</w:t>
+            </w:r>
+          </w:p>
+        </w:tc>
+        <w:tc>
+          <w:tcPr>
+            <w:tcW w:type="dxa" w:w="2098"/>
+          </w:tcPr>
+          <w:p>
+            <w:r/>
+            <w:r>
+              <w:rPr>
+                <w:rFonts w:ascii="宋体" w:hAnsi="宋体" w:eastAsia="宋体" w:cs="宋体"/>
+                <w:b w:val="0"/>
+                <w:sz w:val="19"/>
+              </w:rPr>
+              <w:t>1 文件 / +2 / -2</w:t>
+            </w:r>
+          </w:p>
+        </w:tc>
+      </w:tr>
+      <w:tr>
+        <w:tc>
+          <w:tcPr>
+            <w:tcW w:type="dxa" w:w="907"/>
+          </w:tcPr>
+          <w:p>
+            <w:r/>
+            <w:r>
+              <w:rPr>
+                <w:rFonts w:ascii="宋体" w:hAnsi="宋体" w:eastAsia="宋体" w:cs="宋体"/>
+                <w:b w:val="0"/>
+                <w:sz w:val="19"/>
+              </w:rPr>
+              <w:t>21:31</w:t>
+            </w:r>
+          </w:p>
+        </w:tc>
+        <w:tc>
+          <w:tcPr>
+            <w:tcW w:type="dxa" w:w="1077"/>
+          </w:tcPr>
+          <w:p>
+            <w:r/>
+            <w:r>
+              <w:rPr>
+                <w:rFonts w:ascii="宋体" w:hAnsi="宋体" w:eastAsia="宋体" w:cs="宋体"/>
+                <w:b w:val="0"/>
+                <w:sz w:val="19"/>
+              </w:rPr>
+              <w:t>1bc7d95</w:t>
+            </w:r>
+          </w:p>
+        </w:tc>
+        <w:tc>
+          <w:tcPr>
+            <w:tcW w:type="dxa" w:w="850"/>
+          </w:tcPr>
+          <w:p>
+            <w:r/>
+            <w:r>
+              <w:rPr>
+                <w:rFonts w:ascii="宋体" w:hAnsi="宋体" w:eastAsia="宋体" w:cs="宋体"/>
+                <w:b w:val="0"/>
+                <w:sz w:val="19"/>
+              </w:rPr>
+              <w:t>其他</w:t>
+            </w:r>
+          </w:p>
+        </w:tc>
+        <w:tc>
+          <w:tcPr>
+            <w:tcW w:type="dxa" w:w="4252"/>
+          </w:tcPr>
+          <w:p>
+            <w:r/>
+            <w:r>
+              <w:rPr>
+                <w:rFonts w:ascii="宋体" w:hAnsi="宋体" w:eastAsia="宋体" w:cs="宋体"/>
+                <w:b w:val="0"/>
+                <w:sz w:val="19"/>
+              </w:rPr>
+              <w:t>feat(ui): 欢迎页加入鼠标水波纹，开始学习后直达主界面，侧边栏移除主界面项</w:t>
+            </w:r>
+          </w:p>
+        </w:tc>
+        <w:tc>
+          <w:tcPr>
+            <w:tcW w:type="dxa" w:w="2098"/>
+          </w:tcPr>
+          <w:p>
+            <w:r/>
+            <w:r>
+              <w:rPr>
+                <w:rFonts w:ascii="宋体" w:hAnsi="宋体" w:eastAsia="宋体" w:cs="宋体"/>
+                <w:b w:val="0"/>
+                <w:sz w:val="19"/>
+              </w:rPr>
+              <w:t>2 文件 / +58 / -3</w:t>
+            </w:r>
+          </w:p>
+        </w:tc>
+      </w:tr>
     </w:tbl>
     <w:p>
       <w:r>
@@ -3044,7 +3303,7 @@
                 <w:b w:val="0"/>
                 <w:sz w:val="19"/>
               </w:rPr>
-              <w:t>6058dc3</w:t>
+              <w:t>1bc7d95</w:t>
             </w:r>
           </w:p>
         </w:tc>
@@ -3078,7 +3337,7 @@
                 <w:b w:val="0"/>
                 <w:sz w:val="19"/>
               </w:rPr>
-              <w:t>32</w:t>
+              <w:t>35</w:t>
             </w:r>
           </w:p>
         </w:tc>
@@ -3112,7 +3371,7 @@
                 <w:b w:val="0"/>
                 <w:sz w:val="19"/>
               </w:rPr>
-              <w:t>32</w:t>
+              <w:t>35</w:t>
             </w:r>
           </w:p>
         </w:tc>
@@ -3248,7 +3507,7 @@
                 <w:b w:val="0"/>
                 <w:sz w:val="19"/>
               </w:rPr>
-              <w:t>16.44 MB（不含 .git）</w:t>
+              <w:t>16.45 MB（不含 .git）</w:t>
             </w:r>
           </w:p>
         </w:tc>
@@ -3292,19 +3551,6 @@
           <w:sz w:val="21"/>
         </w:rPr>
         <w:t>自动停服首版在浏览器尚未连上时就倒计时退出；改为首个页面连上后才开始计时。</w:t>
-      </w:r>
-    </w:p>
-    <w:p>
-      <w:pPr>
-        <w:pStyle w:val="ListBullet"/>
-      </w:pPr>
-      <w:r>
-        <w:rPr>
-          <w:rFonts w:ascii="宋体" w:hAnsi="宋体" w:eastAsia="宋体" w:cs="宋体"/>
-          <w:b w:val="0"/>
-          <w:sz w:val="21"/>
-        </w:rPr>
-        <w:t>自检每次遗留测试资料，已加入清理逻辑并清掉历史残留。</w:t>
       </w:r>
     </w:p>
     <w:p>
@@ -3385,7 +3631,7 @@
           <w:color w:val="888888"/>
           <w:sz w:val="17"/>
         </w:rPr>
-        <w:t>生成时间：2026-10-24 21:27</w:t>
+        <w:t>生成时间：2026-10-24 21:31</w:t>
       </w:r>
     </w:p>
     <w:sectPr>

--- a/日志/2026-10-24 修改日志.docx
+++ b/日志/2026-10-24 修改日志.docx
@@ -52,7 +52,7 @@
           <w:b w:val="0"/>
           <w:sz w:val="21"/>
         </w:rPr>
-        <w:t>本日共产生 35 次提交，涉及 35 条记录，当前仓库已跟踪 136 个文件、累计 35 次提交。</w:t>
+        <w:t>本日共产生 38 次提交，涉及 38 条记录，当前仓库已跟踪 138 个文件、累计 38 次提交。</w:t>
       </w:r>
     </w:p>
     <w:p>
@@ -104,7 +104,7 @@
           <w:b w:val="0"/>
           <w:sz w:val="21"/>
         </w:rPr>
-        <w:t>界面：欢迎页粒子背景与鼠标水波纹、首页「今天学点什么」（顺序同侧边栏、自带背景、隐藏侧边栏）、每页返回、聊天页查看总结、章节推荐视频、学习者档案归入个人信息页。</w:t>
+        <w:t>界面：欢迎页粒子流场与鼠标水波纹、首页「今天学点什么」（顺序同侧边栏、自带粒子、隐藏侧边栏）、每页返回、聊天页查看总结、章节推荐视频。</w:t>
       </w:r>
     </w:p>
     <w:p>
@@ -117,7 +117,7 @@
           <w:b w:val="0"/>
           <w:sz w:val="21"/>
         </w:rPr>
-        <w:t>交互细节：点「开始学习」时先把底层视图切成主界面再淡出欢迎页，避免闪一下聊天页；侧边栏去掉「主界面」项，回到首页统一用每页的「⌂ 主界面」。</w:t>
+        <w:t>个人信息：新增年龄/性别/专业/需求四栏目并注入对话与章节讲解提示；学习者档案按月保存在 data/profile/。</w:t>
       </w:r>
     </w:p>
     <w:p>
@@ -130,7 +130,7 @@
           <w:b w:val="0"/>
           <w:sz w:val="21"/>
         </w:rPr>
-        <w:t>视觉收敛：按「简洁明快」删除环境波纹，仅保留粒子、连线、极淡网格与曲线；鼠标移动时才出现水波纹。</w:t>
+        <w:t>视觉：粒子改由流场驱动成束游弋（波纹感），科技线条改为偶尔浮现渐隐，鼠标划过出现水波纹。</w:t>
       </w:r>
     </w:p>
     <w:p>
@@ -156,7 +156,7 @@
           <w:b w:val="0"/>
           <w:sz w:val="21"/>
         </w:rPr>
-        <w:t>端到端自检 43 项全部通过。</w:t>
+        <w:t>版本标签：v0.1.0 已推送到远端；端到端自检 43 项全部通过。</w:t>
       </w:r>
     </w:p>
     <w:p>
@@ -3160,6 +3160,252 @@
           </w:p>
         </w:tc>
       </w:tr>
+      <w:tr>
+        <w:tc>
+          <w:tcPr>
+            <w:tcW w:type="dxa" w:w="907"/>
+          </w:tcPr>
+          <w:p>
+            <w:r/>
+            <w:r>
+              <w:rPr>
+                <w:rFonts w:ascii="宋体" w:hAnsi="宋体" w:eastAsia="宋体" w:cs="宋体"/>
+                <w:b w:val="0"/>
+                <w:sz w:val="19"/>
+              </w:rPr>
+              <w:t>21:31</w:t>
+            </w:r>
+          </w:p>
+        </w:tc>
+        <w:tc>
+          <w:tcPr>
+            <w:tcW w:type="dxa" w:w="1077"/>
+          </w:tcPr>
+          <w:p>
+            <w:r/>
+            <w:r>
+              <w:rPr>
+                <w:rFonts w:ascii="宋体" w:hAnsi="宋体" w:eastAsia="宋体" w:cs="宋体"/>
+                <w:b w:val="0"/>
+                <w:sz w:val="19"/>
+              </w:rPr>
+              <w:t>fe41b21</w:t>
+            </w:r>
+          </w:p>
+        </w:tc>
+        <w:tc>
+          <w:tcPr>
+            <w:tcW w:type="dxa" w:w="850"/>
+          </w:tcPr>
+          <w:p>
+            <w:r/>
+            <w:r>
+              <w:rPr>
+                <w:rFonts w:ascii="宋体" w:hAnsi="宋体" w:eastAsia="宋体" w:cs="宋体"/>
+                <w:b w:val="0"/>
+                <w:sz w:val="19"/>
+              </w:rPr>
+              <w:t>docs</w:t>
+            </w:r>
+          </w:p>
+        </w:tc>
+        <w:tc>
+          <w:tcPr>
+            <w:tcW w:type="dxa" w:w="4252"/>
+          </w:tcPr>
+          <w:p>
+            <w:r/>
+            <w:r>
+              <w:rPr>
+                <w:rFonts w:ascii="宋体" w:hAnsi="宋体" w:eastAsia="宋体" w:cs="宋体"/>
+                <w:b w:val="0"/>
+                <w:sz w:val="19"/>
+              </w:rPr>
+              <w:t>更新当日修改日志</w:t>
+            </w:r>
+          </w:p>
+        </w:tc>
+        <w:tc>
+          <w:tcPr>
+            <w:tcW w:type="dxa" w:w="2098"/>
+          </w:tcPr>
+          <w:p>
+            <w:r/>
+            <w:r>
+              <w:rPr>
+                <w:rFonts w:ascii="宋体" w:hAnsi="宋体" w:eastAsia="宋体" w:cs="宋体"/>
+                <w:b w:val="0"/>
+                <w:sz w:val="19"/>
+              </w:rPr>
+              <w:t>1 文件</w:t>
+            </w:r>
+          </w:p>
+        </w:tc>
+      </w:tr>
+      <w:tr>
+        <w:tc>
+          <w:tcPr>
+            <w:tcW w:type="dxa" w:w="907"/>
+          </w:tcPr>
+          <w:p>
+            <w:r/>
+            <w:r>
+              <w:rPr>
+                <w:rFonts w:ascii="宋体" w:hAnsi="宋体" w:eastAsia="宋体" w:cs="宋体"/>
+                <w:b w:val="0"/>
+                <w:sz w:val="19"/>
+              </w:rPr>
+              <w:t>21:36</w:t>
+            </w:r>
+          </w:p>
+        </w:tc>
+        <w:tc>
+          <w:tcPr>
+            <w:tcW w:type="dxa" w:w="1077"/>
+          </w:tcPr>
+          <w:p>
+            <w:r/>
+            <w:r>
+              <w:rPr>
+                <w:rFonts w:ascii="宋体" w:hAnsi="宋体" w:eastAsia="宋体" w:cs="宋体"/>
+                <w:b w:val="0"/>
+                <w:sz w:val="19"/>
+              </w:rPr>
+              <w:t>ac16276</w:t>
+            </w:r>
+          </w:p>
+        </w:tc>
+        <w:tc>
+          <w:tcPr>
+            <w:tcW w:type="dxa" w:w="850"/>
+          </w:tcPr>
+          <w:p>
+            <w:r/>
+            <w:r>
+              <w:rPr>
+                <w:rFonts w:ascii="宋体" w:hAnsi="宋体" w:eastAsia="宋体" w:cs="宋体"/>
+                <w:b w:val="0"/>
+                <w:sz w:val="19"/>
+              </w:rPr>
+              <w:t>docs</w:t>
+            </w:r>
+          </w:p>
+        </w:tc>
+        <w:tc>
+          <w:tcPr>
+            <w:tcW w:type="dxa" w:w="4252"/>
+          </w:tcPr>
+          <w:p>
+            <w:r/>
+            <w:r>
+              <w:rPr>
+                <w:rFonts w:ascii="宋体" w:hAnsi="宋体" w:eastAsia="宋体" w:cs="宋体"/>
+                <w:b w:val="0"/>
+                <w:sz w:val="19"/>
+              </w:rPr>
+              <w:t>设计文档更新——个人信息增加年龄/性别/专业/需求栏目，欢迎页粒子与鼠标波纹要求细化</w:t>
+            </w:r>
+          </w:p>
+        </w:tc>
+        <w:tc>
+          <w:tcPr>
+            <w:tcW w:type="dxa" w:w="2098"/>
+          </w:tcPr>
+          <w:p>
+            <w:r/>
+            <w:r>
+              <w:rPr>
+                <w:rFonts w:ascii="宋体" w:hAnsi="宋体" w:eastAsia="宋体" w:cs="宋体"/>
+                <w:b w:val="0"/>
+                <w:sz w:val="19"/>
+              </w:rPr>
+              <w:t>1 文件 / +5 / -2</w:t>
+            </w:r>
+          </w:p>
+        </w:tc>
+      </w:tr>
+      <w:tr>
+        <w:tc>
+          <w:tcPr>
+            <w:tcW w:type="dxa" w:w="907"/>
+          </w:tcPr>
+          <w:p>
+            <w:r/>
+            <w:r>
+              <w:rPr>
+                <w:rFonts w:ascii="宋体" w:hAnsi="宋体" w:eastAsia="宋体" w:cs="宋体"/>
+                <w:b w:val="0"/>
+                <w:sz w:val="19"/>
+              </w:rPr>
+              <w:t>21:39</w:t>
+            </w:r>
+          </w:p>
+        </w:tc>
+        <w:tc>
+          <w:tcPr>
+            <w:tcW w:type="dxa" w:w="1077"/>
+          </w:tcPr>
+          <w:p>
+            <w:r/>
+            <w:r>
+              <w:rPr>
+                <w:rFonts w:ascii="宋体" w:hAnsi="宋体" w:eastAsia="宋体" w:cs="宋体"/>
+                <w:b w:val="0"/>
+                <w:sz w:val="19"/>
+              </w:rPr>
+              <w:t>da5160f</w:t>
+            </w:r>
+          </w:p>
+        </w:tc>
+        <w:tc>
+          <w:tcPr>
+            <w:tcW w:type="dxa" w:w="850"/>
+          </w:tcPr>
+          <w:p>
+            <w:r/>
+            <w:r>
+              <w:rPr>
+                <w:rFonts w:ascii="宋体" w:hAnsi="宋体" w:eastAsia="宋体" w:cs="宋体"/>
+                <w:b w:val="0"/>
+                <w:sz w:val="19"/>
+              </w:rPr>
+              <w:t>feat</w:t>
+            </w:r>
+          </w:p>
+        </w:tc>
+        <w:tc>
+          <w:tcPr>
+            <w:tcW w:type="dxa" w:w="4252"/>
+          </w:tcPr>
+          <w:p>
+            <w:r/>
+            <w:r>
+              <w:rPr>
+                <w:rFonts w:ascii="宋体" w:hAnsi="宋体" w:eastAsia="宋体" w:cs="宋体"/>
+                <w:b w:val="0"/>
+                <w:sz w:val="19"/>
+              </w:rPr>
+              <w:t>个人信息增加年龄/性别/专业/需求四栏目并注入提示，粒子改为流场游弋、线条偶尔浮现</w:t>
+            </w:r>
+          </w:p>
+        </w:tc>
+        <w:tc>
+          <w:tcPr>
+            <w:tcW w:type="dxa" w:w="2098"/>
+          </w:tcPr>
+          <w:p>
+            <w:r/>
+            <w:r>
+              <w:rPr>
+                <w:rFonts w:ascii="宋体" w:hAnsi="宋体" w:eastAsia="宋体" w:cs="宋体"/>
+                <w:b w:val="0"/>
+                <w:sz w:val="19"/>
+              </w:rPr>
+              <w:t>8 文件 / +224 / -12</w:t>
+            </w:r>
+          </w:p>
+        </w:tc>
+      </w:tr>
     </w:tbl>
     <w:p>
       <w:r>
@@ -3303,7 +3549,7 @@
                 <w:b w:val="0"/>
                 <w:sz w:val="19"/>
               </w:rPr>
-              <w:t>1bc7d95</w:t>
+              <w:t>da5160f</w:t>
             </w:r>
           </w:p>
         </w:tc>
@@ -3337,7 +3583,7 @@
                 <w:b w:val="0"/>
                 <w:sz w:val="19"/>
               </w:rPr>
-              <w:t>35</w:t>
+              <w:t>38</w:t>
             </w:r>
           </w:p>
         </w:tc>
@@ -3371,7 +3617,7 @@
                 <w:b w:val="0"/>
                 <w:sz w:val="19"/>
               </w:rPr>
-              <w:t>35</w:t>
+              <w:t>38</w:t>
             </w:r>
           </w:p>
         </w:tc>
@@ -3405,7 +3651,7 @@
                 <w:b w:val="0"/>
                 <w:sz w:val="19"/>
               </w:rPr>
-              <w:t>136</w:t>
+              <w:t>138</w:t>
             </w:r>
           </w:p>
         </w:tc>
@@ -3507,7 +3753,7 @@
                 <w:b w:val="0"/>
                 <w:sz w:val="19"/>
               </w:rPr>
-              <w:t>16.45 MB（不含 .git）</w:t>
+              <w:t>16.49 MB（不含 .git）</w:t>
             </w:r>
           </w:p>
         </w:tc>
@@ -3564,6 +3810,19 @@
           <w:sz w:val="21"/>
         </w:rPr>
         <w:t>前端曾因补丁重复写入导致白屏，已修复并把重复声明检测加入自检。</w:t>
+      </w:r>
+    </w:p>
+    <w:p>
+      <w:pPr>
+        <w:pStyle w:val="ListBullet"/>
+      </w:pPr>
+      <w:r>
+        <w:rPr>
+          <w:rFonts w:ascii="宋体" w:hAnsi="宋体" w:eastAsia="宋体" w:cs="宋体"/>
+          <w:b w:val="0"/>
+          <w:sz w:val="21"/>
+        </w:rPr>
+        <w:t>提交前发现工作区被切到 codex/assistant2-delivery 分支，已切回 main 再提交，避免提交落在无名分支。</w:t>
       </w:r>
     </w:p>
     <w:p>
@@ -3631,7 +3890,7 @@
           <w:color w:val="888888"/>
           <w:sz w:val="17"/>
         </w:rPr>
-        <w:t>生成时间：2026-10-24 21:31</w:t>
+        <w:t>生成时间：2026-10-24 21:39</w:t>
       </w:r>
     </w:p>
     <w:sectPr>

--- a/日志/2026-10-24 修改日志.docx
+++ b/日志/2026-10-24 修改日志.docx
@@ -52,7 +52,7 @@
           <w:b w:val="0"/>
           <w:sz w:val="21"/>
         </w:rPr>
-        <w:t>本日共产生 38 次提交，涉及 38 条记录，当前仓库已跟踪 138 个文件、累计 38 次提交。</w:t>
+        <w:t>本日共产生 40 次提交，涉及 40 条记录，当前仓库已跟踪 139 个文件、累计 40 次提交。</w:t>
       </w:r>
     </w:p>
     <w:p>
@@ -117,7 +117,7 @@
           <w:b w:val="0"/>
           <w:sz w:val="21"/>
         </w:rPr>
-        <w:t>个人信息：新增年龄/性别/专业/需求四栏目并注入对话与章节讲解提示；学习者档案按月保存在 data/profile/。</w:t>
+        <w:t>个人信息：新增年龄/性别/专业/需求四栏目（页面表单 + SQLite 存储），并注入对话与章节讲解提示，用于调整讲解深浅。</w:t>
       </w:r>
     </w:p>
     <w:p>
@@ -130,7 +130,7 @@
           <w:b w:val="0"/>
           <w:sz w:val="21"/>
         </w:rPr>
-        <w:t>视觉：粒子改由流场驱动成束游弋（波纹感），科技线条改为偶尔浮现渐隐，鼠标划过出现水波纹。</w:t>
+        <w:t>视觉：粒子改由流场驱动成束游弋，科技线条偶尔浮现渐隐，鼠标划过出现水波纹。</w:t>
       </w:r>
     </w:p>
     <w:p>
@@ -156,7 +156,20 @@
           <w:b w:val="0"/>
           <w:sz w:val="21"/>
         </w:rPr>
-        <w:t>版本标签：v0.1.0 已推送到远端；端到端自检 43 项全部通过。</w:t>
+        <w:t>仓库整理：把另一工具生成的 assistant2 平行试验实现整体纳入，保持目录完整；版本标签 v0.1.0 已推送远端。</w:t>
+      </w:r>
+    </w:p>
+    <w:p>
+      <w:pPr>
+        <w:pStyle w:val="ListBullet"/>
+      </w:pPr>
+      <w:r>
+        <w:rPr>
+          <w:rFonts w:ascii="宋体" w:hAnsi="宋体" w:eastAsia="宋体" w:cs="宋体"/>
+          <w:b w:val="0"/>
+          <w:sz w:val="21"/>
+        </w:rPr>
+        <w:t>端到端自检 43 项全部通过；真实对话回归 6.1 秒 / 882 字 / 引用校验通过。</w:t>
       </w:r>
     </w:p>
     <w:p>
@@ -3406,6 +3419,170 @@
           </w:p>
         </w:tc>
       </w:tr>
+      <w:tr>
+        <w:tc>
+          <w:tcPr>
+            <w:tcW w:type="dxa" w:w="907"/>
+          </w:tcPr>
+          <w:p>
+            <w:r/>
+            <w:r>
+              <w:rPr>
+                <w:rFonts w:ascii="宋体" w:hAnsi="宋体" w:eastAsia="宋体" w:cs="宋体"/>
+                <w:b w:val="0"/>
+                <w:sz w:val="19"/>
+              </w:rPr>
+              <w:t>21:39</w:t>
+            </w:r>
+          </w:p>
+        </w:tc>
+        <w:tc>
+          <w:tcPr>
+            <w:tcW w:type="dxa" w:w="1077"/>
+          </w:tcPr>
+          <w:p>
+            <w:r/>
+            <w:r>
+              <w:rPr>
+                <w:rFonts w:ascii="宋体" w:hAnsi="宋体" w:eastAsia="宋体" w:cs="宋体"/>
+                <w:b w:val="0"/>
+                <w:sz w:val="19"/>
+              </w:rPr>
+              <w:t>4521646</w:t>
+            </w:r>
+          </w:p>
+        </w:tc>
+        <w:tc>
+          <w:tcPr>
+            <w:tcW w:type="dxa" w:w="850"/>
+          </w:tcPr>
+          <w:p>
+            <w:r/>
+            <w:r>
+              <w:rPr>
+                <w:rFonts w:ascii="宋体" w:hAnsi="宋体" w:eastAsia="宋体" w:cs="宋体"/>
+                <w:b w:val="0"/>
+                <w:sz w:val="19"/>
+              </w:rPr>
+              <w:t>docs</w:t>
+            </w:r>
+          </w:p>
+        </w:tc>
+        <w:tc>
+          <w:tcPr>
+            <w:tcW w:type="dxa" w:w="4252"/>
+          </w:tcPr>
+          <w:p>
+            <w:r/>
+            <w:r>
+              <w:rPr>
+                <w:rFonts w:ascii="宋体" w:hAnsi="宋体" w:eastAsia="宋体" w:cs="宋体"/>
+                <w:b w:val="0"/>
+                <w:sz w:val="19"/>
+              </w:rPr>
+              <w:t>更新当日修改日志</w:t>
+            </w:r>
+          </w:p>
+        </w:tc>
+        <w:tc>
+          <w:tcPr>
+            <w:tcW w:type="dxa" w:w="2098"/>
+          </w:tcPr>
+          <w:p>
+            <w:r/>
+            <w:r>
+              <w:rPr>
+                <w:rFonts w:ascii="宋体" w:hAnsi="宋体" w:eastAsia="宋体" w:cs="宋体"/>
+                <w:b w:val="0"/>
+                <w:sz w:val="19"/>
+              </w:rPr>
+              <w:t>1 文件</w:t>
+            </w:r>
+          </w:p>
+        </w:tc>
+      </w:tr>
+      <w:tr>
+        <w:tc>
+          <w:tcPr>
+            <w:tcW w:type="dxa" w:w="907"/>
+          </w:tcPr>
+          <w:p>
+            <w:r/>
+            <w:r>
+              <w:rPr>
+                <w:rFonts w:ascii="宋体" w:hAnsi="宋体" w:eastAsia="宋体" w:cs="宋体"/>
+                <w:b w:val="0"/>
+                <w:sz w:val="19"/>
+              </w:rPr>
+              <w:t>21:40</w:t>
+            </w:r>
+          </w:p>
+        </w:tc>
+        <w:tc>
+          <w:tcPr>
+            <w:tcW w:type="dxa" w:w="1077"/>
+          </w:tcPr>
+          <w:p>
+            <w:r/>
+            <w:r>
+              <w:rPr>
+                <w:rFonts w:ascii="宋体" w:hAnsi="宋体" w:eastAsia="宋体" w:cs="宋体"/>
+                <w:b w:val="0"/>
+                <w:sz w:val="19"/>
+              </w:rPr>
+              <w:t>ac0b98d</w:t>
+            </w:r>
+          </w:p>
+        </w:tc>
+        <w:tc>
+          <w:tcPr>
+            <w:tcW w:type="dxa" w:w="850"/>
+          </w:tcPr>
+          <w:p>
+            <w:r/>
+            <w:r>
+              <w:rPr>
+                <w:rFonts w:ascii="宋体" w:hAnsi="宋体" w:eastAsia="宋体" w:cs="宋体"/>
+                <w:b w:val="0"/>
+                <w:sz w:val="19"/>
+              </w:rPr>
+              <w:t>chore</w:t>
+            </w:r>
+          </w:p>
+        </w:tc>
+        <w:tc>
+          <w:tcPr>
+            <w:tcW w:type="dxa" w:w="4252"/>
+          </w:tcPr>
+          <w:p>
+            <w:r/>
+            <w:r>
+              <w:rPr>
+                <w:rFonts w:ascii="宋体" w:hAnsi="宋体" w:eastAsia="宋体" w:cs="宋体"/>
+                <w:b w:val="0"/>
+                <w:sz w:val="19"/>
+              </w:rPr>
+              <w:t>纳入 assistant2 平行试验实现的 server.py，保持该目录完整</w:t>
+            </w:r>
+          </w:p>
+        </w:tc>
+        <w:tc>
+          <w:tcPr>
+            <w:tcW w:type="dxa" w:w="2098"/>
+          </w:tcPr>
+          <w:p>
+            <w:r/>
+            <w:r>
+              <w:rPr>
+                <w:rFonts w:ascii="宋体" w:hAnsi="宋体" w:eastAsia="宋体" w:cs="宋体"/>
+                <w:b w:val="0"/>
+                <w:sz w:val="19"/>
+              </w:rPr>
+              <w:t>1 文件 / +389</w:t>
+            </w:r>
+          </w:p>
+        </w:tc>
+      </w:tr>
     </w:tbl>
     <w:p>
       <w:r>
@@ -3549,7 +3726,7 @@
                 <w:b w:val="0"/>
                 <w:sz w:val="19"/>
               </w:rPr>
-              <w:t>da5160f</w:t>
+              <w:t>ac0b98d</w:t>
             </w:r>
           </w:p>
         </w:tc>
@@ -3583,7 +3760,7 @@
                 <w:b w:val="0"/>
                 <w:sz w:val="19"/>
               </w:rPr>
-              <w:t>38</w:t>
+              <w:t>40</w:t>
             </w:r>
           </w:p>
         </w:tc>
@@ -3617,7 +3794,7 @@
                 <w:b w:val="0"/>
                 <w:sz w:val="19"/>
               </w:rPr>
-              <w:t>38</w:t>
+              <w:t>40</w:t>
             </w:r>
           </w:p>
         </w:tc>
@@ -3651,7 +3828,7 @@
                 <w:b w:val="0"/>
                 <w:sz w:val="19"/>
               </w:rPr>
-              <w:t>138</w:t>
+              <w:t>139</w:t>
             </w:r>
           </w:p>
         </w:tc>
@@ -3753,7 +3930,7 @@
                 <w:b w:val="0"/>
                 <w:sz w:val="19"/>
               </w:rPr>
-              <w:t>16.49 MB（不含 .git）</w:t>
+              <w:t>16.52 MB（不含 .git）</w:t>
             </w:r>
           </w:p>
         </w:tc>
@@ -3822,7 +3999,7 @@
           <w:b w:val="0"/>
           <w:sz w:val="21"/>
         </w:rPr>
-        <w:t>提交前发现工作区被切到 codex/assistant2-delivery 分支，已切回 main 再提交，避免提交落在无名分支。</w:t>
+        <w:t>提交前发现工作区被切到 codex/assistant2-delivery 分支，已切回 main 再提交。</w:t>
       </w:r>
     </w:p>
     <w:p>
@@ -3890,7 +4067,7 @@
           <w:color w:val="888888"/>
           <w:sz w:val="17"/>
         </w:rPr>
-        <w:t>生成时间：2026-10-24 21:39</w:t>
+        <w:t>生成时间：2026-10-24 21:40</w:t>
       </w:r>
     </w:p>
     <w:sectPr>

--- a/日志/2026-10-24 修改日志.docx
+++ b/日志/2026-10-24 修改日志.docx
@@ -52,7 +52,7 @@
           <w:b w:val="0"/>
           <w:sz w:val="21"/>
         </w:rPr>
-        <w:t>本日共产生 40 次提交，涉及 40 条记录，当前仓库已跟踪 139 个文件、累计 40 次提交。</w:t>
+        <w:t>本日共产生 42 次提交，涉及 42 条记录，当前仓库已跟踪 142 个文件、累计 42 次提交。</w:t>
       </w:r>
     </w:p>
     <w:p>
@@ -117,7 +117,7 @@
           <w:b w:val="0"/>
           <w:sz w:val="21"/>
         </w:rPr>
-        <w:t>个人信息：新增年龄/性别/专业/需求四栏目（页面表单 + SQLite 存储），并注入对话与章节讲解提示，用于调整讲解深浅。</w:t>
+        <w:t>个人信息：年龄/性别/专业/需求四栏目，注入对话与章节讲解提示；学习者档案按月存本地。</w:t>
       </w:r>
     </w:p>
     <w:p>
@@ -130,7 +130,7 @@
           <w:b w:val="0"/>
           <w:sz w:val="21"/>
         </w:rPr>
-        <w:t>视觉：粒子改由流场驱动成束游弋，科技线条偶尔浮现渐隐，鼠标划过出现水波纹。</w:t>
+        <w:t>启动顺序修正：欢迎界面改为页面加载即显示（不再等接口），粒子立刻运行，底层视图提前切到主界面，点击后才淡出，杜绝先闪功能页。</w:t>
       </w:r>
     </w:p>
     <w:p>
@@ -143,7 +143,7 @@
           <w:b w:val="0"/>
           <w:sz w:val="21"/>
         </w:rPr>
-        <w:t>自动停服：前端心跳 + 页面关闭通知，无页面时服务端自动退出。</w:t>
+        <w:t>自动停服：前端心跳 + 页面关闭通知，无页面时服务端自动退出；版本标签 v0.1.0 已推送。</w:t>
       </w:r>
     </w:p>
     <w:p>
@@ -156,20 +156,7 @@
           <w:b w:val="0"/>
           <w:sz w:val="21"/>
         </w:rPr>
-        <w:t>仓库整理：把另一工具生成的 assistant2 平行试验实现整体纳入，保持目录完整；版本标签 v0.1.0 已推送远端。</w:t>
-      </w:r>
-    </w:p>
-    <w:p>
-      <w:pPr>
-        <w:pStyle w:val="ListBullet"/>
-      </w:pPr>
-      <w:r>
-        <w:rPr>
-          <w:rFonts w:ascii="宋体" w:hAnsi="宋体" w:eastAsia="宋体" w:cs="宋体"/>
-          <w:b w:val="0"/>
-          <w:sz w:val="21"/>
-        </w:rPr>
-        <w:t>端到端自检 43 项全部通过；真实对话回归 6.1 秒 / 882 字 / 引用校验通过。</w:t>
+        <w:t>端到端自检 43 项全部通过；四个前端脚本语法检查通过。</w:t>
       </w:r>
     </w:p>
     <w:p>
@@ -3583,6 +3570,170 @@
           </w:p>
         </w:tc>
       </w:tr>
+      <w:tr>
+        <w:tc>
+          <w:tcPr>
+            <w:tcW w:type="dxa" w:w="907"/>
+          </w:tcPr>
+          <w:p>
+            <w:r/>
+            <w:r>
+              <w:rPr>
+                <w:rFonts w:ascii="宋体" w:hAnsi="宋体" w:eastAsia="宋体" w:cs="宋体"/>
+                <w:b w:val="0"/>
+                <w:sz w:val="19"/>
+              </w:rPr>
+              <w:t>21:40</w:t>
+            </w:r>
+          </w:p>
+        </w:tc>
+        <w:tc>
+          <w:tcPr>
+            <w:tcW w:type="dxa" w:w="1077"/>
+          </w:tcPr>
+          <w:p>
+            <w:r/>
+            <w:r>
+              <w:rPr>
+                <w:rFonts w:ascii="宋体" w:hAnsi="宋体" w:eastAsia="宋体" w:cs="宋体"/>
+                <w:b w:val="0"/>
+                <w:sz w:val="19"/>
+              </w:rPr>
+              <w:t>b255e57</w:t>
+            </w:r>
+          </w:p>
+        </w:tc>
+        <w:tc>
+          <w:tcPr>
+            <w:tcW w:type="dxa" w:w="850"/>
+          </w:tcPr>
+          <w:p>
+            <w:r/>
+            <w:r>
+              <w:rPr>
+                <w:rFonts w:ascii="宋体" w:hAnsi="宋体" w:eastAsia="宋体" w:cs="宋体"/>
+                <w:b w:val="0"/>
+                <w:sz w:val="19"/>
+              </w:rPr>
+              <w:t>docs</w:t>
+            </w:r>
+          </w:p>
+        </w:tc>
+        <w:tc>
+          <w:tcPr>
+            <w:tcW w:type="dxa" w:w="4252"/>
+          </w:tcPr>
+          <w:p>
+            <w:r/>
+            <w:r>
+              <w:rPr>
+                <w:rFonts w:ascii="宋体" w:hAnsi="宋体" w:eastAsia="宋体" w:cs="宋体"/>
+                <w:b w:val="0"/>
+                <w:sz w:val="19"/>
+              </w:rPr>
+              <w:t>更新当日修改日志</w:t>
+            </w:r>
+          </w:p>
+        </w:tc>
+        <w:tc>
+          <w:tcPr>
+            <w:tcW w:type="dxa" w:w="2098"/>
+          </w:tcPr>
+          <w:p>
+            <w:r/>
+            <w:r>
+              <w:rPr>
+                <w:rFonts w:ascii="宋体" w:hAnsi="宋体" w:eastAsia="宋体" w:cs="宋体"/>
+                <w:b w:val="0"/>
+                <w:sz w:val="19"/>
+              </w:rPr>
+              <w:t>1 文件</w:t>
+            </w:r>
+          </w:p>
+        </w:tc>
+      </w:tr>
+      <w:tr>
+        <w:tc>
+          <w:tcPr>
+            <w:tcW w:type="dxa" w:w="907"/>
+          </w:tcPr>
+          <w:p>
+            <w:r/>
+            <w:r>
+              <w:rPr>
+                <w:rFonts w:ascii="宋体" w:hAnsi="宋体" w:eastAsia="宋体" w:cs="宋体"/>
+                <w:b w:val="0"/>
+                <w:sz w:val="19"/>
+              </w:rPr>
+              <w:t>21:44</w:t>
+            </w:r>
+          </w:p>
+        </w:tc>
+        <w:tc>
+          <w:tcPr>
+            <w:tcW w:type="dxa" w:w="1077"/>
+          </w:tcPr>
+          <w:p>
+            <w:r/>
+            <w:r>
+              <w:rPr>
+                <w:rFonts w:ascii="宋体" w:hAnsi="宋体" w:eastAsia="宋体" w:cs="宋体"/>
+                <w:b w:val="0"/>
+                <w:sz w:val="19"/>
+              </w:rPr>
+              <w:t>9509ae8</w:t>
+            </w:r>
+          </w:p>
+        </w:tc>
+        <w:tc>
+          <w:tcPr>
+            <w:tcW w:type="dxa" w:w="850"/>
+          </w:tcPr>
+          <w:p>
+            <w:r/>
+            <w:r>
+              <w:rPr>
+                <w:rFonts w:ascii="宋体" w:hAnsi="宋体" w:eastAsia="宋体" w:cs="宋体"/>
+                <w:b w:val="0"/>
+                <w:sz w:val="19"/>
+              </w:rPr>
+              <w:t>其他</w:t>
+            </w:r>
+          </w:p>
+        </w:tc>
+        <w:tc>
+          <w:tcPr>
+            <w:tcW w:type="dxa" w:w="4252"/>
+          </w:tcPr>
+          <w:p>
+            <w:r/>
+            <w:r>
+              <w:rPr>
+                <w:rFonts w:ascii="宋体" w:hAnsi="宋体" w:eastAsia="宋体" w:cs="宋体"/>
+                <w:b w:val="0"/>
+                <w:sz w:val="19"/>
+              </w:rPr>
+              <w:t>fix(ui): 欢迎界面改为页面加载即显示，消除进入时先闪功能页的问题</w:t>
+            </w:r>
+          </w:p>
+        </w:tc>
+        <w:tc>
+          <w:tcPr>
+            <w:tcW w:type="dxa" w:w="2098"/>
+          </w:tcPr>
+          <w:p>
+            <w:r/>
+            <w:r>
+              <w:rPr>
+                <w:rFonts w:ascii="宋体" w:hAnsi="宋体" w:eastAsia="宋体" w:cs="宋体"/>
+                <w:b w:val="0"/>
+                <w:sz w:val="19"/>
+              </w:rPr>
+              <w:t>6 文件 / +55 / -20</w:t>
+            </w:r>
+          </w:p>
+        </w:tc>
+      </w:tr>
     </w:tbl>
     <w:p>
       <w:r>
@@ -3726,7 +3877,7 @@
                 <w:b w:val="0"/>
                 <w:sz w:val="19"/>
               </w:rPr>
-              <w:t>ac0b98d</w:t>
+              <w:t>9509ae8</w:t>
             </w:r>
           </w:p>
         </w:tc>
@@ -3760,7 +3911,7 @@
                 <w:b w:val="0"/>
                 <w:sz w:val="19"/>
               </w:rPr>
-              <w:t>40</w:t>
+              <w:t>42</w:t>
             </w:r>
           </w:p>
         </w:tc>
@@ -3794,7 +3945,7 @@
                 <w:b w:val="0"/>
                 <w:sz w:val="19"/>
               </w:rPr>
-              <w:t>40</w:t>
+              <w:t>42</w:t>
             </w:r>
           </w:p>
         </w:tc>
@@ -3828,7 +3979,7 @@
                 <w:b w:val="0"/>
                 <w:sz w:val="19"/>
               </w:rPr>
-              <w:t>139</w:t>
+              <w:t>142</w:t>
             </w:r>
           </w:p>
         </w:tc>
@@ -3930,7 +4081,7 @@
                 <w:b w:val="0"/>
                 <w:sz w:val="19"/>
               </w:rPr>
-              <w:t>16.52 MB（不含 .git）</w:t>
+              <w:t>16.56 MB（不含 .git）</w:t>
             </w:r>
           </w:p>
         </w:tc>
@@ -3973,7 +4124,7 @@
           <w:b w:val="0"/>
           <w:sz w:val="21"/>
         </w:rPr>
-        <w:t>自动停服首版在浏览器尚未连上时就倒计时退出；改为首个页面连上后才开始计时。</w:t>
+        <w:t>欢迎界面原先等接口返回才显示，导致进入时先露出功能页；已改为 HTML 里直接可见。</w:t>
       </w:r>
     </w:p>
     <w:p>
@@ -3987,19 +4138,6 @@
           <w:sz w:val="21"/>
         </w:rPr>
         <w:t>前端曾因补丁重复写入导致白屏，已修复并把重复声明检测加入自检。</w:t>
-      </w:r>
-    </w:p>
-    <w:p>
-      <w:pPr>
-        <w:pStyle w:val="ListBullet"/>
-      </w:pPr>
-      <w:r>
-        <w:rPr>
-          <w:rFonts w:ascii="宋体" w:hAnsi="宋体" w:eastAsia="宋体" w:cs="宋体"/>
-          <w:b w:val="0"/>
-          <w:sz w:val="21"/>
-        </w:rPr>
-        <w:t>提交前发现工作区被切到 codex/assistant2-delivery 分支，已切回 main 再提交。</w:t>
       </w:r>
     </w:p>
     <w:p>
@@ -4067,7 +4205,7 @@
           <w:color w:val="888888"/>
           <w:sz w:val="17"/>
         </w:rPr>
-        <w:t>生成时间：2026-10-24 21:40</w:t>
+        <w:t>生成时间：2026-10-24 21:44</w:t>
       </w:r>
     </w:p>
     <w:sectPr>

--- a/日志/2026-10-24 修改日志.docx
+++ b/日志/2026-10-24 修改日志.docx
@@ -52,7 +52,7 @@
           <w:b w:val="0"/>
           <w:sz w:val="21"/>
         </w:rPr>
-        <w:t>本日共产生 42 次提交，涉及 42 条记录，当前仓库已跟踪 142 个文件、累计 42 次提交。</w:t>
+        <w:t>本日共产生 44 次提交，涉及 44 条记录，当前仓库已跟踪 143 个文件、累计 44 次提交。</w:t>
       </w:r>
     </w:p>
     <w:p>
@@ -130,7 +130,7 @@
           <w:b w:val="0"/>
           <w:sz w:val="21"/>
         </w:rPr>
-        <w:t>启动顺序修正：欢迎界面改为页面加载即显示（不再等接口），粒子立刻运行，底层视图提前切到主界面，点击后才淡出，杜绝先闪功能页。</w:t>
+        <w:t>视觉调优：欢迎页连线限制为每节点最多一条并优先连最近（边数由约 205 降到约 54），节点数增至 130；首页 46 节点、每点最多两条（约 26 条边）。</w:t>
       </w:r>
     </w:p>
     <w:p>
@@ -143,7 +143,7 @@
           <w:b w:val="0"/>
           <w:sz w:val="21"/>
         </w:rPr>
-        <w:t>自动停服：前端心跳 + 页面关闭通知，无页面时服务端自动退出；版本标签 v0.1.0 已推送。</w:t>
+        <w:t>启动顺序：欢迎界面页面加载即显示，粒子立刻运行，底层视图提前切到主界面，消除先闪功能页。</w:t>
       </w:r>
     </w:p>
     <w:p>
@@ -156,7 +156,7 @@
           <w:b w:val="0"/>
           <w:sz w:val="21"/>
         </w:rPr>
-        <w:t>端到端自检 43 项全部通过；四个前端脚本语法检查通过。</w:t>
+        <w:t>自动停服 + 版本标签 v0.1.0 已推送；端到端自检 43 项通过。</w:t>
       </w:r>
     </w:p>
     <w:p>
@@ -3734,6 +3734,170 @@
           </w:p>
         </w:tc>
       </w:tr>
+      <w:tr>
+        <w:tc>
+          <w:tcPr>
+            <w:tcW w:type="dxa" w:w="907"/>
+          </w:tcPr>
+          <w:p>
+            <w:r/>
+            <w:r>
+              <w:rPr>
+                <w:rFonts w:ascii="宋体" w:hAnsi="宋体" w:eastAsia="宋体" w:cs="宋体"/>
+                <w:b w:val="0"/>
+                <w:sz w:val="19"/>
+              </w:rPr>
+              <w:t>21:44</w:t>
+            </w:r>
+          </w:p>
+        </w:tc>
+        <w:tc>
+          <w:tcPr>
+            <w:tcW w:type="dxa" w:w="1077"/>
+          </w:tcPr>
+          <w:p>
+            <w:r/>
+            <w:r>
+              <w:rPr>
+                <w:rFonts w:ascii="宋体" w:hAnsi="宋体" w:eastAsia="宋体" w:cs="宋体"/>
+                <w:b w:val="0"/>
+                <w:sz w:val="19"/>
+              </w:rPr>
+              <w:t>c83a655</w:t>
+            </w:r>
+          </w:p>
+        </w:tc>
+        <w:tc>
+          <w:tcPr>
+            <w:tcW w:type="dxa" w:w="850"/>
+          </w:tcPr>
+          <w:p>
+            <w:r/>
+            <w:r>
+              <w:rPr>
+                <w:rFonts w:ascii="宋体" w:hAnsi="宋体" w:eastAsia="宋体" w:cs="宋体"/>
+                <w:b w:val="0"/>
+                <w:sz w:val="19"/>
+              </w:rPr>
+              <w:t>docs</w:t>
+            </w:r>
+          </w:p>
+        </w:tc>
+        <w:tc>
+          <w:tcPr>
+            <w:tcW w:type="dxa" w:w="4252"/>
+          </w:tcPr>
+          <w:p>
+            <w:r/>
+            <w:r>
+              <w:rPr>
+                <w:rFonts w:ascii="宋体" w:hAnsi="宋体" w:eastAsia="宋体" w:cs="宋体"/>
+                <w:b w:val="0"/>
+                <w:sz w:val="19"/>
+              </w:rPr>
+              <w:t>更新当日修改日志</w:t>
+            </w:r>
+          </w:p>
+        </w:tc>
+        <w:tc>
+          <w:tcPr>
+            <w:tcW w:type="dxa" w:w="2098"/>
+          </w:tcPr>
+          <w:p>
+            <w:r/>
+            <w:r>
+              <w:rPr>
+                <w:rFonts w:ascii="宋体" w:hAnsi="宋体" w:eastAsia="宋体" w:cs="宋体"/>
+                <w:b w:val="0"/>
+                <w:sz w:val="19"/>
+              </w:rPr>
+              <w:t>1 文件</w:t>
+            </w:r>
+          </w:p>
+        </w:tc>
+      </w:tr>
+      <w:tr>
+        <w:tc>
+          <w:tcPr>
+            <w:tcW w:type="dxa" w:w="907"/>
+          </w:tcPr>
+          <w:p>
+            <w:r/>
+            <w:r>
+              <w:rPr>
+                <w:rFonts w:ascii="宋体" w:hAnsi="宋体" w:eastAsia="宋体" w:cs="宋体"/>
+                <w:b w:val="0"/>
+                <w:sz w:val="19"/>
+              </w:rPr>
+              <w:t>21:49</w:t>
+            </w:r>
+          </w:p>
+        </w:tc>
+        <w:tc>
+          <w:tcPr>
+            <w:tcW w:type="dxa" w:w="1077"/>
+          </w:tcPr>
+          <w:p>
+            <w:r/>
+            <w:r>
+              <w:rPr>
+                <w:rFonts w:ascii="宋体" w:hAnsi="宋体" w:eastAsia="宋体" w:cs="宋体"/>
+                <w:b w:val="0"/>
+                <w:sz w:val="19"/>
+              </w:rPr>
+              <w:t>163b25d</w:t>
+            </w:r>
+          </w:p>
+        </w:tc>
+        <w:tc>
+          <w:tcPr>
+            <w:tcW w:type="dxa" w:w="850"/>
+          </w:tcPr>
+          <w:p>
+            <w:r/>
+            <w:r>
+              <w:rPr>
+                <w:rFonts w:ascii="宋体" w:hAnsi="宋体" w:eastAsia="宋体" w:cs="宋体"/>
+                <w:b w:val="0"/>
+                <w:sz w:val="19"/>
+              </w:rPr>
+              <w:t>其他</w:t>
+            </w:r>
+          </w:p>
+        </w:tc>
+        <w:tc>
+          <w:tcPr>
+            <w:tcW w:type="dxa" w:w="4252"/>
+          </w:tcPr>
+          <w:p>
+            <w:r/>
+            <w:r>
+              <w:rPr>
+                <w:rFonts w:ascii="宋体" w:hAnsi="宋体" w:eastAsia="宋体" w:cs="宋体"/>
+                <w:b w:val="0"/>
+                <w:sz w:val="19"/>
+              </w:rPr>
+              <w:t>style(ui): 欢迎页连线改为每个节点最多一条且优先连最近，节点增多但连线减少约四分之三</w:t>
+            </w:r>
+          </w:p>
+        </w:tc>
+        <w:tc>
+          <w:tcPr>
+            <w:tcW w:type="dxa" w:w="2098"/>
+          </w:tcPr>
+          <w:p>
+            <w:r/>
+            <w:r>
+              <w:rPr>
+                <w:rFonts w:ascii="宋体" w:hAnsi="宋体" w:eastAsia="宋体" w:cs="宋体"/>
+                <w:b w:val="0"/>
+                <w:sz w:val="19"/>
+              </w:rPr>
+              <w:t>2 文件 / +211 / -13</w:t>
+            </w:r>
+          </w:p>
+        </w:tc>
+      </w:tr>
     </w:tbl>
     <w:p>
       <w:r>
@@ -3877,7 +4041,7 @@
                 <w:b w:val="0"/>
                 <w:sz w:val="19"/>
               </w:rPr>
-              <w:t>9509ae8</w:t>
+              <w:t>163b25d</w:t>
             </w:r>
           </w:p>
         </w:tc>
@@ -3911,7 +4075,7 @@
                 <w:b w:val="0"/>
                 <w:sz w:val="19"/>
               </w:rPr>
-              <w:t>42</w:t>
+              <w:t>44</w:t>
             </w:r>
           </w:p>
         </w:tc>
@@ -3945,7 +4109,7 @@
                 <w:b w:val="0"/>
                 <w:sz w:val="19"/>
               </w:rPr>
-              <w:t>42</w:t>
+              <w:t>44</w:t>
             </w:r>
           </w:p>
         </w:tc>
@@ -3979,7 +4143,7 @@
                 <w:b w:val="0"/>
                 <w:sz w:val="19"/>
               </w:rPr>
-              <w:t>142</w:t>
+              <w:t>143</w:t>
             </w:r>
           </w:p>
         </w:tc>
@@ -4081,7 +4245,7 @@
                 <w:b w:val="0"/>
                 <w:sz w:val="19"/>
               </w:rPr>
-              <w:t>16.56 MB（不含 .git）</w:t>
+              <w:t>16.74 MB（不含 .git）</w:t>
             </w:r>
           </w:p>
         </w:tc>
@@ -4124,7 +4288,7 @@
           <w:b w:val="0"/>
           <w:sz w:val="21"/>
         </w:rPr>
-        <w:t>欢迎界面原先等接口返回才显示，导致进入时先露出功能页；已改为 HTML 里直接可见。</w:t>
+        <w:t>欢迎界面原先等接口返回才显示，导致先露出功能页；已改为 HTML 里直接可见。</w:t>
       </w:r>
     </w:p>
     <w:p>
@@ -4205,7 +4369,7 @@
           <w:color w:val="888888"/>
           <w:sz w:val="17"/>
         </w:rPr>
-        <w:t>生成时间：2026-10-24 21:44</w:t>
+        <w:t>生成时间：2026-10-24 21:49</w:t>
       </w:r>
     </w:p>
     <w:sectPr>

--- a/日志/2026-10-24 修改日志.docx
+++ b/日志/2026-10-24 修改日志.docx
@@ -52,7 +52,7 @@
           <w:b w:val="0"/>
           <w:sz w:val="21"/>
         </w:rPr>
-        <w:t>本日共产生 44 次提交，涉及 44 条记录，当前仓库已跟踪 143 个文件、累计 44 次提交。</w:t>
+        <w:t>本日共产生 46 次提交，涉及 46 条记录，当前仓库已跟踪 154 个文件、累计 46 次提交。</w:t>
       </w:r>
     </w:p>
     <w:p>
@@ -78,7 +78,46 @@
           <w:b w:val="0"/>
           <w:sz w:val="21"/>
         </w:rPr>
-        <w:t>资料体系：core 核心资料 + 四学科文件夹，27 份资料 148 切片；点击可打开源文件，文件夹两种删除模式。</w:t>
+        <w:t>资料体系：core 核心资料 + 学科文件夹；本轮修复抓取质量后共 33 份资料 264 切片，覆盖四门课。</w:t>
+      </w:r>
+    </w:p>
+    <w:p>
+      <w:pPr>
+        <w:pStyle w:val="ListBullet"/>
+      </w:pPr>
+      <w:r>
+        <w:rPr>
+          <w:rFonts w:ascii="宋体" w:hAnsi="宋体" w:eastAsia="宋体" w:cs="宋体"/>
+          <w:b w:val="0"/>
+          <w:sz w:val="21"/>
+        </w:rPr>
+        <w:t>抓取修复：按标签层级丢弃导航/侧栏/页脚，只保留正文；MathJax 改取 data-latex 还原公式，解决公式重影；TeX 符号转成可读字符。</w:t>
+      </w:r>
+    </w:p>
+    <w:p>
+      <w:pPr>
+        <w:pStyle w:val="ListBullet"/>
+      </w:pPr>
+      <w:r>
+        <w:rPr>
+          <w:rFonts w:ascii="宋体" w:hAnsi="宋体" w:eastAsia="宋体" w:cs="宋体"/>
+          <w:b w:val="0"/>
+          <w:sz w:val="21"/>
+        </w:rPr>
+        <w:t>资料补充：新增 CPU 执行程序、TCP-IP 模型、HTTPS-TLS、DFS、并查集、前缀和与差分等 5 个来源，来源清单共 22 个。</w:t>
+      </w:r>
+    </w:p>
+    <w:p>
+      <w:pPr>
+        <w:pStyle w:val="ListBullet"/>
+      </w:pPr>
+      <w:r>
+        <w:rPr>
+          <w:rFonts w:ascii="宋体" w:hAnsi="宋体" w:eastAsia="宋体" w:cs="宋体"/>
+          <w:b w:val="0"/>
+          <w:sz w:val="21"/>
+        </w:rPr>
+        <w:t>数据清理：删除测试产生的 19 条总结、19 个会话、18 条无效错题、4 道演示占位题与 3 个空文件夹。</w:t>
       </w:r>
     </w:p>
     <w:p>
@@ -104,7 +143,7 @@
           <w:b w:val="0"/>
           <w:sz w:val="21"/>
         </w:rPr>
-        <w:t>界面：欢迎页粒子流场与鼠标水波纹、首页「今天学点什么」（顺序同侧边栏、自带粒子、隐藏侧边栏）、每页返回、聊天页查看总结、章节推荐视频。</w:t>
+        <w:t>界面：欢迎页粒子流场与鼠标水波纹、首页「今天学点什么」、每页返回、聊天页查看总结、章节推荐视频、个人信息四栏目。</w:t>
       </w:r>
     </w:p>
     <w:p>
@@ -117,46 +156,7 @@
           <w:b w:val="0"/>
           <w:sz w:val="21"/>
         </w:rPr>
-        <w:t>个人信息：年龄/性别/专业/需求四栏目，注入对话与章节讲解提示；学习者档案按月存本地。</w:t>
-      </w:r>
-    </w:p>
-    <w:p>
-      <w:pPr>
-        <w:pStyle w:val="ListBullet"/>
-      </w:pPr>
-      <w:r>
-        <w:rPr>
-          <w:rFonts w:ascii="宋体" w:hAnsi="宋体" w:eastAsia="宋体" w:cs="宋体"/>
-          <w:b w:val="0"/>
-          <w:sz w:val="21"/>
-        </w:rPr>
-        <w:t>视觉调优：欢迎页连线限制为每节点最多一条并优先连最近（边数由约 205 降到约 54），节点数增至 130；首页 46 节点、每点最多两条（约 26 条边）。</w:t>
-      </w:r>
-    </w:p>
-    <w:p>
-      <w:pPr>
-        <w:pStyle w:val="ListBullet"/>
-      </w:pPr>
-      <w:r>
-        <w:rPr>
-          <w:rFonts w:ascii="宋体" w:hAnsi="宋体" w:eastAsia="宋体" w:cs="宋体"/>
-          <w:b w:val="0"/>
-          <w:sz w:val="21"/>
-        </w:rPr>
-        <w:t>启动顺序：欢迎界面页面加载即显示，粒子立刻运行，底层视图提前切到主界面，消除先闪功能页。</w:t>
-      </w:r>
-    </w:p>
-    <w:p>
-      <w:pPr>
-        <w:pStyle w:val="ListBullet"/>
-      </w:pPr>
-      <w:r>
-        <w:rPr>
-          <w:rFonts w:ascii="宋体" w:hAnsi="宋体" w:eastAsia="宋体" w:cs="宋体"/>
-          <w:b w:val="0"/>
-          <w:sz w:val="21"/>
-        </w:rPr>
-        <w:t>自动停服 + 版本标签 v0.1.0 已推送；端到端自检 43 项通过。</w:t>
+        <w:t>自动停服与版本标签 v0.1.0 已推送；端到端自检 43 项通过。</w:t>
       </w:r>
     </w:p>
     <w:p>
@@ -3898,6 +3898,170 @@
           </w:p>
         </w:tc>
       </w:tr>
+      <w:tr>
+        <w:tc>
+          <w:tcPr>
+            <w:tcW w:type="dxa" w:w="907"/>
+          </w:tcPr>
+          <w:p>
+            <w:r/>
+            <w:r>
+              <w:rPr>
+                <w:rFonts w:ascii="宋体" w:hAnsi="宋体" w:eastAsia="宋体" w:cs="宋体"/>
+                <w:b w:val="0"/>
+                <w:sz w:val="19"/>
+              </w:rPr>
+              <w:t>21:49</w:t>
+            </w:r>
+          </w:p>
+        </w:tc>
+        <w:tc>
+          <w:tcPr>
+            <w:tcW w:type="dxa" w:w="1077"/>
+          </w:tcPr>
+          <w:p>
+            <w:r/>
+            <w:r>
+              <w:rPr>
+                <w:rFonts w:ascii="宋体" w:hAnsi="宋体" w:eastAsia="宋体" w:cs="宋体"/>
+                <w:b w:val="0"/>
+                <w:sz w:val="19"/>
+              </w:rPr>
+              <w:t>9c94265</w:t>
+            </w:r>
+          </w:p>
+        </w:tc>
+        <w:tc>
+          <w:tcPr>
+            <w:tcW w:type="dxa" w:w="850"/>
+          </w:tcPr>
+          <w:p>
+            <w:r/>
+            <w:r>
+              <w:rPr>
+                <w:rFonts w:ascii="宋体" w:hAnsi="宋体" w:eastAsia="宋体" w:cs="宋体"/>
+                <w:b w:val="0"/>
+                <w:sz w:val="19"/>
+              </w:rPr>
+              <w:t>docs</w:t>
+            </w:r>
+          </w:p>
+        </w:tc>
+        <w:tc>
+          <w:tcPr>
+            <w:tcW w:type="dxa" w:w="4252"/>
+          </w:tcPr>
+          <w:p>
+            <w:r/>
+            <w:r>
+              <w:rPr>
+                <w:rFonts w:ascii="宋体" w:hAnsi="宋体" w:eastAsia="宋体" w:cs="宋体"/>
+                <w:b w:val="0"/>
+                <w:sz w:val="19"/>
+              </w:rPr>
+              <w:t>更新当日修改日志</w:t>
+            </w:r>
+          </w:p>
+        </w:tc>
+        <w:tc>
+          <w:tcPr>
+            <w:tcW w:type="dxa" w:w="2098"/>
+          </w:tcPr>
+          <w:p>
+            <w:r/>
+            <w:r>
+              <w:rPr>
+                <w:rFonts w:ascii="宋体" w:hAnsi="宋体" w:eastAsia="宋体" w:cs="宋体"/>
+                <w:b w:val="0"/>
+                <w:sz w:val="19"/>
+              </w:rPr>
+              <w:t>1 文件</w:t>
+            </w:r>
+          </w:p>
+        </w:tc>
+      </w:tr>
+      <w:tr>
+        <w:tc>
+          <w:tcPr>
+            <w:tcW w:type="dxa" w:w="907"/>
+          </w:tcPr>
+          <w:p>
+            <w:r/>
+            <w:r>
+              <w:rPr>
+                <w:rFonts w:ascii="宋体" w:hAnsi="宋体" w:eastAsia="宋体" w:cs="宋体"/>
+                <w:b w:val="0"/>
+                <w:sz w:val="19"/>
+              </w:rPr>
+              <w:t>21:56</w:t>
+            </w:r>
+          </w:p>
+        </w:tc>
+        <w:tc>
+          <w:tcPr>
+            <w:tcW w:type="dxa" w:w="1077"/>
+          </w:tcPr>
+          <w:p>
+            <w:r/>
+            <w:r>
+              <w:rPr>
+                <w:rFonts w:ascii="宋体" w:hAnsi="宋体" w:eastAsia="宋体" w:cs="宋体"/>
+                <w:b w:val="0"/>
+                <w:sz w:val="19"/>
+              </w:rPr>
+              <w:t>9fecb05</w:t>
+            </w:r>
+          </w:p>
+        </w:tc>
+        <w:tc>
+          <w:tcPr>
+            <w:tcW w:type="dxa" w:w="850"/>
+          </w:tcPr>
+          <w:p>
+            <w:r/>
+            <w:r>
+              <w:rPr>
+                <w:rFonts w:ascii="宋体" w:hAnsi="宋体" w:eastAsia="宋体" w:cs="宋体"/>
+                <w:b w:val="0"/>
+                <w:sz w:val="19"/>
+              </w:rPr>
+              <w:t>其他</w:t>
+            </w:r>
+          </w:p>
+        </w:tc>
+        <w:tc>
+          <w:tcPr>
+            <w:tcW w:type="dxa" w:w="4252"/>
+          </w:tcPr>
+          <w:p>
+            <w:r/>
+            <w:r>
+              <w:rPr>
+                <w:rFonts w:ascii="宋体" w:hAnsi="宋体" w:eastAsia="宋体" w:cs="宋体"/>
+                <w:b w:val="0"/>
+                <w:sz w:val="19"/>
+              </w:rPr>
+              <w:t>fix(crawl): 只抽正文并还原公式，重抓全部资料；清理测试产生的总结、会话、错题与占位题</w:t>
+            </w:r>
+          </w:p>
+        </w:tc>
+        <w:tc>
+          <w:tcPr>
+            <w:tcW w:type="dxa" w:w="2098"/>
+          </w:tcPr>
+          <w:p>
+            <w:r/>
+            <w:r>
+              <w:rPr>
+                <w:rFonts w:ascii="宋体" w:hAnsi="宋体" w:eastAsia="宋体" w:cs="宋体"/>
+                <w:b w:val="0"/>
+                <w:sz w:val="19"/>
+              </w:rPr>
+              <w:t>16 文件 / +742 / -30</w:t>
+            </w:r>
+          </w:p>
+        </w:tc>
+      </w:tr>
     </w:tbl>
     <w:p>
       <w:r>
@@ -4041,7 +4205,7 @@
                 <w:b w:val="0"/>
                 <w:sz w:val="19"/>
               </w:rPr>
-              <w:t>163b25d</w:t>
+              <w:t>9fecb05</w:t>
             </w:r>
           </w:p>
         </w:tc>
@@ -4075,7 +4239,7 @@
                 <w:b w:val="0"/>
                 <w:sz w:val="19"/>
               </w:rPr>
-              <w:t>44</w:t>
+              <w:t>46</w:t>
             </w:r>
           </w:p>
         </w:tc>
@@ -4109,7 +4273,7 @@
                 <w:b w:val="0"/>
                 <w:sz w:val="19"/>
               </w:rPr>
-              <w:t>44</w:t>
+              <w:t>46</w:t>
             </w:r>
           </w:p>
         </w:tc>
@@ -4143,7 +4307,7 @@
                 <w:b w:val="0"/>
                 <w:sz w:val="19"/>
               </w:rPr>
-              <w:t>143</w:t>
+              <w:t>154</w:t>
             </w:r>
           </w:p>
         </w:tc>
@@ -4245,7 +4409,7 @@
                 <w:b w:val="0"/>
                 <w:sz w:val="19"/>
               </w:rPr>
-              <w:t>16.74 MB（不含 .git）</w:t>
+              <w:t>18.09 MB（不含 .git）</w:t>
             </w:r>
           </w:p>
         </w:tc>
@@ -4275,7 +4439,7 @@
           <w:b w:val="0"/>
           <w:sz w:val="21"/>
         </w:rPr>
-        <w:t>启动脚本首版写成 UTF-8，cmd 按 GBK 解析导致命令截断；改为 GBK 编码后正常。</w:t>
+        <w:t>资料里混入网站侧边栏（跳转至/比赛相关/学习路线…），看起来像乱码；已重写正文抽取并重抓全部资料。</w:t>
       </w:r>
     </w:p>
     <w:p>
@@ -4288,7 +4452,7 @@
           <w:b w:val="0"/>
           <w:sz w:val="21"/>
         </w:rPr>
-        <w:t>欢迎界面原先等接口返回才显示，导致先露出功能页；已改为 HTML 里直接可见。</w:t>
+        <w:t>MathJax 公式同时渲染字形与 TeX，出现 n n 重影；改为抽取 data-latex。</w:t>
       </w:r>
     </w:p>
     <w:p>
@@ -4301,7 +4465,20 @@
           <w:b w:val="0"/>
           <w:sz w:val="21"/>
         </w:rPr>
-        <w:t>前端曾因补丁重复写入导致白屏，已修复并把重复声明检测加入自检。</w:t>
+        <w:t>crawl.py --force 原先会重复插入同名资料，已改为先删旧再导入。</w:t>
+      </w:r>
+    </w:p>
+    <w:p>
+      <w:pPr>
+        <w:pStyle w:val="ListBullet"/>
+      </w:pPr>
+      <w:r>
+        <w:rPr>
+          <w:rFonts w:ascii="宋体" w:hAnsi="宋体" w:eastAsia="宋体" w:cs="宋体"/>
+          <w:b w:val="0"/>
+          <w:sz w:val="21"/>
+        </w:rPr>
+        <w:t>抓取时 Python 的 TLS 被部分站点掐断，已加系统 curl 兜底。</w:t>
       </w:r>
     </w:p>
     <w:p>
@@ -4341,20 +4518,7 @@
           <w:b w:val="0"/>
           <w:sz w:val="21"/>
         </w:rPr>
-        <w:t>返回按钮统一回主界面，未做完整历史栈。</w:t>
-      </w:r>
-    </w:p>
-    <w:p>
-      <w:pPr>
-        <w:pStyle w:val="ListBullet"/>
-      </w:pPr>
-      <w:r>
-        <w:rPr>
-          <w:rFonts w:ascii="宋体" w:hAnsi="宋体" w:eastAsia="宋体" w:cs="宋体"/>
-          <w:b w:val="0"/>
-          <w:sz w:val="21"/>
-        </w:rPr>
-        <w:t>计组的指令系统与 CPU 流水线、计网的 DNS 与 TLS 仍缺资料。</w:t>
+        <w:t>计组的指令系统与流水线、计网 DNS 仍缺独立资料。</w:t>
       </w:r>
     </w:p>
     <w:p/>
@@ -4369,7 +4533,7 @@
           <w:color w:val="888888"/>
           <w:sz w:val="17"/>
         </w:rPr>
-        <w:t>生成时间：2026-10-24 21:49</w:t>
+        <w:t>生成时间：2026-10-24 21:56</w:t>
       </w:r>
     </w:p>
     <w:sectPr>

--- a/日志/2026-10-24 修改日志.docx
+++ b/日志/2026-10-24 修改日志.docx
@@ -52,7 +52,7 @@
           <w:b w:val="0"/>
           <w:sz w:val="21"/>
         </w:rPr>
-        <w:t>本日共产生 46 次提交，涉及 46 条记录，当前仓库已跟踪 154 个文件、累计 46 次提交。</w:t>
+        <w:t>本日共产生 48 次提交，涉及 48 条记录，当前仓库已跟踪 154 个文件、累计 48 次提交。</w:t>
       </w:r>
     </w:p>
     <w:p>
@@ -78,7 +78,7 @@
           <w:b w:val="0"/>
           <w:sz w:val="21"/>
         </w:rPr>
-        <w:t>资料体系：core 核心资料 + 学科文件夹；本轮修复抓取质量后共 33 份资料 264 切片，覆盖四门课。</w:t>
+        <w:t>资料体系：core 核心资料 + 学科文件夹；修复抓取质量后共 33 份资料 264 切片，覆盖四门课。</w:t>
       </w:r>
     </w:p>
     <w:p>
@@ -91,7 +91,7 @@
           <w:b w:val="0"/>
           <w:sz w:val="21"/>
         </w:rPr>
-        <w:t>抓取修复：按标签层级丢弃导航/侧栏/页脚，只保留正文；MathJax 改取 data-latex 还原公式，解决公式重影；TeX 符号转成可读字符。</w:t>
+        <w:t>抓取修复：按标签层级丢弃导航/侧栏/页脚只留正文；MathJax 取 data-latex 还原公式；TeX 符号转为可读字符；--force 改为覆盖；Python TLS 被掐时用 system curl 兜底。</w:t>
       </w:r>
     </w:p>
     <w:p>
@@ -104,7 +104,7 @@
           <w:b w:val="0"/>
           <w:sz w:val="21"/>
         </w:rPr>
-        <w:t>资料补充：新增 CPU 执行程序、TCP-IP 模型、HTTPS-TLS、DFS、并查集、前缀和与差分等 5 个来源，来源清单共 22 个。</w:t>
+        <w:t>资料补充：新增 CPU 执行程序、TCP-IP 模型、HTTPS-TLS、DFS、并查集、前缀和与差分等来源，清单共 22 个。</w:t>
       </w:r>
     </w:p>
     <w:p>
@@ -117,7 +117,7 @@
           <w:b w:val="0"/>
           <w:sz w:val="21"/>
         </w:rPr>
-        <w:t>数据清理：删除测试产生的 19 条总结、19 个会话、18 条无效错题、4 道演示占位题与 3 个空文件夹。</w:t>
+        <w:t>数据清理：删除测试产生的 19 条总结、19 个会话、18 条无效错题、4 道占位题与 3 个空文件夹；自检改为用完即清（会话/总结/错题/题目/文件夹），不再污染用户库。</w:t>
       </w:r>
     </w:p>
     <w:p>
@@ -156,7 +156,7 @@
           <w:b w:val="0"/>
           <w:sz w:val="21"/>
         </w:rPr>
-        <w:t>自动停服与版本标签 v0.1.0 已推送；端到端自检 43 项通过。</w:t>
+        <w:t>自动停服与版本标签 v0.1.0 已推送；端到端自检 44 项通过。</w:t>
       </w:r>
     </w:p>
     <w:p>
@@ -4062,6 +4062,170 @@
           </w:p>
         </w:tc>
       </w:tr>
+      <w:tr>
+        <w:tc>
+          <w:tcPr>
+            <w:tcW w:type="dxa" w:w="907"/>
+          </w:tcPr>
+          <w:p>
+            <w:r/>
+            <w:r>
+              <w:rPr>
+                <w:rFonts w:ascii="宋体" w:hAnsi="宋体" w:eastAsia="宋体" w:cs="宋体"/>
+                <w:b w:val="0"/>
+                <w:sz w:val="19"/>
+              </w:rPr>
+              <w:t>21:57</w:t>
+            </w:r>
+          </w:p>
+        </w:tc>
+        <w:tc>
+          <w:tcPr>
+            <w:tcW w:type="dxa" w:w="1077"/>
+          </w:tcPr>
+          <w:p>
+            <w:r/>
+            <w:r>
+              <w:rPr>
+                <w:rFonts w:ascii="宋体" w:hAnsi="宋体" w:eastAsia="宋体" w:cs="宋体"/>
+                <w:b w:val="0"/>
+                <w:sz w:val="19"/>
+              </w:rPr>
+              <w:t>bf1c3a0</w:t>
+            </w:r>
+          </w:p>
+        </w:tc>
+        <w:tc>
+          <w:tcPr>
+            <w:tcW w:type="dxa" w:w="850"/>
+          </w:tcPr>
+          <w:p>
+            <w:r/>
+            <w:r>
+              <w:rPr>
+                <w:rFonts w:ascii="宋体" w:hAnsi="宋体" w:eastAsia="宋体" w:cs="宋体"/>
+                <w:b w:val="0"/>
+                <w:sz w:val="19"/>
+              </w:rPr>
+              <w:t>docs</w:t>
+            </w:r>
+          </w:p>
+        </w:tc>
+        <w:tc>
+          <w:tcPr>
+            <w:tcW w:type="dxa" w:w="4252"/>
+          </w:tcPr>
+          <w:p>
+            <w:r/>
+            <w:r>
+              <w:rPr>
+                <w:rFonts w:ascii="宋体" w:hAnsi="宋体" w:eastAsia="宋体" w:cs="宋体"/>
+                <w:b w:val="0"/>
+                <w:sz w:val="19"/>
+              </w:rPr>
+              <w:t>更新当日修改日志</w:t>
+            </w:r>
+          </w:p>
+        </w:tc>
+        <w:tc>
+          <w:tcPr>
+            <w:tcW w:type="dxa" w:w="2098"/>
+          </w:tcPr>
+          <w:p>
+            <w:r/>
+            <w:r>
+              <w:rPr>
+                <w:rFonts w:ascii="宋体" w:hAnsi="宋体" w:eastAsia="宋体" w:cs="宋体"/>
+                <w:b w:val="0"/>
+                <w:sz w:val="19"/>
+              </w:rPr>
+              <w:t>1 文件</w:t>
+            </w:r>
+          </w:p>
+        </w:tc>
+      </w:tr>
+      <w:tr>
+        <w:tc>
+          <w:tcPr>
+            <w:tcW w:type="dxa" w:w="907"/>
+          </w:tcPr>
+          <w:p>
+            <w:r/>
+            <w:r>
+              <w:rPr>
+                <w:rFonts w:ascii="宋体" w:hAnsi="宋体" w:eastAsia="宋体" w:cs="宋体"/>
+                <w:b w:val="0"/>
+                <w:sz w:val="19"/>
+              </w:rPr>
+              <w:t>21:59</w:t>
+            </w:r>
+          </w:p>
+        </w:tc>
+        <w:tc>
+          <w:tcPr>
+            <w:tcW w:type="dxa" w:w="1077"/>
+          </w:tcPr>
+          <w:p>
+            <w:r/>
+            <w:r>
+              <w:rPr>
+                <w:rFonts w:ascii="宋体" w:hAnsi="宋体" w:eastAsia="宋体" w:cs="宋体"/>
+                <w:b w:val="0"/>
+                <w:sz w:val="19"/>
+              </w:rPr>
+              <w:t>08fe1c2</w:t>
+            </w:r>
+          </w:p>
+        </w:tc>
+        <w:tc>
+          <w:tcPr>
+            <w:tcW w:type="dxa" w:w="850"/>
+          </w:tcPr>
+          <w:p>
+            <w:r/>
+            <w:r>
+              <w:rPr>
+                <w:rFonts w:ascii="宋体" w:hAnsi="宋体" w:eastAsia="宋体" w:cs="宋体"/>
+                <w:b w:val="0"/>
+                <w:sz w:val="19"/>
+              </w:rPr>
+              <w:t>test</w:t>
+            </w:r>
+          </w:p>
+        </w:tc>
+        <w:tc>
+          <w:tcPr>
+            <w:tcW w:type="dxa" w:w="4252"/>
+          </w:tcPr>
+          <w:p>
+            <w:r/>
+            <w:r>
+              <w:rPr>
+                <w:rFonts w:ascii="宋体" w:hAnsi="宋体" w:eastAsia="宋体" w:cs="宋体"/>
+                <w:b w:val="0"/>
+                <w:sz w:val="19"/>
+              </w:rPr>
+              <w:t>自检改为用完即清，不再往用户库里写会话/总结/错题/题目</w:t>
+            </w:r>
+          </w:p>
+        </w:tc>
+        <w:tc>
+          <w:tcPr>
+            <w:tcW w:type="dxa" w:w="2098"/>
+          </w:tcPr>
+          <w:p>
+            <w:r/>
+            <w:r>
+              <w:rPr>
+                <w:rFonts w:ascii="宋体" w:hAnsi="宋体" w:eastAsia="宋体" w:cs="宋体"/>
+                <w:b w:val="0"/>
+                <w:sz w:val="19"/>
+              </w:rPr>
+              <w:t>3 文件 / +71 / -1</w:t>
+            </w:r>
+          </w:p>
+        </w:tc>
+      </w:tr>
     </w:tbl>
     <w:p>
       <w:r>
@@ -4205,7 +4369,7 @@
                 <w:b w:val="0"/>
                 <w:sz w:val="19"/>
               </w:rPr>
-              <w:t>9fecb05</w:t>
+              <w:t>08fe1c2</w:t>
             </w:r>
           </w:p>
         </w:tc>
@@ -4239,7 +4403,7 @@
                 <w:b w:val="0"/>
                 <w:sz w:val="19"/>
               </w:rPr>
-              <w:t>46</w:t>
+              <w:t>48</w:t>
             </w:r>
           </w:p>
         </w:tc>
@@ -4273,7 +4437,7 @@
                 <w:b w:val="0"/>
                 <w:sz w:val="19"/>
               </w:rPr>
-              <w:t>46</w:t>
+              <w:t>48</w:t>
             </w:r>
           </w:p>
         </w:tc>
@@ -4409,7 +4573,7 @@
                 <w:b w:val="0"/>
                 <w:sz w:val="19"/>
               </w:rPr>
-              <w:t>18.09 MB（不含 .git）</w:t>
+              <w:t>18.23 MB（不含 .git）</w:t>
             </w:r>
           </w:p>
         </w:tc>
@@ -4452,7 +4616,7 @@
           <w:b w:val="0"/>
           <w:sz w:val="21"/>
         </w:rPr>
-        <w:t>MathJax 公式同时渲染字形与 TeX，出现 n n 重影；改为抽取 data-latex。</w:t>
+        <w:t>MathJax 公式同时渲染字形与 TeX 出现重影；改为抽取 data-latex。</w:t>
       </w:r>
     </w:p>
     <w:p>
@@ -4465,7 +4629,7 @@
           <w:b w:val="0"/>
           <w:sz w:val="21"/>
         </w:rPr>
-        <w:t>crawl.py --force 原先会重复插入同名资料，已改为先删旧再导入。</w:t>
+        <w:t>crawl.py --force 原先重复插入同名资料，已改为先删旧再导入，并清掉 16 组重复。</w:t>
       </w:r>
     </w:p>
     <w:p>
@@ -4478,7 +4642,7 @@
           <w:b w:val="0"/>
           <w:sz w:val="21"/>
         </w:rPr>
-        <w:t>抓取时 Python 的 TLS 被部分站点掐断，已加系统 curl 兜底。</w:t>
+        <w:t>自检每次都往库里写会话、总结、错题、题目，导致近期总结堆积；已改为自检结束自动清理。</w:t>
       </w:r>
     </w:p>
     <w:p>
@@ -4533,7 +4697,7 @@
           <w:color w:val="888888"/>
           <w:sz w:val="17"/>
         </w:rPr>
-        <w:t>生成时间：2026-10-24 21:56</w:t>
+        <w:t>生成时间：2026-10-24 21:59</w:t>
       </w:r>
     </w:p>
     <w:sectPr>

--- a/日志/2026-10-24 修改日志.docx
+++ b/日志/2026-10-24 修改日志.docx
@@ -52,7 +52,7 @@
           <w:b w:val="0"/>
           <w:sz w:val="21"/>
         </w:rPr>
-        <w:t>本日共产生 48 次提交，涉及 48 条记录，当前仓库已跟踪 154 个文件、累计 48 次提交。</w:t>
+        <w:t>本日共产生 50 次提交，涉及 50 条记录，当前仓库已跟踪 154 个文件、累计 50 次提交。</w:t>
       </w:r>
     </w:p>
     <w:p>
@@ -91,7 +91,7 @@
           <w:b w:val="0"/>
           <w:sz w:val="21"/>
         </w:rPr>
-        <w:t>抓取修复：按标签层级丢弃导航/侧栏/页脚只留正文；MathJax 取 data-latex 还原公式；TeX 符号转为可读字符；--force 改为覆盖；Python TLS 被掐时用 system curl 兜底。</w:t>
+        <w:t>抓取修复：只抽正文（丢弃导航/侧栏/页脚）、MathJax 取 data-latex 还原公式、TeX 符号转可读字符、--force 覆盖、Python TLS 失败时用 curl 兜底。</w:t>
       </w:r>
     </w:p>
     <w:p>
@@ -104,7 +104,7 @@
           <w:b w:val="0"/>
           <w:sz w:val="21"/>
         </w:rPr>
-        <w:t>资料补充：新增 CPU 执行程序、TCP-IP 模型、HTTPS-TLS、DFS、并查集、前缀和与差分等来源，清单共 22 个。</w:t>
+        <w:t>资料补充：新增 CPU 执行程序、TCP-IP 模型、HTTPS-TLS、DFS、并查集、前缀和与差分，来源清单 22 个。</w:t>
       </w:r>
     </w:p>
     <w:p>
@@ -117,7 +117,20 @@
           <w:b w:val="0"/>
           <w:sz w:val="21"/>
         </w:rPr>
-        <w:t>数据清理：删除测试产生的 19 条总结、19 个会话、18 条无效错题、4 道占位题与 3 个空文件夹；自检改为用完即清（会话/总结/错题/题目/文件夹），不再污染用户库。</w:t>
+        <w:t>数据清理：删测试产生的 19 条总结、19 个会话、18 条无效错题、4 道占位题与 3 个空文件夹；自检改为用完即清，不再污染用户库。</w:t>
+      </w:r>
+    </w:p>
+    <w:p>
+      <w:pPr>
+        <w:pStyle w:val="ListBullet"/>
+      </w:pPr>
+      <w:r>
+        <w:rPr>
+          <w:rFonts w:ascii="宋体" w:hAnsi="宋体" w:eastAsia="宋体" w:cs="宋体"/>
+          <w:b w:val="0"/>
+          <w:sz w:val="21"/>
+        </w:rPr>
+        <w:t>近期总结：点击卡片放大查看，标题/列表/引用按排版渲染，不再展示 markdown 原文。</w:t>
       </w:r>
     </w:p>
     <w:p>
@@ -4226,6 +4239,170 @@
           </w:p>
         </w:tc>
       </w:tr>
+      <w:tr>
+        <w:tc>
+          <w:tcPr>
+            <w:tcW w:type="dxa" w:w="907"/>
+          </w:tcPr>
+          <w:p>
+            <w:r/>
+            <w:r>
+              <w:rPr>
+                <w:rFonts w:ascii="宋体" w:hAnsi="宋体" w:eastAsia="宋体" w:cs="宋体"/>
+                <w:b w:val="0"/>
+                <w:sz w:val="19"/>
+              </w:rPr>
+              <w:t>21:59</w:t>
+            </w:r>
+          </w:p>
+        </w:tc>
+        <w:tc>
+          <w:tcPr>
+            <w:tcW w:type="dxa" w:w="1077"/>
+          </w:tcPr>
+          <w:p>
+            <w:r/>
+            <w:r>
+              <w:rPr>
+                <w:rFonts w:ascii="宋体" w:hAnsi="宋体" w:eastAsia="宋体" w:cs="宋体"/>
+                <w:b w:val="0"/>
+                <w:sz w:val="19"/>
+              </w:rPr>
+              <w:t>e3cd4a8</w:t>
+            </w:r>
+          </w:p>
+        </w:tc>
+        <w:tc>
+          <w:tcPr>
+            <w:tcW w:type="dxa" w:w="850"/>
+          </w:tcPr>
+          <w:p>
+            <w:r/>
+            <w:r>
+              <w:rPr>
+                <w:rFonts w:ascii="宋体" w:hAnsi="宋体" w:eastAsia="宋体" w:cs="宋体"/>
+                <w:b w:val="0"/>
+                <w:sz w:val="19"/>
+              </w:rPr>
+              <w:t>docs</w:t>
+            </w:r>
+          </w:p>
+        </w:tc>
+        <w:tc>
+          <w:tcPr>
+            <w:tcW w:type="dxa" w:w="4252"/>
+          </w:tcPr>
+          <w:p>
+            <w:r/>
+            <w:r>
+              <w:rPr>
+                <w:rFonts w:ascii="宋体" w:hAnsi="宋体" w:eastAsia="宋体" w:cs="宋体"/>
+                <w:b w:val="0"/>
+                <w:sz w:val="19"/>
+              </w:rPr>
+              <w:t>更新当日修改日志</w:t>
+            </w:r>
+          </w:p>
+        </w:tc>
+        <w:tc>
+          <w:tcPr>
+            <w:tcW w:type="dxa" w:w="2098"/>
+          </w:tcPr>
+          <w:p>
+            <w:r/>
+            <w:r>
+              <w:rPr>
+                <w:rFonts w:ascii="宋体" w:hAnsi="宋体" w:eastAsia="宋体" w:cs="宋体"/>
+                <w:b w:val="0"/>
+                <w:sz w:val="19"/>
+              </w:rPr>
+              <w:t>1 文件</w:t>
+            </w:r>
+          </w:p>
+        </w:tc>
+      </w:tr>
+      <w:tr>
+        <w:tc>
+          <w:tcPr>
+            <w:tcW w:type="dxa" w:w="907"/>
+          </w:tcPr>
+          <w:p>
+            <w:r/>
+            <w:r>
+              <w:rPr>
+                <w:rFonts w:ascii="宋体" w:hAnsi="宋体" w:eastAsia="宋体" w:cs="宋体"/>
+                <w:b w:val="0"/>
+                <w:sz w:val="19"/>
+              </w:rPr>
+              <w:t>21:59</w:t>
+            </w:r>
+          </w:p>
+        </w:tc>
+        <w:tc>
+          <w:tcPr>
+            <w:tcW w:type="dxa" w:w="1077"/>
+          </w:tcPr>
+          <w:p>
+            <w:r/>
+            <w:r>
+              <w:rPr>
+                <w:rFonts w:ascii="宋体" w:hAnsi="宋体" w:eastAsia="宋体" w:cs="宋体"/>
+                <w:b w:val="0"/>
+                <w:sz w:val="19"/>
+              </w:rPr>
+              <w:t>4c7a9cf</w:t>
+            </w:r>
+          </w:p>
+        </w:tc>
+        <w:tc>
+          <w:tcPr>
+            <w:tcW w:type="dxa" w:w="850"/>
+          </w:tcPr>
+          <w:p>
+            <w:r/>
+            <w:r>
+              <w:rPr>
+                <w:rFonts w:ascii="宋体" w:hAnsi="宋体" w:eastAsia="宋体" w:cs="宋体"/>
+                <w:b w:val="0"/>
+                <w:sz w:val="19"/>
+              </w:rPr>
+              <w:t>其他</w:t>
+            </w:r>
+          </w:p>
+        </w:tc>
+        <w:tc>
+          <w:tcPr>
+            <w:tcW w:type="dxa" w:w="4252"/>
+          </w:tcPr>
+          <w:p>
+            <w:r/>
+            <w:r>
+              <w:rPr>
+                <w:rFonts w:ascii="宋体" w:hAnsi="宋体" w:eastAsia="宋体" w:cs="宋体"/>
+                <w:b w:val="0"/>
+                <w:sz w:val="19"/>
+              </w:rPr>
+              <w:t>feat(summary): 总结支持点击放大查看，按排版渲染而非展示 markdown 原文</w:t>
+            </w:r>
+          </w:p>
+        </w:tc>
+        <w:tc>
+          <w:tcPr>
+            <w:tcW w:type="dxa" w:w="2098"/>
+          </w:tcPr>
+          <w:p>
+            <w:r/>
+            <w:r>
+              <w:rPr>
+                <w:rFonts w:ascii="宋体" w:hAnsi="宋体" w:eastAsia="宋体" w:cs="宋体"/>
+                <w:b w:val="0"/>
+                <w:sz w:val="19"/>
+              </w:rPr>
+              <w:t>3 文件 / +64 / -5</w:t>
+            </w:r>
+          </w:p>
+        </w:tc>
+      </w:tr>
     </w:tbl>
     <w:p>
       <w:r>
@@ -4369,7 +4546,7 @@
                 <w:b w:val="0"/>
                 <w:sz w:val="19"/>
               </w:rPr>
-              <w:t>08fe1c2</w:t>
+              <w:t>4c7a9cf</w:t>
             </w:r>
           </w:p>
         </w:tc>
@@ -4403,7 +4580,7 @@
                 <w:b w:val="0"/>
                 <w:sz w:val="19"/>
               </w:rPr>
-              <w:t>48</w:t>
+              <w:t>50</w:t>
             </w:r>
           </w:p>
         </w:tc>
@@ -4437,7 +4614,7 @@
                 <w:b w:val="0"/>
                 <w:sz w:val="19"/>
               </w:rPr>
-              <w:t>48</w:t>
+              <w:t>50</w:t>
             </w:r>
           </w:p>
         </w:tc>
@@ -4505,7 +4682,7 @@
                 <w:b w:val="0"/>
                 <w:sz w:val="19"/>
               </w:rPr>
-              <w:t>干净</w:t>
+              <w:t>有未提交改动</w:t>
             </w:r>
           </w:p>
         </w:tc>
@@ -4573,7 +4750,7 @@
                 <w:b w:val="0"/>
                 <w:sz w:val="19"/>
               </w:rPr>
-              <w:t>18.23 MB（不含 .git）</w:t>
+              <w:t>18.24 MB（不含 .git）</w:t>
             </w:r>
           </w:p>
         </w:tc>
@@ -4603,7 +4780,7 @@
           <w:b w:val="0"/>
           <w:sz w:val="21"/>
         </w:rPr>
-        <w:t>资料里混入网站侧边栏（跳转至/比赛相关/学习路线…），看起来像乱码；已重写正文抽取并重抓全部资料。</w:t>
+        <w:t>资料里混入网站侧边栏导致观感像乱码；已重写正文抽取并重抓，清掉 16 组重复资料。</w:t>
       </w:r>
     </w:p>
     <w:p>
@@ -4616,7 +4793,7 @@
           <w:b w:val="0"/>
           <w:sz w:val="21"/>
         </w:rPr>
-        <w:t>MathJax 公式同时渲染字形与 TeX 出现重影；改为抽取 data-latex。</w:t>
+        <w:t>MathJax 公式字形与 TeX 双份渲染出重影；改为抽取 data-latex。</w:t>
       </w:r>
     </w:p>
     <w:p>
@@ -4629,20 +4806,7 @@
           <w:b w:val="0"/>
           <w:sz w:val="21"/>
         </w:rPr>
-        <w:t>crawl.py --force 原先重复插入同名资料，已改为先删旧再导入，并清掉 16 组重复。</w:t>
-      </w:r>
-    </w:p>
-    <w:p>
-      <w:pPr>
-        <w:pStyle w:val="ListBullet"/>
-      </w:pPr>
-      <w:r>
-        <w:rPr>
-          <w:rFonts w:ascii="宋体" w:hAnsi="宋体" w:eastAsia="宋体" w:cs="宋体"/>
-          <w:b w:val="0"/>
-          <w:sz w:val="21"/>
-        </w:rPr>
-        <w:t>自检每次都往库里写会话、总结、错题、题目，导致近期总结堆积；已改为自检结束自动清理。</w:t>
+        <w:t>自检每次往库里写会话/总结/错题/题目，造成近期总结堆积；已改为结束即清理。</w:t>
       </w:r>
     </w:p>
     <w:p>
@@ -4697,7 +4861,7 @@
           <w:color w:val="888888"/>
           <w:sz w:val="17"/>
         </w:rPr>
-        <w:t>生成时间：2026-10-24 21:59</w:t>
+        <w:t>生成时间：2026-10-24 22:00</w:t>
       </w:r>
     </w:p>
     <w:sectPr>

--- a/日志/2026-10-24 修改日志.docx
+++ b/日志/2026-10-24 修改日志.docx
@@ -52,7 +52,7 @@
           <w:b w:val="0"/>
           <w:sz w:val="21"/>
         </w:rPr>
-        <w:t>本日共产生 50 次提交，涉及 50 条记录，当前仓库已跟踪 154 个文件、累计 50 次提交。</w:t>
+        <w:t>本日共产生 52 次提交，涉及 52 条记录，当前仓库已跟踪 156 个文件、累计 52 次提交。</w:t>
       </w:r>
     </w:p>
     <w:p>
@@ -91,7 +91,7 @@
           <w:b w:val="0"/>
           <w:sz w:val="21"/>
         </w:rPr>
-        <w:t>抓取修复：只抽正文（丢弃导航/侧栏/页脚）、MathJax 取 data-latex 还原公式、TeX 符号转可读字符、--force 覆盖、Python TLS 失败时用 curl 兜底。</w:t>
+        <w:t>抓取修复：只抽正文（丢弃导航/侧栏/页脚）、MathJax 取 data-latex 还原公式、TeX 符号转可读字符、--force 覆盖、TLS 失败用 curl 兜底。</w:t>
       </w:r>
     </w:p>
     <w:p>
@@ -104,7 +104,7 @@
           <w:b w:val="0"/>
           <w:sz w:val="21"/>
         </w:rPr>
-        <w:t>资料补充：新增 CPU 执行程序、TCP-IP 模型、HTTPS-TLS、DFS、并查集、前缀和与差分，来源清单 22 个。</w:t>
+        <w:t>数据清理：删测试产生的 19 条总结、19 个会话、18 条无效错题、4 道占位题与 3 个空文件夹。</w:t>
       </w:r>
     </w:p>
     <w:p>
@@ -117,7 +117,7 @@
           <w:b w:val="0"/>
           <w:sz w:val="21"/>
         </w:rPr>
-        <w:t>数据清理：删测试产生的 19 条总结、19 个会话、18 条无效错题、4 道占位题与 3 个空文件夹；自检改为用完即清，不再污染用户库。</w:t>
+        <w:t>测试节奏整改：拆出 check.py（20 项、不调模型不写库）供日常使用；selftest 改为用完即清，并把跑测频率写进 AGENTS.md。</w:t>
       </w:r>
     </w:p>
     <w:p>
@@ -130,7 +130,7 @@
           <w:b w:val="0"/>
           <w:sz w:val="21"/>
         </w:rPr>
-        <w:t>近期总结：点击卡片放大查看，标题/列表/引用按排版渲染，不再展示 markdown 原文。</w:t>
+        <w:t>近期总结：卡片支持点击放大，按排版渲染而非展示 markdown 原文。</w:t>
       </w:r>
     </w:p>
     <w:p>
@@ -156,7 +156,7 @@
           <w:b w:val="0"/>
           <w:sz w:val="21"/>
         </w:rPr>
-        <w:t>界面：欢迎页粒子流场与鼠标水波纹、首页「今天学点什么」、每页返回、聊天页查看总结、章节推荐视频、个人信息四栏目。</w:t>
+        <w:t>界面：欢迎页粒子流场与鼠标水波纹、首页「今天学点什么」、每页返回、章节推荐视频、个人信息四栏目。</w:t>
       </w:r>
     </w:p>
     <w:p>
@@ -169,7 +169,7 @@
           <w:b w:val="0"/>
           <w:sz w:val="21"/>
         </w:rPr>
-        <w:t>自动停服与版本标签 v0.1.0 已推送；端到端自检 44 项通过。</w:t>
+        <w:t>自动停服与版本标签 v0.1.0 已推送；轻量检查 20/20、全量自检 44/44 通过。</w:t>
       </w:r>
     </w:p>
     <w:p>
@@ -4403,6 +4403,170 @@
           </w:p>
         </w:tc>
       </w:tr>
+      <w:tr>
+        <w:tc>
+          <w:tcPr>
+            <w:tcW w:type="dxa" w:w="907"/>
+          </w:tcPr>
+          <w:p>
+            <w:r/>
+            <w:r>
+              <w:rPr>
+                <w:rFonts w:ascii="宋体" w:hAnsi="宋体" w:eastAsia="宋体" w:cs="宋体"/>
+                <w:b w:val="0"/>
+                <w:sz w:val="19"/>
+              </w:rPr>
+              <w:t>22:00</w:t>
+            </w:r>
+          </w:p>
+        </w:tc>
+        <w:tc>
+          <w:tcPr>
+            <w:tcW w:type="dxa" w:w="1077"/>
+          </w:tcPr>
+          <w:p>
+            <w:r/>
+            <w:r>
+              <w:rPr>
+                <w:rFonts w:ascii="宋体" w:hAnsi="宋体" w:eastAsia="宋体" w:cs="宋体"/>
+                <w:b w:val="0"/>
+                <w:sz w:val="19"/>
+              </w:rPr>
+              <w:t>3b35732</w:t>
+            </w:r>
+          </w:p>
+        </w:tc>
+        <w:tc>
+          <w:tcPr>
+            <w:tcW w:type="dxa" w:w="850"/>
+          </w:tcPr>
+          <w:p>
+            <w:r/>
+            <w:r>
+              <w:rPr>
+                <w:rFonts w:ascii="宋体" w:hAnsi="宋体" w:eastAsia="宋体" w:cs="宋体"/>
+                <w:b w:val="0"/>
+                <w:sz w:val="19"/>
+              </w:rPr>
+              <w:t>docs</w:t>
+            </w:r>
+          </w:p>
+        </w:tc>
+        <w:tc>
+          <w:tcPr>
+            <w:tcW w:type="dxa" w:w="4252"/>
+          </w:tcPr>
+          <w:p>
+            <w:r/>
+            <w:r>
+              <w:rPr>
+                <w:rFonts w:ascii="宋体" w:hAnsi="宋体" w:eastAsia="宋体" w:cs="宋体"/>
+                <w:b w:val="0"/>
+                <w:sz w:val="19"/>
+              </w:rPr>
+              <w:t>更新当日修改日志</w:t>
+            </w:r>
+          </w:p>
+        </w:tc>
+        <w:tc>
+          <w:tcPr>
+            <w:tcW w:type="dxa" w:w="2098"/>
+          </w:tcPr>
+          <w:p>
+            <w:r/>
+            <w:r>
+              <w:rPr>
+                <w:rFonts w:ascii="宋体" w:hAnsi="宋体" w:eastAsia="宋体" w:cs="宋体"/>
+                <w:b w:val="0"/>
+                <w:sz w:val="19"/>
+              </w:rPr>
+              <w:t>2 文件 / +107</w:t>
+            </w:r>
+          </w:p>
+        </w:tc>
+      </w:tr>
+      <w:tr>
+        <w:tc>
+          <w:tcPr>
+            <w:tcW w:type="dxa" w:w="907"/>
+          </w:tcPr>
+          <w:p>
+            <w:r/>
+            <w:r>
+              <w:rPr>
+                <w:rFonts w:ascii="宋体" w:hAnsi="宋体" w:eastAsia="宋体" w:cs="宋体"/>
+                <w:b w:val="0"/>
+                <w:sz w:val="19"/>
+              </w:rPr>
+              <w:t>22:01</w:t>
+            </w:r>
+          </w:p>
+        </w:tc>
+        <w:tc>
+          <w:tcPr>
+            <w:tcW w:type="dxa" w:w="1077"/>
+          </w:tcPr>
+          <w:p>
+            <w:r/>
+            <w:r>
+              <w:rPr>
+                <w:rFonts w:ascii="宋体" w:hAnsi="宋体" w:eastAsia="宋体" w:cs="宋体"/>
+                <w:b w:val="0"/>
+                <w:sz w:val="19"/>
+              </w:rPr>
+              <w:t>cefb3e7</w:t>
+            </w:r>
+          </w:p>
+        </w:tc>
+        <w:tc>
+          <w:tcPr>
+            <w:tcW w:type="dxa" w:w="850"/>
+          </w:tcPr>
+          <w:p>
+            <w:r/>
+            <w:r>
+              <w:rPr>
+                <w:rFonts w:ascii="宋体" w:hAnsi="宋体" w:eastAsia="宋体" w:cs="宋体"/>
+                <w:b w:val="0"/>
+                <w:sz w:val="19"/>
+              </w:rPr>
+              <w:t>其他</w:t>
+            </w:r>
+          </w:p>
+        </w:tc>
+        <w:tc>
+          <w:tcPr>
+            <w:tcW w:type="dxa" w:w="4252"/>
+          </w:tcPr>
+          <w:p>
+            <w:r/>
+            <w:r>
+              <w:rPr>
+                <w:rFonts w:ascii="宋体" w:hAnsi="宋体" w:eastAsia="宋体" w:cs="宋体"/>
+                <w:b w:val="0"/>
+                <w:sz w:val="19"/>
+              </w:rPr>
+              <w:t>chore(test): 拆分轻量检查 check.py 与全量自检，并把测试节奏写进 AGENTS.md</w:t>
+            </w:r>
+          </w:p>
+        </w:tc>
+        <w:tc>
+          <w:tcPr>
+            <w:tcW w:type="dxa" w:w="2098"/>
+          </w:tcPr>
+          <w:p>
+            <w:r/>
+            <w:r>
+              <w:rPr>
+                <w:rFonts w:ascii="宋体" w:hAnsi="宋体" w:eastAsia="宋体" w:cs="宋体"/>
+                <w:b w:val="0"/>
+                <w:sz w:val="19"/>
+              </w:rPr>
+              <w:t>4 文件 / +237 / -3</w:t>
+            </w:r>
+          </w:p>
+        </w:tc>
+      </w:tr>
     </w:tbl>
     <w:p>
       <w:r>
@@ -4546,7 +4710,7 @@
                 <w:b w:val="0"/>
                 <w:sz w:val="19"/>
               </w:rPr>
-              <w:t>4c7a9cf</w:t>
+              <w:t>cefb3e7</w:t>
             </w:r>
           </w:p>
         </w:tc>
@@ -4580,7 +4744,7 @@
                 <w:b w:val="0"/>
                 <w:sz w:val="19"/>
               </w:rPr>
-              <w:t>50</w:t>
+              <w:t>52</w:t>
             </w:r>
           </w:p>
         </w:tc>
@@ -4614,7 +4778,7 @@
                 <w:b w:val="0"/>
                 <w:sz w:val="19"/>
               </w:rPr>
-              <w:t>50</w:t>
+              <w:t>52</w:t>
             </w:r>
           </w:p>
         </w:tc>
@@ -4648,7 +4812,7 @@
                 <w:b w:val="0"/>
                 <w:sz w:val="19"/>
               </w:rPr>
-              <w:t>154</w:t>
+              <w:t>156</w:t>
             </w:r>
           </w:p>
         </w:tc>
@@ -4682,7 +4846,7 @@
                 <w:b w:val="0"/>
                 <w:sz w:val="19"/>
               </w:rPr>
-              <w:t>有未提交改动</w:t>
+              <w:t>干净</w:t>
             </w:r>
           </w:p>
         </w:tc>
@@ -4750,7 +4914,7 @@
                 <w:b w:val="0"/>
                 <w:sz w:val="19"/>
               </w:rPr>
-              <w:t>18.24 MB（不含 .git）</w:t>
+              <w:t>18.38 MB（不含 .git）</w:t>
             </w:r>
           </w:p>
         </w:tc>
@@ -4768,6 +4932,19 @@
           <w:sz w:val="28"/>
         </w:rPr>
         <w:t>四、问题与处理</w:t>
+      </w:r>
+    </w:p>
+    <w:p>
+      <w:pPr>
+        <w:pStyle w:val="ListBullet"/>
+      </w:pPr>
+      <w:r>
+        <w:rPr>
+          <w:rFonts w:ascii="宋体" w:hAnsi="宋体" w:eastAsia="宋体" w:cs="宋体"/>
+          <w:b w:val="0"/>
+          <w:sz w:val="21"/>
+        </w:rPr>
+        <w:t>测试跑得太频繁：每轮改动都跑 selftest，累计约 19 次、约 130 次模型调用，并在用户库留下 19 套重复数据。</w:t>
       </w:r>
     </w:p>
     <w:p>
@@ -4806,7 +4983,7 @@
           <w:b w:val="0"/>
           <w:sz w:val="21"/>
         </w:rPr>
-        <w:t>自检每次往库里写会话/总结/错题/题目，造成近期总结堆积；已改为结束即清理。</w:t>
+        <w:t>crawl.py --force 原先重复插入同名资料，已改为先删旧再导入。</w:t>
       </w:r>
     </w:p>
     <w:p>
@@ -4861,7 +5038,7 @@
           <w:color w:val="888888"/>
           <w:sz w:val="17"/>
         </w:rPr>
-        <w:t>生成时间：2026-10-24 22:00</w:t>
+        <w:t>生成时间：2026-10-24 22:01</w:t>
       </w:r>
     </w:p>
     <w:sectPr>

--- a/日志/2026-10-24 修改日志.docx
+++ b/日志/2026-10-24 修改日志.docx
@@ -52,7 +52,7 @@
           <w:b w:val="0"/>
           <w:sz w:val="21"/>
         </w:rPr>
-        <w:t>本日共产生 52 次提交，涉及 52 条记录，当前仓库已跟踪 156 个文件、累计 52 次提交。</w:t>
+        <w:t>本日共产生 55 次提交，涉及 55 条记录，当前仓库已跟踪 137 个文件、累计 55 次提交。</w:t>
       </w:r>
     </w:p>
     <w:p>
@@ -118,6 +118,19 @@
           <w:sz w:val="21"/>
         </w:rPr>
         <w:t>测试节奏整改：拆出 check.py（20 项、不调模型不写库）供日常使用；selftest 改为用完即清，并把跑测频率写进 AGENTS.md。</w:t>
+      </w:r>
+    </w:p>
+    <w:p>
+      <w:pPr>
+        <w:pStyle w:val="ListBullet"/>
+      </w:pPr>
+      <w:r>
+        <w:rPr>
+          <w:rFonts w:ascii="宋体" w:hAnsi="宋体" w:eastAsia="宋体" w:cs="宋体"/>
+          <w:b w:val="0"/>
+          <w:sz w:val="21"/>
+        </w:rPr>
+        <w:t>仓库结构：assistant2（GPT 平行版本）移出 main，改由 gpt-version 分支维护，两边不再交织；main 用 .gitignore 挡住该目录。</w:t>
       </w:r>
     </w:p>
     <w:p>
@@ -4567,6 +4580,252 @@
           </w:p>
         </w:tc>
       </w:tr>
+      <w:tr>
+        <w:tc>
+          <w:tcPr>
+            <w:tcW w:type="dxa" w:w="907"/>
+          </w:tcPr>
+          <w:p>
+            <w:r/>
+            <w:r>
+              <w:rPr>
+                <w:rFonts w:ascii="宋体" w:hAnsi="宋体" w:eastAsia="宋体" w:cs="宋体"/>
+                <w:b w:val="0"/>
+                <w:sz w:val="19"/>
+              </w:rPr>
+              <w:t>22:01</w:t>
+            </w:r>
+          </w:p>
+        </w:tc>
+        <w:tc>
+          <w:tcPr>
+            <w:tcW w:type="dxa" w:w="1077"/>
+          </w:tcPr>
+          <w:p>
+            <w:r/>
+            <w:r>
+              <w:rPr>
+                <w:rFonts w:ascii="宋体" w:hAnsi="宋体" w:eastAsia="宋体" w:cs="宋体"/>
+                <w:b w:val="0"/>
+                <w:sz w:val="19"/>
+              </w:rPr>
+              <w:t>52328fe</w:t>
+            </w:r>
+          </w:p>
+        </w:tc>
+        <w:tc>
+          <w:tcPr>
+            <w:tcW w:type="dxa" w:w="850"/>
+          </w:tcPr>
+          <w:p>
+            <w:r/>
+            <w:r>
+              <w:rPr>
+                <w:rFonts w:ascii="宋体" w:hAnsi="宋体" w:eastAsia="宋体" w:cs="宋体"/>
+                <w:b w:val="0"/>
+                <w:sz w:val="19"/>
+              </w:rPr>
+              <w:t>docs</w:t>
+            </w:r>
+          </w:p>
+        </w:tc>
+        <w:tc>
+          <w:tcPr>
+            <w:tcW w:type="dxa" w:w="4252"/>
+          </w:tcPr>
+          <w:p>
+            <w:r/>
+            <w:r>
+              <w:rPr>
+                <w:rFonts w:ascii="宋体" w:hAnsi="宋体" w:eastAsia="宋体" w:cs="宋体"/>
+                <w:b w:val="0"/>
+                <w:sz w:val="19"/>
+              </w:rPr>
+              <w:t>更新当日修改日志，补记测试节奏整改</w:t>
+            </w:r>
+          </w:p>
+        </w:tc>
+        <w:tc>
+          <w:tcPr>
+            <w:tcW w:type="dxa" w:w="2098"/>
+          </w:tcPr>
+          <w:p>
+            <w:r/>
+            <w:r>
+              <w:rPr>
+                <w:rFonts w:ascii="宋体" w:hAnsi="宋体" w:eastAsia="宋体" w:cs="宋体"/>
+                <w:b w:val="0"/>
+                <w:sz w:val="19"/>
+              </w:rPr>
+              <w:t>2 文件 / +32</w:t>
+            </w:r>
+          </w:p>
+        </w:tc>
+      </w:tr>
+      <w:tr>
+        <w:tc>
+          <w:tcPr>
+            <w:tcW w:type="dxa" w:w="907"/>
+          </w:tcPr>
+          <w:p>
+            <w:r/>
+            <w:r>
+              <w:rPr>
+                <w:rFonts w:ascii="宋体" w:hAnsi="宋体" w:eastAsia="宋体" w:cs="宋体"/>
+                <w:b w:val="0"/>
+                <w:sz w:val="19"/>
+              </w:rPr>
+              <w:t>22:04</w:t>
+            </w:r>
+          </w:p>
+        </w:tc>
+        <w:tc>
+          <w:tcPr>
+            <w:tcW w:type="dxa" w:w="1077"/>
+          </w:tcPr>
+          <w:p>
+            <w:r/>
+            <w:r>
+              <w:rPr>
+                <w:rFonts w:ascii="宋体" w:hAnsi="宋体" w:eastAsia="宋体" w:cs="宋体"/>
+                <w:b w:val="0"/>
+                <w:sz w:val="19"/>
+              </w:rPr>
+              <w:t>3416bda</w:t>
+            </w:r>
+          </w:p>
+        </w:tc>
+        <w:tc>
+          <w:tcPr>
+            <w:tcW w:type="dxa" w:w="850"/>
+          </w:tcPr>
+          <w:p>
+            <w:r/>
+            <w:r>
+              <w:rPr>
+                <w:rFonts w:ascii="宋体" w:hAnsi="宋体" w:eastAsia="宋体" w:cs="宋体"/>
+                <w:b w:val="0"/>
+                <w:sz w:val="19"/>
+              </w:rPr>
+              <w:t>其他</w:t>
+            </w:r>
+          </w:p>
+        </w:tc>
+        <w:tc>
+          <w:tcPr>
+            <w:tcW w:type="dxa" w:w="4252"/>
+          </w:tcPr>
+          <w:p>
+            <w:r/>
+            <w:r>
+              <w:rPr>
+                <w:rFonts w:ascii="宋体" w:hAnsi="宋体" w:eastAsia="宋体" w:cs="宋体"/>
+                <w:b w:val="0"/>
+                <w:sz w:val="19"/>
+              </w:rPr>
+              <w:t>chore(assistant2): 提交 GPT 平行版本新增的说明文档，并在 AGENTS.md 记录该目录定位</w:t>
+            </w:r>
+          </w:p>
+        </w:tc>
+        <w:tc>
+          <w:tcPr>
+            <w:tcW w:type="dxa" w:w="2098"/>
+          </w:tcPr>
+          <w:p>
+            <w:r/>
+            <w:r>
+              <w:rPr>
+                <w:rFonts w:ascii="宋体" w:hAnsi="宋体" w:eastAsia="宋体" w:cs="宋体"/>
+                <w:b w:val="0"/>
+                <w:sz w:val="19"/>
+              </w:rPr>
+              <w:t>2 文件 / +8 / -1</w:t>
+            </w:r>
+          </w:p>
+        </w:tc>
+      </w:tr>
+      <w:tr>
+        <w:tc>
+          <w:tcPr>
+            <w:tcW w:type="dxa" w:w="907"/>
+          </w:tcPr>
+          <w:p>
+            <w:r/>
+            <w:r>
+              <w:rPr>
+                <w:rFonts w:ascii="宋体" w:hAnsi="宋体" w:eastAsia="宋体" w:cs="宋体"/>
+                <w:b w:val="0"/>
+                <w:sz w:val="19"/>
+              </w:rPr>
+              <w:t>22:05</w:t>
+            </w:r>
+          </w:p>
+        </w:tc>
+        <w:tc>
+          <w:tcPr>
+            <w:tcW w:type="dxa" w:w="1077"/>
+          </w:tcPr>
+          <w:p>
+            <w:r/>
+            <w:r>
+              <w:rPr>
+                <w:rFonts w:ascii="宋体" w:hAnsi="宋体" w:eastAsia="宋体" w:cs="宋体"/>
+                <w:b w:val="0"/>
+                <w:sz w:val="19"/>
+              </w:rPr>
+              <w:t>418c3e7</w:t>
+            </w:r>
+          </w:p>
+        </w:tc>
+        <w:tc>
+          <w:tcPr>
+            <w:tcW w:type="dxa" w:w="850"/>
+          </w:tcPr>
+          <w:p>
+            <w:r/>
+            <w:r>
+              <w:rPr>
+                <w:rFonts w:ascii="宋体" w:hAnsi="宋体" w:eastAsia="宋体" w:cs="宋体"/>
+                <w:b w:val="0"/>
+                <w:sz w:val="19"/>
+              </w:rPr>
+              <w:t>chore</w:t>
+            </w:r>
+          </w:p>
+        </w:tc>
+        <w:tc>
+          <w:tcPr>
+            <w:tcW w:type="dxa" w:w="4252"/>
+          </w:tcPr>
+          <w:p>
+            <w:r/>
+            <w:r>
+              <w:rPr>
+                <w:rFonts w:ascii="宋体" w:hAnsi="宋体" w:eastAsia="宋体" w:cs="宋体"/>
+                <w:b w:val="0"/>
+                <w:sz w:val="19"/>
+              </w:rPr>
+              <w:t>assistant2 移出 main，改在 gpt-version 分支维护，避免两套代码交织</w:t>
+            </w:r>
+          </w:p>
+        </w:tc>
+        <w:tc>
+          <w:tcPr>
+            <w:tcW w:type="dxa" w:w="2098"/>
+          </w:tcPr>
+          <w:p>
+            <w:r/>
+            <w:r>
+              <w:rPr>
+                <w:rFonts w:ascii="宋体" w:hAnsi="宋体" w:eastAsia="宋体" w:cs="宋体"/>
+                <w:b w:val="0"/>
+                <w:sz w:val="19"/>
+              </w:rPr>
+              <w:t>23 文件 / +9 / -1378</w:t>
+            </w:r>
+          </w:p>
+        </w:tc>
+      </w:tr>
     </w:tbl>
     <w:p>
       <w:r>
@@ -4710,7 +4969,7 @@
                 <w:b w:val="0"/>
                 <w:sz w:val="19"/>
               </w:rPr>
-              <w:t>cefb3e7</w:t>
+              <w:t>418c3e7</w:t>
             </w:r>
           </w:p>
         </w:tc>
@@ -4744,7 +5003,7 @@
                 <w:b w:val="0"/>
                 <w:sz w:val="19"/>
               </w:rPr>
-              <w:t>52</w:t>
+              <w:t>55</w:t>
             </w:r>
           </w:p>
         </w:tc>
@@ -4778,7 +5037,7 @@
                 <w:b w:val="0"/>
                 <w:sz w:val="19"/>
               </w:rPr>
-              <w:t>52</w:t>
+              <w:t>55</w:t>
             </w:r>
           </w:p>
         </w:tc>
@@ -4812,7 +5071,7 @@
                 <w:b w:val="0"/>
                 <w:sz w:val="19"/>
               </w:rPr>
-              <w:t>156</w:t>
+              <w:t>137</w:t>
             </w:r>
           </w:p>
         </w:tc>
@@ -4914,7 +5173,7 @@
                 <w:b w:val="0"/>
                 <w:sz w:val="19"/>
               </w:rPr>
-              <w:t>18.38 MB（不含 .git）</w:t>
+              <w:t>19.8 MB（不含 .git）</w:t>
             </w:r>
           </w:p>
         </w:tc>
@@ -4957,7 +5216,7 @@
           <w:b w:val="0"/>
           <w:sz w:val="21"/>
         </w:rPr>
-        <w:t>资料里混入网站侧边栏导致观感像乱码；已重写正文抽取并重抓，清掉 16 组重复资料。</w:t>
+        <w:t>两套代码（我们的与 GPT 的）同时提交到 main 造成历史交织；已按分支拆分。</w:t>
       </w:r>
     </w:p>
     <w:p>
@@ -4970,20 +5229,7 @@
           <w:b w:val="0"/>
           <w:sz w:val="21"/>
         </w:rPr>
-        <w:t>MathJax 公式字形与 TeX 双份渲染出重影；改为抽取 data-latex。</w:t>
-      </w:r>
-    </w:p>
-    <w:p>
-      <w:pPr>
-        <w:pStyle w:val="ListBullet"/>
-      </w:pPr>
-      <w:r>
-        <w:rPr>
-          <w:rFonts w:ascii="宋体" w:hAnsi="宋体" w:eastAsia="宋体" w:cs="宋体"/>
-          <w:b w:val="0"/>
-          <w:sz w:val="21"/>
-        </w:rPr>
-        <w:t>crawl.py --force 原先重复插入同名资料，已改为先删旧再导入。</w:t>
+        <w:t>资料混入网站侧边栏像乱码、公式重影、--force 重复插入；均已修复并重抓。</w:t>
       </w:r>
     </w:p>
     <w:p>
@@ -5023,6 +5269,19 @@
           <w:b w:val="0"/>
           <w:sz w:val="21"/>
         </w:rPr>
+        <w:t>codex/assistant2-final 与我们新建的 gpt-version 指向同一个版本，后续需要合并或废弃一个。</w:t>
+      </w:r>
+    </w:p>
+    <w:p>
+      <w:pPr>
+        <w:pStyle w:val="ListBullet"/>
+      </w:pPr>
+      <w:r>
+        <w:rPr>
+          <w:rFonts w:ascii="宋体" w:hAnsi="宋体" w:eastAsia="宋体" w:cs="宋体"/>
+          <w:b w:val="0"/>
+          <w:sz w:val="21"/>
+        </w:rPr>
         <w:t>计组的指令系统与流水线、计网 DNS 仍缺独立资料。</w:t>
       </w:r>
     </w:p>
@@ -5038,7 +5297,7 @@
           <w:color w:val="888888"/>
           <w:sz w:val="17"/>
         </w:rPr>
-        <w:t>生成时间：2026-10-24 22:01</w:t>
+        <w:t>生成时间：2026-10-24 22:06</w:t>
       </w:r>
     </w:p>
     <w:sectPr>

--- a/日志/2026-10-24 修改日志.docx
+++ b/日志/2026-10-24 修改日志.docx
@@ -52,7 +52,7 @@
           <w:b w:val="0"/>
           <w:sz w:val="21"/>
         </w:rPr>
-        <w:t>本日共产生 52 次提交，涉及 52 条记录，当前仓库已跟踪 156 个文件、累计 52 次提交。</w:t>
+        <w:t>本日共产生 48 次提交，涉及 48 条记录，当前仓库已跟踪 157 个文件、累计 48 次提交。</w:t>
       </w:r>
     </w:p>
     <w:p>
@@ -65,7 +65,7 @@
           <w:b w:val="0"/>
           <w:sz w:val="21"/>
         </w:rPr>
-        <w:t>按设计文档从零实现可运行的本地版学习助手（Python 标准库 + 原生 JS，零第三方依赖），并持续迭代。</w:t>
+        <w:t>assistant2 PC 交付演示完成，16 项后端测试及 Edge 页面流程验收通过；AI 内容测试使用模拟响应。</w:t>
       </w:r>
     </w:p>
     <w:p>
@@ -78,98 +78,7 @@
           <w:b w:val="0"/>
           <w:sz w:val="21"/>
         </w:rPr>
-        <w:t>资料体系：core 核心资料 + 学科文件夹；修复抓取质量后共 33 份资料 264 切片，覆盖四门课。</w:t>
-      </w:r>
-    </w:p>
-    <w:p>
-      <w:pPr>
-        <w:pStyle w:val="ListBullet"/>
-      </w:pPr>
-      <w:r>
-        <w:rPr>
-          <w:rFonts w:ascii="宋体" w:hAnsi="宋体" w:eastAsia="宋体" w:cs="宋体"/>
-          <w:b w:val="0"/>
-          <w:sz w:val="21"/>
-        </w:rPr>
-        <w:t>抓取修复：只抽正文（丢弃导航/侧栏/页脚）、MathJax 取 data-latex 还原公式、TeX 符号转可读字符、--force 覆盖、TLS 失败用 curl 兜底。</w:t>
-      </w:r>
-    </w:p>
-    <w:p>
-      <w:pPr>
-        <w:pStyle w:val="ListBullet"/>
-      </w:pPr>
-      <w:r>
-        <w:rPr>
-          <w:rFonts w:ascii="宋体" w:hAnsi="宋体" w:eastAsia="宋体" w:cs="宋体"/>
-          <w:b w:val="0"/>
-          <w:sz w:val="21"/>
-        </w:rPr>
-        <w:t>数据清理：删测试产生的 19 条总结、19 个会话、18 条无效错题、4 道占位题与 3 个空文件夹。</w:t>
-      </w:r>
-    </w:p>
-    <w:p>
-      <w:pPr>
-        <w:pStyle w:val="ListBullet"/>
-      </w:pPr>
-      <w:r>
-        <w:rPr>
-          <w:rFonts w:ascii="宋体" w:hAnsi="宋体" w:eastAsia="宋体" w:cs="宋体"/>
-          <w:b w:val="0"/>
-          <w:sz w:val="21"/>
-        </w:rPr>
-        <w:t>测试节奏整改：拆出 check.py（20 项、不调模型不写库）供日常使用；selftest 改为用完即清，并把跑测频率写进 AGENTS.md。</w:t>
-      </w:r>
-    </w:p>
-    <w:p>
-      <w:pPr>
-        <w:pStyle w:val="ListBullet"/>
-      </w:pPr>
-      <w:r>
-        <w:rPr>
-          <w:rFonts w:ascii="宋体" w:hAnsi="宋体" w:eastAsia="宋体" w:cs="宋体"/>
-          <w:b w:val="0"/>
-          <w:sz w:val="21"/>
-        </w:rPr>
-        <w:t>近期总结：卡片支持点击放大，按排版渲染而非展示 markdown 原文。</w:t>
-      </w:r>
-    </w:p>
-    <w:p>
-      <w:pPr>
-        <w:pStyle w:val="ListBullet"/>
-      </w:pPr>
-      <w:r>
-        <w:rPr>
-          <w:rFonts w:ascii="宋体" w:hAnsi="宋体" w:eastAsia="宋体" w:cs="宋体"/>
-          <w:b w:val="0"/>
-          <w:sz w:val="21"/>
-        </w:rPr>
-        <w:t>工具化：15 个工具让 AI 一句话改资料与章节；科目/章节可增删改，内置项受保护。</w:t>
-      </w:r>
-    </w:p>
-    <w:p>
-      <w:pPr>
-        <w:pStyle w:val="ListBullet"/>
-      </w:pPr>
-      <w:r>
-        <w:rPr>
-          <w:rFonts w:ascii="宋体" w:hAnsi="宋体" w:eastAsia="宋体" w:cs="宋体"/>
-          <w:b w:val="0"/>
-          <w:sz w:val="21"/>
-        </w:rPr>
-        <w:t>界面：欢迎页粒子流场与鼠标水波纹、首页「今天学点什么」、每页返回、章节推荐视频、个人信息四栏目。</w:t>
-      </w:r>
-    </w:p>
-    <w:p>
-      <w:pPr>
-        <w:pStyle w:val="ListBullet"/>
-      </w:pPr>
-      <w:r>
-        <w:rPr>
-          <w:rFonts w:ascii="宋体" w:hAnsi="宋体" w:eastAsia="宋体" w:cs="宋体"/>
-          <w:b w:val="0"/>
-          <w:sz w:val="21"/>
-        </w:rPr>
-        <w:t>自动停服与版本标签 v0.1.0 已推送；轻量检查 20/20、全量自检 44/44 通过。</w:t>
+        <w:t>交付说明 Markdown 与 Word 成对提供，完整记录功能范围、演示步骤和备份方式。</w:t>
       </w:r>
     </w:p>
     <w:p>
@@ -202,6 +111,9 @@
         <w:gridCol w:w="2098"/>
       </w:tblGrid>
       <w:tr>
+        <w:trPr>
+          <w:tblHeader/>
+        </w:trPr>
         <w:tc>
           <w:tcPr>
             <w:tcW w:type="dxa" w:w="907"/>
@@ -209,6 +121,7 @@
           </w:tcPr>
           <w:p>
             <w:pPr>
+              <w:keepNext/>
               <w:jc w:val="center"/>
             </w:pPr>
             <w:r/>
@@ -229,6 +142,7 @@
           </w:tcPr>
           <w:p>
             <w:pPr>
+              <w:keepNext/>
               <w:jc w:val="center"/>
             </w:pPr>
             <w:r/>
@@ -249,6 +163,7 @@
           </w:tcPr>
           <w:p>
             <w:pPr>
+              <w:keepNext/>
               <w:jc w:val="center"/>
             </w:pPr>
             <w:r/>
@@ -269,6 +184,7 @@
           </w:tcPr>
           <w:p>
             <w:pPr>
+              <w:keepNext/>
               <w:jc w:val="center"/>
             </w:pPr>
             <w:r/>
@@ -289,6 +205,7 @@
           </w:tcPr>
           <w:p>
             <w:pPr>
+              <w:keepNext/>
               <w:jc w:val="center"/>
             </w:pPr>
             <w:r/>
@@ -304,6 +221,9 @@
         </w:tc>
       </w:tr>
       <w:tr>
+        <w:trPr>
+          <w:cantSplit/>
+        </w:trPr>
         <w:tc>
           <w:tcPr>
             <w:tcW w:type="dxa" w:w="907"/>
@@ -386,6 +306,9 @@
         </w:tc>
       </w:tr>
       <w:tr>
+        <w:trPr>
+          <w:cantSplit/>
+        </w:trPr>
         <w:tc>
           <w:tcPr>
             <w:tcW w:type="dxa" w:w="907"/>
@@ -468,6 +391,9 @@
         </w:tc>
       </w:tr>
       <w:tr>
+        <w:trPr>
+          <w:cantSplit/>
+        </w:trPr>
         <w:tc>
           <w:tcPr>
             <w:tcW w:type="dxa" w:w="907"/>
@@ -550,6 +476,9 @@
         </w:tc>
       </w:tr>
       <w:tr>
+        <w:trPr>
+          <w:cantSplit/>
+        </w:trPr>
         <w:tc>
           <w:tcPr>
             <w:tcW w:type="dxa" w:w="907"/>
@@ -632,6 +561,9 @@
         </w:tc>
       </w:tr>
       <w:tr>
+        <w:trPr>
+          <w:cantSplit/>
+        </w:trPr>
         <w:tc>
           <w:tcPr>
             <w:tcW w:type="dxa" w:w="907"/>
@@ -714,6 +646,9 @@
         </w:tc>
       </w:tr>
       <w:tr>
+        <w:trPr>
+          <w:cantSplit/>
+        </w:trPr>
         <w:tc>
           <w:tcPr>
             <w:tcW w:type="dxa" w:w="907"/>
@@ -796,6 +731,9 @@
         </w:tc>
       </w:tr>
       <w:tr>
+        <w:trPr>
+          <w:cantSplit/>
+        </w:trPr>
         <w:tc>
           <w:tcPr>
             <w:tcW w:type="dxa" w:w="907"/>
@@ -878,6 +816,9 @@
         </w:tc>
       </w:tr>
       <w:tr>
+        <w:trPr>
+          <w:cantSplit/>
+        </w:trPr>
         <w:tc>
           <w:tcPr>
             <w:tcW w:type="dxa" w:w="907"/>
@@ -960,6 +901,9 @@
         </w:tc>
       </w:tr>
       <w:tr>
+        <w:trPr>
+          <w:cantSplit/>
+        </w:trPr>
         <w:tc>
           <w:tcPr>
             <w:tcW w:type="dxa" w:w="907"/>
@@ -1042,6 +986,9 @@
         </w:tc>
       </w:tr>
       <w:tr>
+        <w:trPr>
+          <w:cantSplit/>
+        </w:trPr>
         <w:tc>
           <w:tcPr>
             <w:tcW w:type="dxa" w:w="907"/>
@@ -1124,6 +1071,9 @@
         </w:tc>
       </w:tr>
       <w:tr>
+        <w:trPr>
+          <w:cantSplit/>
+        </w:trPr>
         <w:tc>
           <w:tcPr>
             <w:tcW w:type="dxa" w:w="907"/>
@@ -1206,6 +1156,9 @@
         </w:tc>
       </w:tr>
       <w:tr>
+        <w:trPr>
+          <w:cantSplit/>
+        </w:trPr>
         <w:tc>
           <w:tcPr>
             <w:tcW w:type="dxa" w:w="907"/>
@@ -1288,6 +1241,9 @@
         </w:tc>
       </w:tr>
       <w:tr>
+        <w:trPr>
+          <w:cantSplit/>
+        </w:trPr>
         <w:tc>
           <w:tcPr>
             <w:tcW w:type="dxa" w:w="907"/>
@@ -1370,6 +1326,9 @@
         </w:tc>
       </w:tr>
       <w:tr>
+        <w:trPr>
+          <w:cantSplit/>
+        </w:trPr>
         <w:tc>
           <w:tcPr>
             <w:tcW w:type="dxa" w:w="907"/>
@@ -1452,6 +1411,9 @@
         </w:tc>
       </w:tr>
       <w:tr>
+        <w:trPr>
+          <w:cantSplit/>
+        </w:trPr>
         <w:tc>
           <w:tcPr>
             <w:tcW w:type="dxa" w:w="907"/>
@@ -1534,6 +1496,9 @@
         </w:tc>
       </w:tr>
       <w:tr>
+        <w:trPr>
+          <w:cantSplit/>
+        </w:trPr>
         <w:tc>
           <w:tcPr>
             <w:tcW w:type="dxa" w:w="907"/>
@@ -1616,6 +1581,9 @@
         </w:tc>
       </w:tr>
       <w:tr>
+        <w:trPr>
+          <w:cantSplit/>
+        </w:trPr>
         <w:tc>
           <w:tcPr>
             <w:tcW w:type="dxa" w:w="907"/>
@@ -1698,6 +1666,9 @@
         </w:tc>
       </w:tr>
       <w:tr>
+        <w:trPr>
+          <w:cantSplit/>
+        </w:trPr>
         <w:tc>
           <w:tcPr>
             <w:tcW w:type="dxa" w:w="907"/>
@@ -1780,6 +1751,9 @@
         </w:tc>
       </w:tr>
       <w:tr>
+        <w:trPr>
+          <w:cantSplit/>
+        </w:trPr>
         <w:tc>
           <w:tcPr>
             <w:tcW w:type="dxa" w:w="907"/>
@@ -1862,6 +1836,9 @@
         </w:tc>
       </w:tr>
       <w:tr>
+        <w:trPr>
+          <w:cantSplit/>
+        </w:trPr>
         <w:tc>
           <w:tcPr>
             <w:tcW w:type="dxa" w:w="907"/>
@@ -1944,6 +1921,9 @@
         </w:tc>
       </w:tr>
       <w:tr>
+        <w:trPr>
+          <w:cantSplit/>
+        </w:trPr>
         <w:tc>
           <w:tcPr>
             <w:tcW w:type="dxa" w:w="907"/>
@@ -2026,6 +2006,9 @@
         </w:tc>
       </w:tr>
       <w:tr>
+        <w:trPr>
+          <w:cantSplit/>
+        </w:trPr>
         <w:tc>
           <w:tcPr>
             <w:tcW w:type="dxa" w:w="907"/>
@@ -2108,6 +2091,9 @@
         </w:tc>
       </w:tr>
       <w:tr>
+        <w:trPr>
+          <w:cantSplit/>
+        </w:trPr>
         <w:tc>
           <w:tcPr>
             <w:tcW w:type="dxa" w:w="907"/>
@@ -2190,6 +2176,9 @@
         </w:tc>
       </w:tr>
       <w:tr>
+        <w:trPr>
+          <w:cantSplit/>
+        </w:trPr>
         <w:tc>
           <w:tcPr>
             <w:tcW w:type="dxa" w:w="907"/>
@@ -2272,6 +2261,9 @@
         </w:tc>
       </w:tr>
       <w:tr>
+        <w:trPr>
+          <w:cantSplit/>
+        </w:trPr>
         <w:tc>
           <w:tcPr>
             <w:tcW w:type="dxa" w:w="907"/>
@@ -2354,6 +2346,9 @@
         </w:tc>
       </w:tr>
       <w:tr>
+        <w:trPr>
+          <w:cantSplit/>
+        </w:trPr>
         <w:tc>
           <w:tcPr>
             <w:tcW w:type="dxa" w:w="907"/>
@@ -2436,6 +2431,9 @@
         </w:tc>
       </w:tr>
       <w:tr>
+        <w:trPr>
+          <w:cantSplit/>
+        </w:trPr>
         <w:tc>
           <w:tcPr>
             <w:tcW w:type="dxa" w:w="907"/>
@@ -2518,6 +2516,9 @@
         </w:tc>
       </w:tr>
       <w:tr>
+        <w:trPr>
+          <w:cantSplit/>
+        </w:trPr>
         <w:tc>
           <w:tcPr>
             <w:tcW w:type="dxa" w:w="907"/>
@@ -2600,6 +2601,9 @@
         </w:tc>
       </w:tr>
       <w:tr>
+        <w:trPr>
+          <w:cantSplit/>
+        </w:trPr>
         <w:tc>
           <w:tcPr>
             <w:tcW w:type="dxa" w:w="907"/>
@@ -2682,6 +2686,9 @@
         </w:tc>
       </w:tr>
       <w:tr>
+        <w:trPr>
+          <w:cantSplit/>
+        </w:trPr>
         <w:tc>
           <w:tcPr>
             <w:tcW w:type="dxa" w:w="907"/>
@@ -2764,6 +2771,9 @@
         </w:tc>
       </w:tr>
       <w:tr>
+        <w:trPr>
+          <w:cantSplit/>
+        </w:trPr>
         <w:tc>
           <w:tcPr>
             <w:tcW w:type="dxa" w:w="907"/>
@@ -2846,6 +2856,9 @@
         </w:tc>
       </w:tr>
       <w:tr>
+        <w:trPr>
+          <w:cantSplit/>
+        </w:trPr>
         <w:tc>
           <w:tcPr>
             <w:tcW w:type="dxa" w:w="907"/>
@@ -2928,6 +2941,9 @@
         </w:tc>
       </w:tr>
       <w:tr>
+        <w:trPr>
+          <w:cantSplit/>
+        </w:trPr>
         <w:tc>
           <w:tcPr>
             <w:tcW w:type="dxa" w:w="907"/>
@@ -3010,6 +3026,9 @@
         </w:tc>
       </w:tr>
       <w:tr>
+        <w:trPr>
+          <w:cantSplit/>
+        </w:trPr>
         <w:tc>
           <w:tcPr>
             <w:tcW w:type="dxa" w:w="907"/>
@@ -3092,6 +3111,9 @@
         </w:tc>
       </w:tr>
       <w:tr>
+        <w:trPr>
+          <w:cantSplit/>
+        </w:trPr>
         <w:tc>
           <w:tcPr>
             <w:tcW w:type="dxa" w:w="907"/>
@@ -3174,6 +3196,9 @@
         </w:tc>
       </w:tr>
       <w:tr>
+        <w:trPr>
+          <w:cantSplit/>
+        </w:trPr>
         <w:tc>
           <w:tcPr>
             <w:tcW w:type="dxa" w:w="907"/>
@@ -3256,6 +3281,9 @@
         </w:tc>
       </w:tr>
       <w:tr>
+        <w:trPr>
+          <w:cantSplit/>
+        </w:trPr>
         <w:tc>
           <w:tcPr>
             <w:tcW w:type="dxa" w:w="907"/>
@@ -3338,6 +3366,9 @@
         </w:tc>
       </w:tr>
       <w:tr>
+        <w:trPr>
+          <w:cantSplit/>
+        </w:trPr>
         <w:tc>
           <w:tcPr>
             <w:tcW w:type="dxa" w:w="907"/>
@@ -3420,6 +3451,9 @@
         </w:tc>
       </w:tr>
       <w:tr>
+        <w:trPr>
+          <w:cantSplit/>
+        </w:trPr>
         <w:tc>
           <w:tcPr>
             <w:tcW w:type="dxa" w:w="907"/>
@@ -3502,6 +3536,9 @@
         </w:tc>
       </w:tr>
       <w:tr>
+        <w:trPr>
+          <w:cantSplit/>
+        </w:trPr>
         <w:tc>
           <w:tcPr>
             <w:tcW w:type="dxa" w:w="907"/>
@@ -3584,6 +3621,9 @@
         </w:tc>
       </w:tr>
       <w:tr>
+        <w:trPr>
+          <w:cantSplit/>
+        </w:trPr>
         <w:tc>
           <w:tcPr>
             <w:tcW w:type="dxa" w:w="907"/>
@@ -3666,6 +3706,9 @@
         </w:tc>
       </w:tr>
       <w:tr>
+        <w:trPr>
+          <w:cantSplit/>
+        </w:trPr>
         <w:tc>
           <w:tcPr>
             <w:tcW w:type="dxa" w:w="907"/>
@@ -3748,6 +3791,9 @@
         </w:tc>
       </w:tr>
       <w:tr>
+        <w:trPr>
+          <w:cantSplit/>
+        </w:trPr>
         <w:tc>
           <w:tcPr>
             <w:tcW w:type="dxa" w:w="907"/>
@@ -3830,6 +3876,9 @@
         </w:tc>
       </w:tr>
       <w:tr>
+        <w:trPr>
+          <w:cantSplit/>
+        </w:trPr>
         <w:tc>
           <w:tcPr>
             <w:tcW w:type="dxa" w:w="907"/>
@@ -3912,6 +3961,9 @@
         </w:tc>
       </w:tr>
       <w:tr>
+        <w:trPr>
+          <w:cantSplit/>
+        </w:trPr>
         <w:tc>
           <w:tcPr>
             <w:tcW w:type="dxa" w:w="907"/>
@@ -3994,6 +4046,9 @@
         </w:tc>
       </w:tr>
       <w:tr>
+        <w:trPr>
+          <w:cantSplit/>
+        </w:trPr>
         <w:tc>
           <w:tcPr>
             <w:tcW w:type="dxa" w:w="907"/>
@@ -4076,6 +4131,9 @@
         </w:tc>
       </w:tr>
       <w:tr>
+        <w:trPr>
+          <w:cantSplit/>
+        </w:trPr>
         <w:tc>
           <w:tcPr>
             <w:tcW w:type="dxa" w:w="907"/>
@@ -4158,6 +4216,9 @@
         </w:tc>
       </w:tr>
       <w:tr>
+        <w:trPr>
+          <w:cantSplit/>
+        </w:trPr>
         <w:tc>
           <w:tcPr>
             <w:tcW w:type="dxa" w:w="907"/>
@@ -4170,7 +4231,7 @@
                 <w:b w:val="0"/>
                 <w:sz w:val="19"/>
               </w:rPr>
-              <w:t>21:59</w:t>
+              <w:t>22:05</w:t>
             </w:r>
           </w:p>
         </w:tc>
@@ -4186,7 +4247,7 @@
                 <w:b w:val="0"/>
                 <w:sz w:val="19"/>
               </w:rPr>
-              <w:t>08fe1c2</w:t>
+              <w:t>b8c771c</w:t>
             </w:r>
           </w:p>
         </w:tc>
@@ -4202,7 +4263,7 @@
                 <w:b w:val="0"/>
                 <w:sz w:val="19"/>
               </w:rPr>
-              <w:t>test</w:t>
+              <w:t>feat</w:t>
             </w:r>
           </w:p>
         </w:tc>
@@ -4218,7 +4279,7 @@
                 <w:b w:val="0"/>
                 <w:sz w:val="19"/>
               </w:rPr>
-              <w:t>自检改为用完即清，不再往用户库里写会话/总结/错题/题目</w:t>
+              <w:t>完成 assistant2 PC 交付演示与验收说明</w:t>
             </w:r>
           </w:p>
         </w:tc>
@@ -4234,335 +4295,7 @@
                 <w:b w:val="0"/>
                 <w:sz w:val="19"/>
               </w:rPr>
-              <w:t>3 文件 / +71 / -1</w:t>
-            </w:r>
-          </w:p>
-        </w:tc>
-      </w:tr>
-      <w:tr>
-        <w:tc>
-          <w:tcPr>
-            <w:tcW w:type="dxa" w:w="907"/>
-          </w:tcPr>
-          <w:p>
-            <w:r/>
-            <w:r>
-              <w:rPr>
-                <w:rFonts w:ascii="宋体" w:hAnsi="宋体" w:eastAsia="宋体" w:cs="宋体"/>
-                <w:b w:val="0"/>
-                <w:sz w:val="19"/>
-              </w:rPr>
-              <w:t>21:59</w:t>
-            </w:r>
-          </w:p>
-        </w:tc>
-        <w:tc>
-          <w:tcPr>
-            <w:tcW w:type="dxa" w:w="1077"/>
-          </w:tcPr>
-          <w:p>
-            <w:r/>
-            <w:r>
-              <w:rPr>
-                <w:rFonts w:ascii="宋体" w:hAnsi="宋体" w:eastAsia="宋体" w:cs="宋体"/>
-                <w:b w:val="0"/>
-                <w:sz w:val="19"/>
-              </w:rPr>
-              <w:t>e3cd4a8</w:t>
-            </w:r>
-          </w:p>
-        </w:tc>
-        <w:tc>
-          <w:tcPr>
-            <w:tcW w:type="dxa" w:w="850"/>
-          </w:tcPr>
-          <w:p>
-            <w:r/>
-            <w:r>
-              <w:rPr>
-                <w:rFonts w:ascii="宋体" w:hAnsi="宋体" w:eastAsia="宋体" w:cs="宋体"/>
-                <w:b w:val="0"/>
-                <w:sz w:val="19"/>
-              </w:rPr>
-              <w:t>docs</w:t>
-            </w:r>
-          </w:p>
-        </w:tc>
-        <w:tc>
-          <w:tcPr>
-            <w:tcW w:type="dxa" w:w="4252"/>
-          </w:tcPr>
-          <w:p>
-            <w:r/>
-            <w:r>
-              <w:rPr>
-                <w:rFonts w:ascii="宋体" w:hAnsi="宋体" w:eastAsia="宋体" w:cs="宋体"/>
-                <w:b w:val="0"/>
-                <w:sz w:val="19"/>
-              </w:rPr>
-              <w:t>更新当日修改日志</w:t>
-            </w:r>
-          </w:p>
-        </w:tc>
-        <w:tc>
-          <w:tcPr>
-            <w:tcW w:type="dxa" w:w="2098"/>
-          </w:tcPr>
-          <w:p>
-            <w:r/>
-            <w:r>
-              <w:rPr>
-                <w:rFonts w:ascii="宋体" w:hAnsi="宋体" w:eastAsia="宋体" w:cs="宋体"/>
-                <w:b w:val="0"/>
-                <w:sz w:val="19"/>
-              </w:rPr>
-              <w:t>1 文件</w:t>
-            </w:r>
-          </w:p>
-        </w:tc>
-      </w:tr>
-      <w:tr>
-        <w:tc>
-          <w:tcPr>
-            <w:tcW w:type="dxa" w:w="907"/>
-          </w:tcPr>
-          <w:p>
-            <w:r/>
-            <w:r>
-              <w:rPr>
-                <w:rFonts w:ascii="宋体" w:hAnsi="宋体" w:eastAsia="宋体" w:cs="宋体"/>
-                <w:b w:val="0"/>
-                <w:sz w:val="19"/>
-              </w:rPr>
-              <w:t>21:59</w:t>
-            </w:r>
-          </w:p>
-        </w:tc>
-        <w:tc>
-          <w:tcPr>
-            <w:tcW w:type="dxa" w:w="1077"/>
-          </w:tcPr>
-          <w:p>
-            <w:r/>
-            <w:r>
-              <w:rPr>
-                <w:rFonts w:ascii="宋体" w:hAnsi="宋体" w:eastAsia="宋体" w:cs="宋体"/>
-                <w:b w:val="0"/>
-                <w:sz w:val="19"/>
-              </w:rPr>
-              <w:t>4c7a9cf</w:t>
-            </w:r>
-          </w:p>
-        </w:tc>
-        <w:tc>
-          <w:tcPr>
-            <w:tcW w:type="dxa" w:w="850"/>
-          </w:tcPr>
-          <w:p>
-            <w:r/>
-            <w:r>
-              <w:rPr>
-                <w:rFonts w:ascii="宋体" w:hAnsi="宋体" w:eastAsia="宋体" w:cs="宋体"/>
-                <w:b w:val="0"/>
-                <w:sz w:val="19"/>
-              </w:rPr>
-              <w:t>其他</w:t>
-            </w:r>
-          </w:p>
-        </w:tc>
-        <w:tc>
-          <w:tcPr>
-            <w:tcW w:type="dxa" w:w="4252"/>
-          </w:tcPr>
-          <w:p>
-            <w:r/>
-            <w:r>
-              <w:rPr>
-                <w:rFonts w:ascii="宋体" w:hAnsi="宋体" w:eastAsia="宋体" w:cs="宋体"/>
-                <w:b w:val="0"/>
-                <w:sz w:val="19"/>
-              </w:rPr>
-              <w:t>feat(summary): 总结支持点击放大查看，按排版渲染而非展示 markdown 原文</w:t>
-            </w:r>
-          </w:p>
-        </w:tc>
-        <w:tc>
-          <w:tcPr>
-            <w:tcW w:type="dxa" w:w="2098"/>
-          </w:tcPr>
-          <w:p>
-            <w:r/>
-            <w:r>
-              <w:rPr>
-                <w:rFonts w:ascii="宋体" w:hAnsi="宋体" w:eastAsia="宋体" w:cs="宋体"/>
-                <w:b w:val="0"/>
-                <w:sz w:val="19"/>
-              </w:rPr>
-              <w:t>3 文件 / +64 / -5</w:t>
-            </w:r>
-          </w:p>
-        </w:tc>
-      </w:tr>
-      <w:tr>
-        <w:tc>
-          <w:tcPr>
-            <w:tcW w:type="dxa" w:w="907"/>
-          </w:tcPr>
-          <w:p>
-            <w:r/>
-            <w:r>
-              <w:rPr>
-                <w:rFonts w:ascii="宋体" w:hAnsi="宋体" w:eastAsia="宋体" w:cs="宋体"/>
-                <w:b w:val="0"/>
-                <w:sz w:val="19"/>
-              </w:rPr>
-              <w:t>22:00</w:t>
-            </w:r>
-          </w:p>
-        </w:tc>
-        <w:tc>
-          <w:tcPr>
-            <w:tcW w:type="dxa" w:w="1077"/>
-          </w:tcPr>
-          <w:p>
-            <w:r/>
-            <w:r>
-              <w:rPr>
-                <w:rFonts w:ascii="宋体" w:hAnsi="宋体" w:eastAsia="宋体" w:cs="宋体"/>
-                <w:b w:val="0"/>
-                <w:sz w:val="19"/>
-              </w:rPr>
-              <w:t>3b35732</w:t>
-            </w:r>
-          </w:p>
-        </w:tc>
-        <w:tc>
-          <w:tcPr>
-            <w:tcW w:type="dxa" w:w="850"/>
-          </w:tcPr>
-          <w:p>
-            <w:r/>
-            <w:r>
-              <w:rPr>
-                <w:rFonts w:ascii="宋体" w:hAnsi="宋体" w:eastAsia="宋体" w:cs="宋体"/>
-                <w:b w:val="0"/>
-                <w:sz w:val="19"/>
-              </w:rPr>
-              <w:t>docs</w:t>
-            </w:r>
-          </w:p>
-        </w:tc>
-        <w:tc>
-          <w:tcPr>
-            <w:tcW w:type="dxa" w:w="4252"/>
-          </w:tcPr>
-          <w:p>
-            <w:r/>
-            <w:r>
-              <w:rPr>
-                <w:rFonts w:ascii="宋体" w:hAnsi="宋体" w:eastAsia="宋体" w:cs="宋体"/>
-                <w:b w:val="0"/>
-                <w:sz w:val="19"/>
-              </w:rPr>
-              <w:t>更新当日修改日志</w:t>
-            </w:r>
-          </w:p>
-        </w:tc>
-        <w:tc>
-          <w:tcPr>
-            <w:tcW w:type="dxa" w:w="2098"/>
-          </w:tcPr>
-          <w:p>
-            <w:r/>
-            <w:r>
-              <w:rPr>
-                <w:rFonts w:ascii="宋体" w:hAnsi="宋体" w:eastAsia="宋体" w:cs="宋体"/>
-                <w:b w:val="0"/>
-                <w:sz w:val="19"/>
-              </w:rPr>
-              <w:t>2 文件 / +107</w:t>
-            </w:r>
-          </w:p>
-        </w:tc>
-      </w:tr>
-      <w:tr>
-        <w:tc>
-          <w:tcPr>
-            <w:tcW w:type="dxa" w:w="907"/>
-          </w:tcPr>
-          <w:p>
-            <w:r/>
-            <w:r>
-              <w:rPr>
-                <w:rFonts w:ascii="宋体" w:hAnsi="宋体" w:eastAsia="宋体" w:cs="宋体"/>
-                <w:b w:val="0"/>
-                <w:sz w:val="19"/>
-              </w:rPr>
-              <w:t>22:01</w:t>
-            </w:r>
-          </w:p>
-        </w:tc>
-        <w:tc>
-          <w:tcPr>
-            <w:tcW w:type="dxa" w:w="1077"/>
-          </w:tcPr>
-          <w:p>
-            <w:r/>
-            <w:r>
-              <w:rPr>
-                <w:rFonts w:ascii="宋体" w:hAnsi="宋体" w:eastAsia="宋体" w:cs="宋体"/>
-                <w:b w:val="0"/>
-                <w:sz w:val="19"/>
-              </w:rPr>
-              <w:t>cefb3e7</w:t>
-            </w:r>
-          </w:p>
-        </w:tc>
-        <w:tc>
-          <w:tcPr>
-            <w:tcW w:type="dxa" w:w="850"/>
-          </w:tcPr>
-          <w:p>
-            <w:r/>
-            <w:r>
-              <w:rPr>
-                <w:rFonts w:ascii="宋体" w:hAnsi="宋体" w:eastAsia="宋体" w:cs="宋体"/>
-                <w:b w:val="0"/>
-                <w:sz w:val="19"/>
-              </w:rPr>
-              <w:t>其他</w:t>
-            </w:r>
-          </w:p>
-        </w:tc>
-        <w:tc>
-          <w:tcPr>
-            <w:tcW w:type="dxa" w:w="4252"/>
-          </w:tcPr>
-          <w:p>
-            <w:r/>
-            <w:r>
-              <w:rPr>
-                <w:rFonts w:ascii="宋体" w:hAnsi="宋体" w:eastAsia="宋体" w:cs="宋体"/>
-                <w:b w:val="0"/>
-                <w:sz w:val="19"/>
-              </w:rPr>
-              <w:t>chore(test): 拆分轻量检查 check.py 与全量自检，并把测试节奏写进 AGENTS.md</w:t>
-            </w:r>
-          </w:p>
-        </w:tc>
-        <w:tc>
-          <w:tcPr>
-            <w:tcW w:type="dxa" w:w="2098"/>
-          </w:tcPr>
-          <w:p>
-            <w:r/>
-            <w:r>
-              <w:rPr>
-                <w:rFonts w:ascii="宋体" w:hAnsi="宋体" w:eastAsia="宋体" w:cs="宋体"/>
-                <w:b w:val="0"/>
-                <w:sz w:val="19"/>
-              </w:rPr>
-              <w:t>4 文件 / +237 / -3</w:t>
+              <w:t>5 文件 / +154 / -3</w:t>
             </w:r>
           </w:p>
         </w:tc>
@@ -4606,6 +4339,9 @@
         <w:gridCol w:w="6917"/>
       </w:tblGrid>
       <w:tr>
+        <w:trPr>
+          <w:tblHeader/>
+        </w:trPr>
         <w:tc>
           <w:tcPr>
             <w:tcW w:type="dxa" w:w="2268"/>
@@ -4613,6 +4349,7 @@
           </w:tcPr>
           <w:p>
             <w:pPr>
+              <w:keepNext/>
               <w:jc w:val="center"/>
             </w:pPr>
             <w:r/>
@@ -4633,6 +4370,7 @@
           </w:tcPr>
           <w:p>
             <w:pPr>
+              <w:keepNext/>
               <w:jc w:val="center"/>
             </w:pPr>
             <w:r/>
@@ -4648,6 +4386,9 @@
         </w:tc>
       </w:tr>
       <w:tr>
+        <w:trPr>
+          <w:cantSplit/>
+        </w:trPr>
         <w:tc>
           <w:tcPr>
             <w:tcW w:type="dxa" w:w="2268"/>
@@ -4676,12 +4417,15 @@
                 <w:b w:val="0"/>
                 <w:sz w:val="19"/>
               </w:rPr>
-              <w:t>main</w:t>
+              <w:t>codex/assistant2-final</w:t>
             </w:r>
           </w:p>
         </w:tc>
       </w:tr>
       <w:tr>
+        <w:trPr>
+          <w:cantSplit/>
+        </w:trPr>
         <w:tc>
           <w:tcPr>
             <w:tcW w:type="dxa" w:w="2268"/>
@@ -4710,12 +4454,15 @@
                 <w:b w:val="0"/>
                 <w:sz w:val="19"/>
               </w:rPr>
-              <w:t>cefb3e7</w:t>
+              <w:t>b8c771c</w:t>
             </w:r>
           </w:p>
         </w:tc>
       </w:tr>
       <w:tr>
+        <w:trPr>
+          <w:cantSplit/>
+        </w:trPr>
         <w:tc>
           <w:tcPr>
             <w:tcW w:type="dxa" w:w="2268"/>
@@ -4744,12 +4491,15 @@
                 <w:b w:val="0"/>
                 <w:sz w:val="19"/>
               </w:rPr>
-              <w:t>52</w:t>
+              <w:t>48</w:t>
             </w:r>
           </w:p>
         </w:tc>
       </w:tr>
       <w:tr>
+        <w:trPr>
+          <w:cantSplit/>
+        </w:trPr>
         <w:tc>
           <w:tcPr>
             <w:tcW w:type="dxa" w:w="2268"/>
@@ -4778,12 +4528,15 @@
                 <w:b w:val="0"/>
                 <w:sz w:val="19"/>
               </w:rPr>
-              <w:t>52</w:t>
+              <w:t>48</w:t>
             </w:r>
           </w:p>
         </w:tc>
       </w:tr>
       <w:tr>
+        <w:trPr>
+          <w:cantSplit/>
+        </w:trPr>
         <w:tc>
           <w:tcPr>
             <w:tcW w:type="dxa" w:w="2268"/>
@@ -4812,12 +4565,15 @@
                 <w:b w:val="0"/>
                 <w:sz w:val="19"/>
               </w:rPr>
-              <w:t>156</w:t>
+              <w:t>157</w:t>
             </w:r>
           </w:p>
         </w:tc>
       </w:tr>
       <w:tr>
+        <w:trPr>
+          <w:cantSplit/>
+        </w:trPr>
         <w:tc>
           <w:tcPr>
             <w:tcW w:type="dxa" w:w="2268"/>
@@ -4846,12 +4602,15 @@
                 <w:b w:val="0"/>
                 <w:sz w:val="19"/>
               </w:rPr>
-              <w:t>干净</w:t>
+              <w:t>有未提交改动</w:t>
             </w:r>
           </w:p>
         </w:tc>
       </w:tr>
       <w:tr>
+        <w:trPr>
+          <w:cantSplit/>
+        </w:trPr>
         <w:tc>
           <w:tcPr>
             <w:tcW w:type="dxa" w:w="2268"/>
@@ -4886,6 +4645,9 @@
         </w:tc>
       </w:tr>
       <w:tr>
+        <w:trPr>
+          <w:cantSplit/>
+        </w:trPr>
         <w:tc>
           <w:tcPr>
             <w:tcW w:type="dxa" w:w="2268"/>
@@ -4914,7 +4676,7 @@
                 <w:b w:val="0"/>
                 <w:sz w:val="19"/>
               </w:rPr>
-              <w:t>18.38 MB（不含 .git）</w:t>
+              <w:t>15.57 MB（不含 .git）</w:t>
             </w:r>
           </w:p>
         </w:tc>
@@ -4944,7 +4706,7 @@
           <w:b w:val="0"/>
           <w:sz w:val="21"/>
         </w:rPr>
-        <w:t>测试跑得太频繁：每轮改动都跑 selftest，累计约 19 次、约 130 次模型调用，并在用户库留下 19 套重复数据。</w:t>
+        <w:t>未提供真实 DeepSeek API Key，付费问答和真实生成未执行，需在 API 设置中验证。</w:t>
       </w:r>
     </w:p>
     <w:p>
@@ -4957,7 +4719,7 @@
           <w:b w:val="0"/>
           <w:sz w:val="21"/>
         </w:rPr>
-        <w:t>资料里混入网站侧边栏导致观感像乱码；已重写正文抽取并重抓，清掉 16 组重复资料。</w:t>
+        <w:t>缺少 LibreOffice，已使用 WPS 渲染并检查说明及日志；修正日志跨页表头与行拆分。</w:t>
       </w:r>
     </w:p>
     <w:p>
@@ -4970,20 +4732,7 @@
           <w:b w:val="0"/>
           <w:sz w:val="21"/>
         </w:rPr>
-        <w:t>MathJax 公式字形与 TeX 双份渲染出重影；改为抽取 data-latex。</w:t>
-      </w:r>
-    </w:p>
-    <w:p>
-      <w:pPr>
-        <w:pStyle w:val="ListBullet"/>
-      </w:pPr>
-      <w:r>
-        <w:rPr>
-          <w:rFonts w:ascii="宋体" w:hAnsi="宋体" w:eastAsia="宋体" w:cs="宋体"/>
-          <w:b w:val="0"/>
-          <w:sz w:val="21"/>
-        </w:rPr>
-        <w:t>crawl.py --force 原先重复插入同名资料，已改为先删旧再导入。</w:t>
+        <w:t>GitHub PR 页面访问超时；SSH 推送成功，当前分支等待创建 PR 和人工 Review。</w:t>
       </w:r>
     </w:p>
     <w:p>
@@ -5010,7 +4759,7 @@
           <w:b w:val="0"/>
           <w:sz w:val="21"/>
         </w:rPr>
-        <w:t>提问时自动联网搜资料、整理错题时扩充资料库仍未实现，需要搜索 API 与 SSRF 白名单。</w:t>
+        <w:t>在另一台干净 PC 安装验收，补有效 Key 的实机问答测试。</w:t>
       </w:r>
     </w:p>
     <w:p>
@@ -5023,7 +4772,7 @@
           <w:b w:val="0"/>
           <w:sz w:val="21"/>
         </w:rPr>
-        <w:t>计组的指令系统与流水线、计网 DNS 仍缺独立资料。</w:t>
+        <w:t>未实现 PDF/OCR、自动搜索未知网站、流式输出、本地模型和手机端，详见 assistant2 交付说明。</w:t>
       </w:r>
     </w:p>
     <w:p/>
@@ -5038,7 +4787,7 @@
           <w:color w:val="888888"/>
           <w:sz w:val="17"/>
         </w:rPr>
-        <w:t>生成时间：2026-10-24 22:01</w:t>
+        <w:t>生成时间：2026-10-24 22:14</w:t>
       </w:r>
     </w:p>
     <w:sectPr>

--- a/日志/2026-10-24 修改日志.docx
+++ b/日志/2026-10-24 修改日志.docx
@@ -52,7 +52,7 @@
           <w:b w:val="0"/>
           <w:sz w:val="21"/>
         </w:rPr>
-        <w:t>本日共产生 55 次提交，涉及 55 条记录，当前仓库已跟踪 137 个文件、累计 55 次提交。</w:t>
+        <w:t>本日共产生 58 次提交，涉及 58 条记录，当前仓库已跟踪 137 个文件、累计 58 次提交。</w:t>
       </w:r>
     </w:p>
     <w:p>
@@ -65,7 +65,7 @@
           <w:b w:val="0"/>
           <w:sz w:val="21"/>
         </w:rPr>
-        <w:t>按设计文档从零实现可运行的本地版学习助手（Python 标准库 + 原生 JS，零第三方依赖），并持续迭代。</w:t>
+        <w:t>按设计文档实现可运行的本地版学习助手（AIassistant/，纯 Python 标准库 + 原生 JS，零第三方依赖）。</w:t>
       </w:r>
     </w:p>
     <w:p>
@@ -78,7 +78,7 @@
           <w:b w:val="0"/>
           <w:sz w:val="21"/>
         </w:rPr>
-        <w:t>资料体系：core 核心资料 + 学科文件夹；修复抓取质量后共 33 份资料 264 切片，覆盖四门课。</w:t>
+        <w:t>资料体系：core 核心资料 + 四学科文件夹，33 份资料 264 切片；抓取改为只抽正文并还原公式，清掉 16 组重复。</w:t>
       </w:r>
     </w:p>
     <w:p>
@@ -91,7 +91,7 @@
           <w:b w:val="0"/>
           <w:sz w:val="21"/>
         </w:rPr>
-        <w:t>抓取修复：只抽正文（丢弃导航/侧栏/页脚）、MathJax 取 data-latex 还原公式、TeX 符号转可读字符、--force 覆盖、TLS 失败用 curl 兜底。</w:t>
+        <w:t>数据清理与测试节奏：删除测试产生的 19 条总结/19 个会话/18 条错题/4 道占位题；拆出 check.py（零成本）与 selftest（用完即清），频次写进 AGENTS.md。</w:t>
       </w:r>
     </w:p>
     <w:p>
@@ -104,7 +104,7 @@
           <w:b w:val="0"/>
           <w:sz w:val="21"/>
         </w:rPr>
-        <w:t>数据清理：删测试产生的 19 条总结、19 个会话、18 条无效错题、4 道占位题与 3 个空文件夹。</w:t>
+        <w:t>界面：欢迎页粒子流场与鼠标水波纹、首页「今天学点什么」、每页返回、聊天页查看总结、章节推荐视频、个人信息四栏目、总结点击放大。</w:t>
       </w:r>
     </w:p>
     <w:p>
@@ -117,7 +117,7 @@
           <w:b w:val="0"/>
           <w:sz w:val="21"/>
         </w:rPr>
-        <w:t>测试节奏整改：拆出 check.py（20 项、不调模型不写库）供日常使用；selftest 改为用完即清，并把跑测频率写进 AGENTS.md。</w:t>
+        <w:t>仓库整理：仓库转为公开；分支收敛为 main（本体 AIassistant/）与 gpt-version（本体快照 + AIassistant2/）；删除两个 codex 分支；README 按公开仓库重写。</w:t>
       </w:r>
     </w:p>
     <w:p>
@@ -130,7 +130,7 @@
           <w:b w:val="0"/>
           <w:sz w:val="21"/>
         </w:rPr>
-        <w:t>仓库结构：assistant2（GPT 平行版本）移出 main，改由 gpt-version 分支维护，两边不再交织；main 用 .gitignore 挡住该目录。</w:t>
+        <w:t>公开前扫描：137 个跟踪文件未发现明文密钥，运行时配置 data/config.json 已被忽略。</w:t>
       </w:r>
     </w:p>
     <w:p>
@@ -143,7 +143,7 @@
           <w:b w:val="0"/>
           <w:sz w:val="21"/>
         </w:rPr>
-        <w:t>近期总结：卡片支持点击放大，按排版渲染而非展示 markdown 原文。</w:t>
+        <w:t>自动停服：前端心跳 + 页面关闭通知；端口被占用时给出明确提示而非堆栈。</w:t>
       </w:r>
     </w:p>
     <w:p>
@@ -156,33 +156,7 @@
           <w:b w:val="0"/>
           <w:sz w:val="21"/>
         </w:rPr>
-        <w:t>工具化：15 个工具让 AI 一句话改资料与章节；科目/章节可增删改，内置项受保护。</w:t>
-      </w:r>
-    </w:p>
-    <w:p>
-      <w:pPr>
-        <w:pStyle w:val="ListBullet"/>
-      </w:pPr>
-      <w:r>
-        <w:rPr>
-          <w:rFonts w:ascii="宋体" w:hAnsi="宋体" w:eastAsia="宋体" w:cs="宋体"/>
-          <w:b w:val="0"/>
-          <w:sz w:val="21"/>
-        </w:rPr>
-        <w:t>界面：欢迎页粒子流场与鼠标水波纹、首页「今天学点什么」、每页返回、章节推荐视频、个人信息四栏目。</w:t>
-      </w:r>
-    </w:p>
-    <w:p>
-      <w:pPr>
-        <w:pStyle w:val="ListBullet"/>
-      </w:pPr>
-      <w:r>
-        <w:rPr>
-          <w:rFonts w:ascii="宋体" w:hAnsi="宋体" w:eastAsia="宋体" w:cs="宋体"/>
-          <w:b w:val="0"/>
-          <w:sz w:val="21"/>
-        </w:rPr>
-        <w:t>自动停服与版本标签 v0.1.0 已推送；轻量检查 20/20、全量自检 44/44 通过。</w:t>
+        <w:t>版本标签 v0.1.0 已推送；轻量检查与全量自检均通过。</w:t>
       </w:r>
     </w:p>
     <w:p>
@@ -4822,6 +4796,252 @@
                 <w:sz w:val="19"/>
               </w:rPr>
               <w:t>23 文件 / +9 / -1378</w:t>
+            </w:r>
+          </w:p>
+        </w:tc>
+      </w:tr>
+      <w:tr>
+        <w:tc>
+          <w:tcPr>
+            <w:tcW w:type="dxa" w:w="907"/>
+          </w:tcPr>
+          <w:p>
+            <w:r/>
+            <w:r>
+              <w:rPr>
+                <w:rFonts w:ascii="宋体" w:hAnsi="宋体" w:eastAsia="宋体" w:cs="宋体"/>
+                <w:b w:val="0"/>
+                <w:sz w:val="19"/>
+              </w:rPr>
+              <w:t>22:06</w:t>
+            </w:r>
+          </w:p>
+        </w:tc>
+        <w:tc>
+          <w:tcPr>
+            <w:tcW w:type="dxa" w:w="1077"/>
+          </w:tcPr>
+          <w:p>
+            <w:r/>
+            <w:r>
+              <w:rPr>
+                <w:rFonts w:ascii="宋体" w:hAnsi="宋体" w:eastAsia="宋体" w:cs="宋体"/>
+                <w:b w:val="0"/>
+                <w:sz w:val="19"/>
+              </w:rPr>
+              <w:t>41c8241</w:t>
+            </w:r>
+          </w:p>
+        </w:tc>
+        <w:tc>
+          <w:tcPr>
+            <w:tcW w:type="dxa" w:w="850"/>
+          </w:tcPr>
+          <w:p>
+            <w:r/>
+            <w:r>
+              <w:rPr>
+                <w:rFonts w:ascii="宋体" w:hAnsi="宋体" w:eastAsia="宋体" w:cs="宋体"/>
+                <w:b w:val="0"/>
+                <w:sz w:val="19"/>
+              </w:rPr>
+              <w:t>docs</w:t>
+            </w:r>
+          </w:p>
+        </w:tc>
+        <w:tc>
+          <w:tcPr>
+            <w:tcW w:type="dxa" w:w="4252"/>
+          </w:tcPr>
+          <w:p>
+            <w:r/>
+            <w:r>
+              <w:rPr>
+                <w:rFonts w:ascii="宋体" w:hAnsi="宋体" w:eastAsia="宋体" w:cs="宋体"/>
+                <w:b w:val="0"/>
+                <w:sz w:val="19"/>
+              </w:rPr>
+              <w:t>更新当日修改日志，记录分支拆分与测试节奏整改</w:t>
+            </w:r>
+          </w:p>
+        </w:tc>
+        <w:tc>
+          <w:tcPr>
+            <w:tcW w:type="dxa" w:w="2098"/>
+          </w:tcPr>
+          <w:p>
+            <w:r/>
+            <w:r>
+              <w:rPr>
+                <w:rFonts w:ascii="宋体" w:hAnsi="宋体" w:eastAsia="宋体" w:cs="宋体"/>
+                <w:b w:val="0"/>
+                <w:sz w:val="19"/>
+              </w:rPr>
+              <w:t>1 文件</w:t>
+            </w:r>
+          </w:p>
+        </w:tc>
+      </w:tr>
+      <w:tr>
+        <w:tc>
+          <w:tcPr>
+            <w:tcW w:type="dxa" w:w="907"/>
+          </w:tcPr>
+          <w:p>
+            <w:r/>
+            <w:r>
+              <w:rPr>
+                <w:rFonts w:ascii="宋体" w:hAnsi="宋体" w:eastAsia="宋体" w:cs="宋体"/>
+                <w:b w:val="0"/>
+                <w:sz w:val="19"/>
+              </w:rPr>
+              <w:t>23:34</w:t>
+            </w:r>
+          </w:p>
+        </w:tc>
+        <w:tc>
+          <w:tcPr>
+            <w:tcW w:type="dxa" w:w="1077"/>
+          </w:tcPr>
+          <w:p>
+            <w:r/>
+            <w:r>
+              <w:rPr>
+                <w:rFonts w:ascii="宋体" w:hAnsi="宋体" w:eastAsia="宋体" w:cs="宋体"/>
+                <w:b w:val="0"/>
+                <w:sz w:val="19"/>
+              </w:rPr>
+              <w:t>98f1a26</w:t>
+            </w:r>
+          </w:p>
+        </w:tc>
+        <w:tc>
+          <w:tcPr>
+            <w:tcW w:type="dxa" w:w="850"/>
+          </w:tcPr>
+          <w:p>
+            <w:r/>
+            <w:r>
+              <w:rPr>
+                <w:rFonts w:ascii="宋体" w:hAnsi="宋体" w:eastAsia="宋体" w:cs="宋体"/>
+                <w:b w:val="0"/>
+                <w:sz w:val="19"/>
+              </w:rPr>
+              <w:t>其他</w:t>
+            </w:r>
+          </w:p>
+        </w:tc>
+        <w:tc>
+          <w:tcPr>
+            <w:tcW w:type="dxa" w:w="4252"/>
+          </w:tcPr>
+          <w:p>
+            <w:r/>
+            <w:r>
+              <w:rPr>
+                <w:rFonts w:ascii="宋体" w:hAnsi="宋体" w:eastAsia="宋体" w:cs="宋体"/>
+                <w:b w:val="0"/>
+                <w:sz w:val="19"/>
+              </w:rPr>
+              <w:t>fix(server): 端口被占用时给出明确提示，并忽略 AIassistant2 目录</w:t>
+            </w:r>
+          </w:p>
+        </w:tc>
+        <w:tc>
+          <w:tcPr>
+            <w:tcW w:type="dxa" w:w="2098"/>
+          </w:tcPr>
+          <w:p>
+            <w:r/>
+            <w:r>
+              <w:rPr>
+                <w:rFonts w:ascii="宋体" w:hAnsi="宋体" w:eastAsia="宋体" w:cs="宋体"/>
+                <w:b w:val="0"/>
+                <w:sz w:val="19"/>
+              </w:rPr>
+              <w:t>2 文件 / +11 / -1</w:t>
+            </w:r>
+          </w:p>
+        </w:tc>
+      </w:tr>
+      <w:tr>
+        <w:tc>
+          <w:tcPr>
+            <w:tcW w:type="dxa" w:w="907"/>
+          </w:tcPr>
+          <w:p>
+            <w:r/>
+            <w:r>
+              <w:rPr>
+                <w:rFonts w:ascii="宋体" w:hAnsi="宋体" w:eastAsia="宋体" w:cs="宋体"/>
+                <w:b w:val="0"/>
+                <w:sz w:val="19"/>
+              </w:rPr>
+              <w:t>23:39</w:t>
+            </w:r>
+          </w:p>
+        </w:tc>
+        <w:tc>
+          <w:tcPr>
+            <w:tcW w:type="dxa" w:w="1077"/>
+          </w:tcPr>
+          <w:p>
+            <w:r/>
+            <w:r>
+              <w:rPr>
+                <w:rFonts w:ascii="宋体" w:hAnsi="宋体" w:eastAsia="宋体" w:cs="宋体"/>
+                <w:b w:val="0"/>
+                <w:sz w:val="19"/>
+              </w:rPr>
+              <w:t>ae39c2b</w:t>
+            </w:r>
+          </w:p>
+        </w:tc>
+        <w:tc>
+          <w:tcPr>
+            <w:tcW w:type="dxa" w:w="850"/>
+          </w:tcPr>
+          <w:p>
+            <w:r/>
+            <w:r>
+              <w:rPr>
+                <w:rFonts w:ascii="宋体" w:hAnsi="宋体" w:eastAsia="宋体" w:cs="宋体"/>
+                <w:b w:val="0"/>
+                <w:sz w:val="19"/>
+              </w:rPr>
+              <w:t>其他</w:t>
+            </w:r>
+          </w:p>
+        </w:tc>
+        <w:tc>
+          <w:tcPr>
+            <w:tcW w:type="dxa" w:w="4252"/>
+          </w:tcPr>
+          <w:p>
+            <w:r/>
+            <w:r>
+              <w:rPr>
+                <w:rFonts w:ascii="宋体" w:hAnsi="宋体" w:eastAsia="宋体" w:cs="宋体"/>
+                <w:b w:val="0"/>
+                <w:sz w:val="19"/>
+              </w:rPr>
+              <w:t>docs(readme): 按公开仓库更新首页——两个版本与分支说明、快速开始、协作约定与版权说明</w:t>
+            </w:r>
+          </w:p>
+        </w:tc>
+        <w:tc>
+          <w:tcPr>
+            <w:tcW w:type="dxa" w:w="2098"/>
+          </w:tcPr>
+          <w:p>
+            <w:r/>
+            <w:r>
+              <w:rPr>
+                <w:rFonts w:ascii="宋体" w:hAnsi="宋体" w:eastAsia="宋体" w:cs="宋体"/>
+                <w:b w:val="0"/>
+                <w:sz w:val="19"/>
+              </w:rPr>
+              <w:t>1 文件 / +61 / -49</w:t>
             </w:r>
           </w:p>
         </w:tc>
@@ -4969,7 +5189,7 @@
                 <w:b w:val="0"/>
                 <w:sz w:val="19"/>
               </w:rPr>
-              <w:t>418c3e7</w:t>
+              <w:t>ae39c2b</w:t>
             </w:r>
           </w:p>
         </w:tc>
@@ -5003,7 +5223,7 @@
                 <w:b w:val="0"/>
                 <w:sz w:val="19"/>
               </w:rPr>
-              <w:t>55</w:t>
+              <w:t>58</w:t>
             </w:r>
           </w:p>
         </w:tc>
@@ -5037,7 +5257,7 @@
                 <w:b w:val="0"/>
                 <w:sz w:val="19"/>
               </w:rPr>
-              <w:t>55</w:t>
+              <w:t>58</w:t>
             </w:r>
           </w:p>
         </w:tc>
@@ -5173,7 +5393,7 @@
                 <w:b w:val="0"/>
                 <w:sz w:val="19"/>
               </w:rPr>
-              <w:t>19.8 MB（不含 .git）</w:t>
+              <w:t>20.58 MB（不含 .git）</w:t>
             </w:r>
           </w:p>
         </w:tc>
@@ -5203,7 +5423,7 @@
           <w:b w:val="0"/>
           <w:sz w:val="21"/>
         </w:rPr>
-        <w:t>测试跑得太频繁：每轮改动都跑 selftest，累计约 19 次、约 130 次模型调用，并在用户库留下 19 套重复数据。</w:t>
+        <w:t>测试跑得太频繁，约 19 次自检、130 余次模型调用并在用户库留下重复数据；已改为分级检查。</w:t>
       </w:r>
     </w:p>
     <w:p>
@@ -5216,7 +5436,7 @@
           <w:b w:val="0"/>
           <w:sz w:val="21"/>
         </w:rPr>
-        <w:t>两套代码（我们的与 GPT 的）同时提交到 main 造成历史交织；已按分支拆分。</w:t>
+        <w:t>两套实现同时提交到 main 造成历史交织；已按分支拆分，并把 codex 分支内容并入 gpt-version 后删除。</w:t>
       </w:r>
     </w:p>
     <w:p>
@@ -5229,7 +5449,7 @@
           <w:b w:val="0"/>
           <w:sz w:val="21"/>
         </w:rPr>
-        <w:t>资料混入网站侧边栏像乱码、公式重影、--force 重复插入；均已修复并重抓。</w:t>
+        <w:t>资料混入网站侧边栏、公式重影、--force 重复插入；均已修复并重抓。</w:t>
       </w:r>
     </w:p>
     <w:p>
@@ -5256,7 +5476,7 @@
           <w:b w:val="0"/>
           <w:sz w:val="21"/>
         </w:rPr>
-        <w:t>提问时自动联网搜资料、整理错题时扩充资料库仍未实现，需要搜索 API 与 SSRF 白名单。</w:t>
+        <w:t>ruleset（分支保护）尚未创建：本机无 GitHub 令牌，需用户在网页 Settings → Rules 建，或提供令牌由我建。</w:t>
       </w:r>
     </w:p>
     <w:p>
@@ -5269,7 +5489,7 @@
           <w:b w:val="0"/>
           <w:sz w:val="21"/>
         </w:rPr>
-        <w:t>codex/assistant2-final 与我们新建的 gpt-version 指向同一个版本，后续需要合并或废弃一个。</w:t>
+        <w:t>课件 PDF（12.99 MB）仍在提交历史里；仓库转公开后对外可见，后续可考虑用 filter-repo 清理历史。</w:t>
       </w:r>
     </w:p>
     <w:p>
@@ -5282,7 +5502,7 @@
           <w:b w:val="0"/>
           <w:sz w:val="21"/>
         </w:rPr>
-        <w:t>计组的指令系统与流水线、计网 DNS 仍缺独立资料。</w:t>
+        <w:t>提问时自动联网搜资料、整理错题时扩充资料库仍未实现，需要搜索 API 与 SSRF 白名单。</w:t>
       </w:r>
     </w:p>
     <w:p/>
@@ -5297,7 +5517,7 @@
           <w:color w:val="888888"/>
           <w:sz w:val="17"/>
         </w:rPr>
-        <w:t>生成时间：2026-10-24 22:06</w:t>
+        <w:t>生成时间：2026-10-24 23:39</w:t>
       </w:r>
     </w:p>
     <w:sectPr>

--- a/日志/2026-10-24 修改日志.docx
+++ b/日志/2026-10-24 修改日志.docx
@@ -52,7 +52,7 @@
           <w:b w:val="0"/>
           <w:sz w:val="21"/>
         </w:rPr>
-        <w:t>本日共产生 58 次提交，涉及 58 条记录，当前仓库已跟踪 137 个文件、累计 58 次提交。</w:t>
+        <w:t>本日共产生 61 次提交，涉及 61 条记录，当前仓库已跟踪 140 个文件、累计 61 次提交。</w:t>
       </w:r>
     </w:p>
     <w:p>
@@ -78,7 +78,7 @@
           <w:b w:val="0"/>
           <w:sz w:val="21"/>
         </w:rPr>
-        <w:t>资料体系：core 核心资料 + 四学科文件夹，33 份资料 264 切片；抓取改为只抽正文并还原公式，清掉 16 组重复。</w:t>
+        <w:t>资料体系：core + 四学科文件夹，33 份资料 264 切片；抓取改为只抽正文并还原公式，清掉 16 组重复。</w:t>
       </w:r>
     </w:p>
     <w:p>
@@ -91,7 +91,7 @@
           <w:b w:val="0"/>
           <w:sz w:val="21"/>
         </w:rPr>
-        <w:t>数据清理与测试节奏：删除测试产生的 19 条总结/19 个会话/18 条错题/4 道占位题；拆出 check.py（零成本）与 selftest（用完即清），频次写进 AGENTS.md。</w:t>
+        <w:t>数据清理与测试节奏：删测试产生的 19 条总结/19 个会话/18 条错题；拆出 check.py 与 selftest，频次写进 AGENTS.md。</w:t>
       </w:r>
     </w:p>
     <w:p>
@@ -104,7 +104,7 @@
           <w:b w:val="0"/>
           <w:sz w:val="21"/>
         </w:rPr>
-        <w:t>界面：欢迎页粒子流场与鼠标水波纹、首页「今天学点什么」、每页返回、聊天页查看总结、章节推荐视频、个人信息四栏目、总结点击放大。</w:t>
+        <w:t>界面：欢迎页粒子流场与鼠标水波纹、首页「今天学点什么」、每页返回、总结点击放大、个人信息四栏目。</w:t>
       </w:r>
     </w:p>
     <w:p>
@@ -117,7 +117,7 @@
           <w:b w:val="0"/>
           <w:sz w:val="21"/>
         </w:rPr>
-        <w:t>仓库整理：仓库转为公开；分支收敛为 main（本体 AIassistant/）与 gpt-version（本体快照 + AIassistant2/）；删除两个 codex 分支；README 按公开仓库重写。</w:t>
+        <w:t>仓库整理：转为公开；分支收敛为 main（本体 AIassistant/）与 gpt-version（本体快照 + AIassistant2/）；删除两个 codex 分支；README 重写。</w:t>
       </w:r>
     </w:p>
     <w:p>
@@ -130,7 +130,7 @@
           <w:b w:val="0"/>
           <w:sz w:val="21"/>
         </w:rPr>
-        <w:t>公开前扫描：137 个跟踪文件未发现明文密钥，运行时配置 data/config.json 已被忽略。</w:t>
+        <w:t>交付文档：按附录 C-2 模板重写项目计划 v0.3（16 节 + 附录 A/B/C），并用自研 md2docx.py 生成 Word 版；另出逐段复制粘贴稿。</w:t>
       </w:r>
     </w:p>
     <w:p>
@@ -143,20 +143,7 @@
           <w:b w:val="0"/>
           <w:sz w:val="21"/>
         </w:rPr>
-        <w:t>自动停服：前端心跳 + 页面关闭通知；端口被占用时给出明确提示而非堆栈。</w:t>
-      </w:r>
-    </w:p>
-    <w:p>
-      <w:pPr>
-        <w:pStyle w:val="ListBullet"/>
-      </w:pPr>
-      <w:r>
-        <w:rPr>
-          <w:rFonts w:ascii="宋体" w:hAnsi="宋体" w:eastAsia="宋体" w:cs="宋体"/>
-          <w:b w:val="0"/>
-          <w:sz w:val="21"/>
-        </w:rPr>
-        <w:t>版本标签 v0.1.0 已推送；轻量检查与全量自检均通过。</w:t>
+        <w:t>自动停服与端口占用提示；版本标签 v0.1.0 已推送。</w:t>
       </w:r>
     </w:p>
     <w:p>
@@ -5042,6 +5029,252 @@
                 <w:sz w:val="19"/>
               </w:rPr>
               <w:t>1 文件 / +61 / -49</w:t>
+            </w:r>
+          </w:p>
+        </w:tc>
+      </w:tr>
+      <w:tr>
+        <w:tc>
+          <w:tcPr>
+            <w:tcW w:type="dxa" w:w="907"/>
+          </w:tcPr>
+          <w:p>
+            <w:r/>
+            <w:r>
+              <w:rPr>
+                <w:rFonts w:ascii="宋体" w:hAnsi="宋体" w:eastAsia="宋体" w:cs="宋体"/>
+                <w:b w:val="0"/>
+                <w:sz w:val="19"/>
+              </w:rPr>
+              <w:t>23:39</w:t>
+            </w:r>
+          </w:p>
+        </w:tc>
+        <w:tc>
+          <w:tcPr>
+            <w:tcW w:type="dxa" w:w="1077"/>
+          </w:tcPr>
+          <w:p>
+            <w:r/>
+            <w:r>
+              <w:rPr>
+                <w:rFonts w:ascii="宋体" w:hAnsi="宋体" w:eastAsia="宋体" w:cs="宋体"/>
+                <w:b w:val="0"/>
+                <w:sz w:val="19"/>
+              </w:rPr>
+              <w:t>db52a07</w:t>
+            </w:r>
+          </w:p>
+        </w:tc>
+        <w:tc>
+          <w:tcPr>
+            <w:tcW w:type="dxa" w:w="850"/>
+          </w:tcPr>
+          <w:p>
+            <w:r/>
+            <w:r>
+              <w:rPr>
+                <w:rFonts w:ascii="宋体" w:hAnsi="宋体" w:eastAsia="宋体" w:cs="宋体"/>
+                <w:b w:val="0"/>
+                <w:sz w:val="19"/>
+              </w:rPr>
+              <w:t>docs</w:t>
+            </w:r>
+          </w:p>
+        </w:tc>
+        <w:tc>
+          <w:tcPr>
+            <w:tcW w:type="dxa" w:w="4252"/>
+          </w:tcPr>
+          <w:p>
+            <w:r/>
+            <w:r>
+              <w:rPr>
+                <w:rFonts w:ascii="宋体" w:hAnsi="宋体" w:eastAsia="宋体" w:cs="宋体"/>
+                <w:b w:val="0"/>
+                <w:sz w:val="19"/>
+              </w:rPr>
+              <w:t>更新当日修改日志，记录公开仓库与分支收敛</w:t>
+            </w:r>
+          </w:p>
+        </w:tc>
+        <w:tc>
+          <w:tcPr>
+            <w:tcW w:type="dxa" w:w="2098"/>
+          </w:tcPr>
+          <w:p>
+            <w:r/>
+            <w:r>
+              <w:rPr>
+                <w:rFonts w:ascii="宋体" w:hAnsi="宋体" w:eastAsia="宋体" w:cs="宋体"/>
+                <w:b w:val="0"/>
+                <w:sz w:val="19"/>
+              </w:rPr>
+              <w:t>1 文件</w:t>
+            </w:r>
+          </w:p>
+        </w:tc>
+      </w:tr>
+      <w:tr>
+        <w:tc>
+          <w:tcPr>
+            <w:tcW w:type="dxa" w:w="907"/>
+          </w:tcPr>
+          <w:p>
+            <w:r/>
+            <w:r>
+              <w:rPr>
+                <w:rFonts w:ascii="宋体" w:hAnsi="宋体" w:eastAsia="宋体" w:cs="宋体"/>
+                <w:b w:val="0"/>
+                <w:sz w:val="19"/>
+              </w:rPr>
+              <w:t>23:42</w:t>
+            </w:r>
+          </w:p>
+        </w:tc>
+        <w:tc>
+          <w:tcPr>
+            <w:tcW w:type="dxa" w:w="1077"/>
+          </w:tcPr>
+          <w:p>
+            <w:r/>
+            <w:r>
+              <w:rPr>
+                <w:rFonts w:ascii="宋体" w:hAnsi="宋体" w:eastAsia="宋体" w:cs="宋体"/>
+                <w:b w:val="0"/>
+                <w:sz w:val="19"/>
+              </w:rPr>
+              <w:t>48b562e</w:t>
+            </w:r>
+          </w:p>
+        </w:tc>
+        <w:tc>
+          <w:tcPr>
+            <w:tcW w:type="dxa" w:w="850"/>
+          </w:tcPr>
+          <w:p>
+            <w:r/>
+            <w:r>
+              <w:rPr>
+                <w:rFonts w:ascii="宋体" w:hAnsi="宋体" w:eastAsia="宋体" w:cs="宋体"/>
+                <w:b w:val="0"/>
+                <w:sz w:val="19"/>
+              </w:rPr>
+              <w:t>其他</w:t>
+            </w:r>
+          </w:p>
+        </w:tc>
+        <w:tc>
+          <w:tcPr>
+            <w:tcW w:type="dxa" w:w="4252"/>
+          </w:tcPr>
+          <w:p>
+            <w:r/>
+            <w:r>
+              <w:rPr>
+                <w:rFonts w:ascii="宋体" w:hAnsi="宋体" w:eastAsia="宋体" w:cs="宋体"/>
+                <w:b w:val="0"/>
+                <w:sz w:val="19"/>
+              </w:rPr>
+              <w:t>docs(C-2): 按模板 16 节 + 3 附录重写项目计划 v0.3，范围与工具对齐实际实现</w:t>
+            </w:r>
+          </w:p>
+        </w:tc>
+        <w:tc>
+          <w:tcPr>
+            <w:tcW w:type="dxa" w:w="2098"/>
+          </w:tcPr>
+          <w:p>
+            <w:r/>
+            <w:r>
+              <w:rPr>
+                <w:rFonts w:ascii="宋体" w:hAnsi="宋体" w:eastAsia="宋体" w:cs="宋体"/>
+                <w:b w:val="0"/>
+                <w:sz w:val="19"/>
+              </w:rPr>
+              <w:t>1 文件 / +297 / -44</w:t>
+            </w:r>
+          </w:p>
+        </w:tc>
+      </w:tr>
+      <w:tr>
+        <w:tc>
+          <w:tcPr>
+            <w:tcW w:type="dxa" w:w="907"/>
+          </w:tcPr>
+          <w:p>
+            <w:r/>
+            <w:r>
+              <w:rPr>
+                <w:rFonts w:ascii="宋体" w:hAnsi="宋体" w:eastAsia="宋体" w:cs="宋体"/>
+                <w:b w:val="0"/>
+                <w:sz w:val="19"/>
+              </w:rPr>
+              <w:t>23:44</w:t>
+            </w:r>
+          </w:p>
+        </w:tc>
+        <w:tc>
+          <w:tcPr>
+            <w:tcW w:type="dxa" w:w="1077"/>
+          </w:tcPr>
+          <w:p>
+            <w:r/>
+            <w:r>
+              <w:rPr>
+                <w:rFonts w:ascii="宋体" w:hAnsi="宋体" w:eastAsia="宋体" w:cs="宋体"/>
+                <w:b w:val="0"/>
+                <w:sz w:val="19"/>
+              </w:rPr>
+              <w:t>43919ca</w:t>
+            </w:r>
+          </w:p>
+        </w:tc>
+        <w:tc>
+          <w:tcPr>
+            <w:tcW w:type="dxa" w:w="850"/>
+          </w:tcPr>
+          <w:p>
+            <w:r/>
+            <w:r>
+              <w:rPr>
+                <w:rFonts w:ascii="宋体" w:hAnsi="宋体" w:eastAsia="宋体" w:cs="宋体"/>
+                <w:b w:val="0"/>
+                <w:sz w:val="19"/>
+              </w:rPr>
+              <w:t>其他</w:t>
+            </w:r>
+          </w:p>
+        </w:tc>
+        <w:tc>
+          <w:tcPr>
+            <w:tcW w:type="dxa" w:w="4252"/>
+          </w:tcPr>
+          <w:p>
+            <w:r/>
+            <w:r>
+              <w:rPr>
+                <w:rFonts w:ascii="宋体" w:hAnsi="宋体" w:eastAsia="宋体" w:cs="宋体"/>
+                <w:b w:val="0"/>
+                <w:sz w:val="19"/>
+              </w:rPr>
+              <w:t>docs(C-2): 新增逐段粘贴稿与 md→docx 生成器，输出项目计划 Word 版</w:t>
+            </w:r>
+          </w:p>
+        </w:tc>
+        <w:tc>
+          <w:tcPr>
+            <w:tcW w:type="dxa" w:w="2098"/>
+          </w:tcPr>
+          <w:p>
+            <w:r/>
+            <w:r>
+              <w:rPr>
+                <w:rFonts w:ascii="宋体" w:hAnsi="宋体" w:eastAsia="宋体" w:cs="宋体"/>
+                <w:b w:val="0"/>
+                <w:sz w:val="19"/>
+              </w:rPr>
+              <w:t>3 文件 / +692</w:t>
             </w:r>
           </w:p>
         </w:tc>
@@ -5189,7 +5422,7 @@
                 <w:b w:val="0"/>
                 <w:sz w:val="19"/>
               </w:rPr>
-              <w:t>ae39c2b</w:t>
+              <w:t>43919ca</w:t>
             </w:r>
           </w:p>
         </w:tc>
@@ -5223,7 +5456,7 @@
                 <w:b w:val="0"/>
                 <w:sz w:val="19"/>
               </w:rPr>
-              <w:t>58</w:t>
+              <w:t>61</w:t>
             </w:r>
           </w:p>
         </w:tc>
@@ -5257,7 +5490,7 @@
                 <w:b w:val="0"/>
                 <w:sz w:val="19"/>
               </w:rPr>
-              <w:t>58</w:t>
+              <w:t>61</w:t>
             </w:r>
           </w:p>
         </w:tc>
@@ -5291,7 +5524,7 @@
                 <w:b w:val="0"/>
                 <w:sz w:val="19"/>
               </w:rPr>
-              <w:t>137</w:t>
+              <w:t>140</w:t>
             </w:r>
           </w:p>
         </w:tc>
@@ -5393,7 +5626,7 @@
                 <w:b w:val="0"/>
                 <w:sz w:val="19"/>
               </w:rPr>
-              <w:t>20.58 MB（不含 .git）</w:t>
+              <w:t>20.67 MB（不含 .git）</w:t>
             </w:r>
           </w:p>
         </w:tc>
@@ -5423,7 +5656,7 @@
           <w:b w:val="0"/>
           <w:sz w:val="21"/>
         </w:rPr>
-        <w:t>测试跑得太频繁，约 19 次自检、130 余次模型调用并在用户库留下重复数据；已改为分级检查。</w:t>
+        <w:t>测试跑得太频繁，约 19 次自检、130 余次模型调用并留下重复数据；已改为分级检查。</w:t>
       </w:r>
     </w:p>
     <w:p>
@@ -5436,7 +5669,7 @@
           <w:b w:val="0"/>
           <w:sz w:val="21"/>
         </w:rPr>
-        <w:t>两套实现同时提交到 main 造成历史交织；已按分支拆分，并把 codex 分支内容并入 gpt-version 后删除。</w:t>
+        <w:t>两套实现同时提交到 main 造成历史交织；已按分支拆分并把 codex 分支内容并入 gpt-version 后删除。</w:t>
       </w:r>
     </w:p>
     <w:p>
@@ -5450,6 +5683,19 @@
           <w:sz w:val="21"/>
         </w:rPr>
         <w:t>资料混入网站侧边栏、公式重影、--force 重复插入；均已修复并重抓。</w:t>
+      </w:r>
+    </w:p>
+    <w:p>
+      <w:pPr>
+        <w:pStyle w:val="ListBullet"/>
+      </w:pPr>
+      <w:r>
+        <w:rPr>
+          <w:rFonts w:ascii="宋体" w:hAnsi="宋体" w:eastAsia="宋体" w:cs="宋体"/>
+          <w:b w:val="0"/>
+          <w:sz w:val="21"/>
+        </w:rPr>
+        <w:t>项目计划 Word 版表格宽度超出正文区；md2docx.py 改为固定列宽（16cm）并让表头跨页重复。</w:t>
       </w:r>
     </w:p>
     <w:p>
@@ -5476,7 +5722,7 @@
           <w:b w:val="0"/>
           <w:sz w:val="21"/>
         </w:rPr>
-        <w:t>ruleset（分支保护）尚未创建：本机无 GitHub 令牌，需用户在网页 Settings → Rules 建，或提供令牌由我建。</w:t>
+        <w:t>ruleset（分支保护）尚未创建：本机无 GitHub 令牌，需用户在网页 Settings → Rules 建。</w:t>
       </w:r>
     </w:p>
     <w:p>
@@ -5489,7 +5735,7 @@
           <w:b w:val="0"/>
           <w:sz w:val="21"/>
         </w:rPr>
-        <w:t>课件 PDF（12.99 MB）仍在提交历史里；仓库转公开后对外可见，后续可考虑用 filter-repo 清理历史。</w:t>
+        <w:t>课件 PDF（12.99 MB）仍在提交历史里，公开后对外可见，后续可考虑 filter-repo 清理。</w:t>
       </w:r>
     </w:p>
     <w:p>
@@ -5502,7 +5748,7 @@
           <w:b w:val="0"/>
           <w:sz w:val="21"/>
         </w:rPr>
-        <w:t>提问时自动联网搜资料、整理错题时扩充资料库仍未实现，需要搜索 API 与 SSRF 白名单。</w:t>
+        <w:t>九份文档只完成 C-2 一份，其余八份仍为初稿且与实现存在偏差。</w:t>
       </w:r>
     </w:p>
     <w:p/>
@@ -5517,7 +5763,7 @@
           <w:color w:val="888888"/>
           <w:sz w:val="17"/>
         </w:rPr>
-        <w:t>生成时间：2026-10-24 23:39</w:t>
+        <w:t>生成时间：2026-10-24 23:44</w:t>
       </w:r>
     </w:p>
     <w:sectPr>

--- a/日志/2026-10-24 修改日志.docx
+++ b/日志/2026-10-24 修改日志.docx
@@ -52,7 +52,7 @@
           <w:b w:val="0"/>
           <w:sz w:val="21"/>
         </w:rPr>
-        <w:t>本日共产生 61 次提交，涉及 61 条记录，当前仓库已跟踪 140 个文件、累计 61 次提交。</w:t>
+        <w:t>本日共产生 63 次提交，涉及 63 条记录，当前仓库已跟踪 148 个文件、累计 63 次提交。</w:t>
       </w:r>
     </w:p>
     <w:p>
@@ -65,7 +65,7 @@
           <w:b w:val="0"/>
           <w:sz w:val="21"/>
         </w:rPr>
-        <w:t>按设计文档实现可运行的本地版学习助手（AIassistant/，纯 Python 标准库 + 原生 JS，零第三方依赖）。</w:t>
+        <w:t>成品：AIassistant/ 可运行（纯 Python 标准库 + 原生 JS），33 份资料 264 切片，四科 19 章，15 个工具。</w:t>
       </w:r>
     </w:p>
     <w:p>
@@ -78,7 +78,7 @@
           <w:b w:val="0"/>
           <w:sz w:val="21"/>
         </w:rPr>
-        <w:t>资料体系：core + 四学科文件夹，33 份资料 264 切片；抓取改为只抽正文并还原公式，清掉 16 组重复。</w:t>
+        <w:t>交付文档：以成品为主体按 C-2 模板填写项目计划，含成品现状、WBS、规模、工作量、成本、风险与变更登记。</w:t>
       </w:r>
     </w:p>
     <w:p>
@@ -91,7 +91,7 @@
           <w:b w:val="0"/>
           <w:sz w:val="21"/>
         </w:rPr>
-        <w:t>数据清理与测试节奏：删测试产生的 19 条总结/19 个会话/18 条错题；拆出 check.py 与 selftest，频次写进 AGENTS.md。</w:t>
+        <w:t>文档工具：自研 md2docx.py（中文字体、固定列宽表格、表头跨页重复），九份文档可复用。</w:t>
       </w:r>
     </w:p>
     <w:p>
@@ -104,7 +104,7 @@
           <w:b w:val="0"/>
           <w:sz w:val="21"/>
         </w:rPr>
-        <w:t>界面：欢迎页粒子流场与鼠标水波纹、首页「今天学点什么」、每页返回、总结点击放大、个人信息四栏目。</w:t>
+        <w:t>仓库：转为公开；分支收敛为 main 与 gpt-version；README 与 AGENTS.md 已同步。</w:t>
       </w:r>
     </w:p>
     <w:p>
@@ -117,33 +117,7 @@
           <w:b w:val="0"/>
           <w:sz w:val="21"/>
         </w:rPr>
-        <w:t>仓库整理：转为公开；分支收敛为 main（本体 AIassistant/）与 gpt-version（本体快照 + AIassistant2/）；删除两个 codex 分支；README 重写。</w:t>
-      </w:r>
-    </w:p>
-    <w:p>
-      <w:pPr>
-        <w:pStyle w:val="ListBullet"/>
-      </w:pPr>
-      <w:r>
-        <w:rPr>
-          <w:rFonts w:ascii="宋体" w:hAnsi="宋体" w:eastAsia="宋体" w:cs="宋体"/>
-          <w:b w:val="0"/>
-          <w:sz w:val="21"/>
-        </w:rPr>
-        <w:t>交付文档：按附录 C-2 模板重写项目计划 v0.3（16 节 + 附录 A/B/C），并用自研 md2docx.py 生成 Word 版；另出逐段复制粘贴稿。</w:t>
-      </w:r>
-    </w:p>
-    <w:p>
-      <w:pPr>
-        <w:pStyle w:val="ListBullet"/>
-      </w:pPr>
-      <w:r>
-        <w:rPr>
-          <w:rFonts w:ascii="宋体" w:hAnsi="宋体" w:eastAsia="宋体" w:cs="宋体"/>
-          <w:b w:val="0"/>
-          <w:sz w:val="21"/>
-        </w:rPr>
-        <w:t>自动停服与端口占用提示；版本标签 v0.1.0 已推送。</w:t>
+        <w:t>测试：check.py 20 项（零成本）与 selftest.py 44 项（全链路、用完即清）。</w:t>
       </w:r>
     </w:p>
     <w:p>
@@ -5275,6 +5249,170 @@
                 <w:sz w:val="19"/>
               </w:rPr>
               <w:t>3 文件 / +692</w:t>
+            </w:r>
+          </w:p>
+        </w:tc>
+      </w:tr>
+      <w:tr>
+        <w:tc>
+          <w:tcPr>
+            <w:tcW w:type="dxa" w:w="907"/>
+          </w:tcPr>
+          <w:p>
+            <w:r/>
+            <w:r>
+              <w:rPr>
+                <w:rFonts w:ascii="宋体" w:hAnsi="宋体" w:eastAsia="宋体" w:cs="宋体"/>
+                <w:b w:val="0"/>
+                <w:sz w:val="19"/>
+              </w:rPr>
+              <w:t>23:44</w:t>
+            </w:r>
+          </w:p>
+        </w:tc>
+        <w:tc>
+          <w:tcPr>
+            <w:tcW w:type="dxa" w:w="1077"/>
+          </w:tcPr>
+          <w:p>
+            <w:r/>
+            <w:r>
+              <w:rPr>
+                <w:rFonts w:ascii="宋体" w:hAnsi="宋体" w:eastAsia="宋体" w:cs="宋体"/>
+                <w:b w:val="0"/>
+                <w:sz w:val="19"/>
+              </w:rPr>
+              <w:t>ae6409c</w:t>
+            </w:r>
+          </w:p>
+        </w:tc>
+        <w:tc>
+          <w:tcPr>
+            <w:tcW w:type="dxa" w:w="850"/>
+          </w:tcPr>
+          <w:p>
+            <w:r/>
+            <w:r>
+              <w:rPr>
+                <w:rFonts w:ascii="宋体" w:hAnsi="宋体" w:eastAsia="宋体" w:cs="宋体"/>
+                <w:b w:val="0"/>
+                <w:sz w:val="19"/>
+              </w:rPr>
+              <w:t>docs</w:t>
+            </w:r>
+          </w:p>
+        </w:tc>
+        <w:tc>
+          <w:tcPr>
+            <w:tcW w:type="dxa" w:w="4252"/>
+          </w:tcPr>
+          <w:p>
+            <w:r/>
+            <w:r>
+              <w:rPr>
+                <w:rFonts w:ascii="宋体" w:hAnsi="宋体" w:eastAsia="宋体" w:cs="宋体"/>
+                <w:b w:val="0"/>
+                <w:sz w:val="19"/>
+              </w:rPr>
+              <w:t>更新当日修改日志，记录项目计划与生成器</w:t>
+            </w:r>
+          </w:p>
+        </w:tc>
+        <w:tc>
+          <w:tcPr>
+            <w:tcW w:type="dxa" w:w="2098"/>
+          </w:tcPr>
+          <w:p>
+            <w:r/>
+            <w:r>
+              <w:rPr>
+                <w:rFonts w:ascii="宋体" w:hAnsi="宋体" w:eastAsia="宋体" w:cs="宋体"/>
+                <w:b w:val="0"/>
+                <w:sz w:val="19"/>
+              </w:rPr>
+              <w:t>1 文件</w:t>
+            </w:r>
+          </w:p>
+        </w:tc>
+      </w:tr>
+      <w:tr>
+        <w:tc>
+          <w:tcPr>
+            <w:tcW w:type="dxa" w:w="907"/>
+          </w:tcPr>
+          <w:p>
+            <w:r/>
+            <w:r>
+              <w:rPr>
+                <w:rFonts w:ascii="宋体" w:hAnsi="宋体" w:eastAsia="宋体" w:cs="宋体"/>
+                <w:b w:val="0"/>
+                <w:sz w:val="19"/>
+              </w:rPr>
+              <w:t>23:51</w:t>
+            </w:r>
+          </w:p>
+        </w:tc>
+        <w:tc>
+          <w:tcPr>
+            <w:tcW w:type="dxa" w:w="1077"/>
+          </w:tcPr>
+          <w:p>
+            <w:r/>
+            <w:r>
+              <w:rPr>
+                <w:rFonts w:ascii="宋体" w:hAnsi="宋体" w:eastAsia="宋体" w:cs="宋体"/>
+                <w:b w:val="0"/>
+                <w:sz w:val="19"/>
+              </w:rPr>
+              <w:t>2b55ef7</w:t>
+            </w:r>
+          </w:p>
+        </w:tc>
+        <w:tc>
+          <w:tcPr>
+            <w:tcW w:type="dxa" w:w="850"/>
+          </w:tcPr>
+          <w:p>
+            <w:r/>
+            <w:r>
+              <w:rPr>
+                <w:rFonts w:ascii="宋体" w:hAnsi="宋体" w:eastAsia="宋体" w:cs="宋体"/>
+                <w:b w:val="0"/>
+                <w:sz w:val="19"/>
+              </w:rPr>
+              <w:t>其他</w:t>
+            </w:r>
+          </w:p>
+        </w:tc>
+        <w:tc>
+          <w:tcPr>
+            <w:tcW w:type="dxa" w:w="4252"/>
+          </w:tcPr>
+          <w:p>
+            <w:r/>
+            <w:r>
+              <w:rPr>
+                <w:rFonts w:ascii="宋体" w:hAnsi="宋体" w:eastAsia="宋体" w:cs="宋体"/>
+                <w:b w:val="0"/>
+                <w:sz w:val="19"/>
+              </w:rPr>
+              <w:t>docs(C-2): 以成品为主体补写成品现状一节，并在模板目录放入项目计划填写版副本</w:t>
+            </w:r>
+          </w:p>
+        </w:tc>
+        <w:tc>
+          <w:tcPr>
+            <w:tcW w:type="dxa" w:w="2098"/>
+          </w:tcPr>
+          <w:p>
+            <w:r/>
+            <w:r>
+              <w:rPr>
+                <w:rFonts w:ascii="宋体" w:hAnsi="宋体" w:eastAsia="宋体" w:cs="宋体"/>
+                <w:b w:val="0"/>
+                <w:sz w:val="19"/>
+              </w:rPr>
+              <w:t>10 文件 / +1847</w:t>
             </w:r>
           </w:p>
         </w:tc>
@@ -5422,7 +5560,7 @@
                 <w:b w:val="0"/>
                 <w:sz w:val="19"/>
               </w:rPr>
-              <w:t>43919ca</w:t>
+              <w:t>2b55ef7</w:t>
             </w:r>
           </w:p>
         </w:tc>
@@ -5456,7 +5594,7 @@
                 <w:b w:val="0"/>
                 <w:sz w:val="19"/>
               </w:rPr>
-              <w:t>61</w:t>
+              <w:t>63</w:t>
             </w:r>
           </w:p>
         </w:tc>
@@ -5490,7 +5628,7 @@
                 <w:b w:val="0"/>
                 <w:sz w:val="19"/>
               </w:rPr>
-              <w:t>61</w:t>
+              <w:t>63</w:t>
             </w:r>
           </w:p>
         </w:tc>
@@ -5524,7 +5662,7 @@
                 <w:b w:val="0"/>
                 <w:sz w:val="19"/>
               </w:rPr>
-              <w:t>140</w:t>
+              <w:t>148</w:t>
             </w:r>
           </w:p>
         </w:tc>
@@ -5626,7 +5764,7 @@
                 <w:b w:val="0"/>
                 <w:sz w:val="19"/>
               </w:rPr>
-              <w:t>20.67 MB（不含 .git）</w:t>
+              <w:t>20.83 MB（不含 .git）</w:t>
             </w:r>
           </w:p>
         </w:tc>
@@ -5656,7 +5794,7 @@
           <w:b w:val="0"/>
           <w:sz w:val="21"/>
         </w:rPr>
-        <w:t>测试跑得太频繁，约 19 次自检、130 余次模型调用并留下重复数据；已改为分级检查。</w:t>
+        <w:t>测试跑得太频繁，曾在用户库留下 19 套重复会话与总结；已改为分级检查并把频次写进 AGENTS.md。</w:t>
       </w:r>
     </w:p>
     <w:p>
@@ -5669,7 +5807,7 @@
           <w:b w:val="0"/>
           <w:sz w:val="21"/>
         </w:rPr>
-        <w:t>两套实现同时提交到 main 造成历史交织；已按分支拆分并把 codex 分支内容并入 gpt-version 后删除。</w:t>
+        <w:t>项目计划 Word 版表格曾超出正文区；md2docx.py 改为固定列宽 16cm 并重复表头。</w:t>
       </w:r>
     </w:p>
     <w:p>
@@ -5682,20 +5820,7 @@
           <w:b w:val="0"/>
           <w:sz w:val="21"/>
         </w:rPr>
-        <w:t>资料混入网站侧边栏、公式重影、--force 重复插入；均已修复并重抓。</w:t>
-      </w:r>
-    </w:p>
-    <w:p>
-      <w:pPr>
-        <w:pStyle w:val="ListBullet"/>
-      </w:pPr>
-      <w:r>
-        <w:rPr>
-          <w:rFonts w:ascii="宋体" w:hAnsi="宋体" w:eastAsia="宋体" w:cs="宋体"/>
-          <w:b w:val="0"/>
-          <w:sz w:val="21"/>
-        </w:rPr>
-        <w:t>项目计划 Word 版表格宽度超出正文区；md2docx.py 改为固定列宽（16cm）并让表头跨页重复。</w:t>
+        <w:t>一度误把其余八份模板也各写了一份，已移出模板目录，仅保留项目计划一份。</w:t>
       </w:r>
     </w:p>
     <w:p>
@@ -5722,7 +5847,7 @@
           <w:b w:val="0"/>
           <w:sz w:val="21"/>
         </w:rPr>
-        <w:t>ruleset（分支保护）尚未创建：本机无 GitHub 令牌，需用户在网页 Settings → Rules 建。</w:t>
+        <w:t>ruleset（分支保护）未创建，需在网页 Settings → Rules 建或提供令牌。</w:t>
       </w:r>
     </w:p>
     <w:p>
@@ -5735,7 +5860,7 @@
           <w:b w:val="0"/>
           <w:sz w:val="21"/>
         </w:rPr>
-        <w:t>课件 PDF（12.99 MB）仍在提交历史里，公开后对外可见，后续可考虑 filter-repo 清理。</w:t>
+        <w:t>课件 PDF 仍在提交历史中，公开后对外可见，后续可考虑清理。</w:t>
       </w:r>
     </w:p>
     <w:p>
@@ -5748,7 +5873,7 @@
           <w:b w:val="0"/>
           <w:sz w:val="21"/>
         </w:rPr>
-        <w:t>九份文档只完成 C-2 一份，其余八份仍为初稿且与实现存在偏差。</w:t>
+        <w:t>其余八份文档仍为旧初稿，与实现存在偏差，尚未按同样方式重写。</w:t>
       </w:r>
     </w:p>
     <w:p/>
@@ -5763,7 +5888,7 @@
           <w:color w:val="888888"/>
           <w:sz w:val="17"/>
         </w:rPr>
-        <w:t>生成时间：2026-10-24 23:44</w:t>
+        <w:t>生成时间：2026-10-24 23:52</w:t>
       </w:r>
     </w:p>
     <w:sectPr>

--- a/日志/2026-10-24 修改日志.docx
+++ b/日志/2026-10-24 修改日志.docx
@@ -52,7 +52,7 @@
           <w:b w:val="0"/>
           <w:sz w:val="21"/>
         </w:rPr>
-        <w:t>本日共产生 63 次提交，涉及 63 条记录，当前仓库已跟踪 148 个文件、累计 63 次提交。</w:t>
+        <w:t>本日共产生 65 次提交，涉及 65 条记录，当前仓库已跟踪 149 个文件、累计 65 次提交。</w:t>
       </w:r>
     </w:p>
     <w:p>
@@ -78,7 +78,7 @@
           <w:b w:val="0"/>
           <w:sz w:val="21"/>
         </w:rPr>
-        <w:t>交付文档：以成品为主体按 C-2 模板填写项目计划，含成品现状、WBS、规模、工作量、成本、风险与变更登记。</w:t>
+        <w:t>交付文档：项目计划填写版按模板原始格式重做——封面文件状态表、版本历史五列、目录域、模板章节名、附录 机构领导审批与变更控制表单，并补模板目录缺失的附录A 项目估计。</w:t>
       </w:r>
     </w:p>
     <w:p>
@@ -91,7 +91,7 @@
           <w:b w:val="0"/>
           <w:sz w:val="21"/>
         </w:rPr>
-        <w:t>文档工具：自研 md2docx.py（中文字体、固定列宽表格、表头跨页重复），九份文档可复用。</w:t>
+        <w:t>文档工具：make_plan_c2.py 由同一份内容同时产出 .md 与 .docx，保证两份一致；md2docx.py 供其余文档复用。</w:t>
       </w:r>
     </w:p>
     <w:p>
@@ -5417,6 +5417,170 @@
           </w:p>
         </w:tc>
       </w:tr>
+      <w:tr>
+        <w:tc>
+          <w:tcPr>
+            <w:tcW w:type="dxa" w:w="907"/>
+          </w:tcPr>
+          <w:p>
+            <w:r/>
+            <w:r>
+              <w:rPr>
+                <w:rFonts w:ascii="宋体" w:hAnsi="宋体" w:eastAsia="宋体" w:cs="宋体"/>
+                <w:b w:val="0"/>
+                <w:sz w:val="19"/>
+              </w:rPr>
+              <w:t>23:52</w:t>
+            </w:r>
+          </w:p>
+        </w:tc>
+        <w:tc>
+          <w:tcPr>
+            <w:tcW w:type="dxa" w:w="1077"/>
+          </w:tcPr>
+          <w:p>
+            <w:r/>
+            <w:r>
+              <w:rPr>
+                <w:rFonts w:ascii="宋体" w:hAnsi="宋体" w:eastAsia="宋体" w:cs="宋体"/>
+                <w:b w:val="0"/>
+                <w:sz w:val="19"/>
+              </w:rPr>
+              <w:t>eef1f14</w:t>
+            </w:r>
+          </w:p>
+        </w:tc>
+        <w:tc>
+          <w:tcPr>
+            <w:tcW w:type="dxa" w:w="850"/>
+          </w:tcPr>
+          <w:p>
+            <w:r/>
+            <w:r>
+              <w:rPr>
+                <w:rFonts w:ascii="宋体" w:hAnsi="宋体" w:eastAsia="宋体" w:cs="宋体"/>
+                <w:b w:val="0"/>
+                <w:sz w:val="19"/>
+              </w:rPr>
+              <w:t>docs</w:t>
+            </w:r>
+          </w:p>
+        </w:tc>
+        <w:tc>
+          <w:tcPr>
+            <w:tcW w:type="dxa" w:w="4252"/>
+          </w:tcPr>
+          <w:p>
+            <w:r/>
+            <w:r>
+              <w:rPr>
+                <w:rFonts w:ascii="宋体" w:hAnsi="宋体" w:eastAsia="宋体" w:cs="宋体"/>
+                <w:b w:val="0"/>
+                <w:sz w:val="19"/>
+              </w:rPr>
+              <w:t>更新当日修改日志</w:t>
+            </w:r>
+          </w:p>
+        </w:tc>
+        <w:tc>
+          <w:tcPr>
+            <w:tcW w:type="dxa" w:w="2098"/>
+          </w:tcPr>
+          <w:p>
+            <w:r/>
+            <w:r>
+              <w:rPr>
+                <w:rFonts w:ascii="宋体" w:hAnsi="宋体" w:eastAsia="宋体" w:cs="宋体"/>
+                <w:b w:val="0"/>
+                <w:sz w:val="19"/>
+              </w:rPr>
+              <w:t>1 文件</w:t>
+            </w:r>
+          </w:p>
+        </w:tc>
+      </w:tr>
+      <w:tr>
+        <w:tc>
+          <w:tcPr>
+            <w:tcW w:type="dxa" w:w="907"/>
+          </w:tcPr>
+          <w:p>
+            <w:r/>
+            <w:r>
+              <w:rPr>
+                <w:rFonts w:ascii="宋体" w:hAnsi="宋体" w:eastAsia="宋体" w:cs="宋体"/>
+                <w:b w:val="0"/>
+                <w:sz w:val="19"/>
+              </w:rPr>
+              <w:t>23:55</w:t>
+            </w:r>
+          </w:p>
+        </w:tc>
+        <w:tc>
+          <w:tcPr>
+            <w:tcW w:type="dxa" w:w="1077"/>
+          </w:tcPr>
+          <w:p>
+            <w:r/>
+            <w:r>
+              <w:rPr>
+                <w:rFonts w:ascii="宋体" w:hAnsi="宋体" w:eastAsia="宋体" w:cs="宋体"/>
+                <w:b w:val="0"/>
+                <w:sz w:val="19"/>
+              </w:rPr>
+              <w:t>5fb6ffc</w:t>
+            </w:r>
+          </w:p>
+        </w:tc>
+        <w:tc>
+          <w:tcPr>
+            <w:tcW w:type="dxa" w:w="850"/>
+          </w:tcPr>
+          <w:p>
+            <w:r/>
+            <w:r>
+              <w:rPr>
+                <w:rFonts w:ascii="宋体" w:hAnsi="宋体" w:eastAsia="宋体" w:cs="宋体"/>
+                <w:b w:val="0"/>
+                <w:sz w:val="19"/>
+              </w:rPr>
+              <w:t>其他</w:t>
+            </w:r>
+          </w:p>
+        </w:tc>
+        <w:tc>
+          <w:tcPr>
+            <w:tcW w:type="dxa" w:w="4252"/>
+          </w:tcPr>
+          <w:p>
+            <w:r/>
+            <w:r>
+              <w:rPr>
+                <w:rFonts w:ascii="宋体" w:hAnsi="宋体" w:eastAsia="宋体" w:cs="宋体"/>
+                <w:b w:val="0"/>
+                <w:sz w:val="19"/>
+              </w:rPr>
+              <w:t>docs(C-2): 按模板原始格式重做填写版——封面状态表、版本历史五列、目录域、模板章节名与附录表单</w:t>
+            </w:r>
+          </w:p>
+        </w:tc>
+        <w:tc>
+          <w:tcPr>
+            <w:tcW w:type="dxa" w:w="2098"/>
+          </w:tcPr>
+          <w:p>
+            <w:r/>
+            <w:r>
+              <w:rPr>
+                <w:rFonts w:ascii="宋体" w:hAnsi="宋体" w:eastAsia="宋体" w:cs="宋体"/>
+                <w:b w:val="0"/>
+                <w:sz w:val="19"/>
+              </w:rPr>
+              <w:t>5 文件 / +1027 / -476</w:t>
+            </w:r>
+          </w:p>
+        </w:tc>
+      </w:tr>
     </w:tbl>
     <w:p>
       <w:r>
@@ -5560,7 +5724,7 @@
                 <w:b w:val="0"/>
                 <w:sz w:val="19"/>
               </w:rPr>
-              <w:t>2b55ef7</w:t>
+              <w:t>5fb6ffc</w:t>
             </w:r>
           </w:p>
         </w:tc>
@@ -5594,7 +5758,7 @@
                 <w:b w:val="0"/>
                 <w:sz w:val="19"/>
               </w:rPr>
-              <w:t>63</w:t>
+              <w:t>65</w:t>
             </w:r>
           </w:p>
         </w:tc>
@@ -5628,7 +5792,7 @@
                 <w:b w:val="0"/>
                 <w:sz w:val="19"/>
               </w:rPr>
-              <w:t>63</w:t>
+              <w:t>65</w:t>
             </w:r>
           </w:p>
         </w:tc>
@@ -5662,7 +5826,7 @@
                 <w:b w:val="0"/>
                 <w:sz w:val="19"/>
               </w:rPr>
-              <w:t>148</w:t>
+              <w:t>149</w:t>
             </w:r>
           </w:p>
         </w:tc>
@@ -5764,7 +5928,7 @@
                 <w:b w:val="0"/>
                 <w:sz w:val="19"/>
               </w:rPr>
-              <w:t>20.83 MB（不含 .git）</w:t>
+              <w:t>20.86 MB（不含 .git）</w:t>
             </w:r>
           </w:p>
         </w:tc>
@@ -5794,7 +5958,7 @@
           <w:b w:val="0"/>
           <w:sz w:val="21"/>
         </w:rPr>
-        <w:t>测试跑得太频繁，曾在用户库留下 19 套重复会话与总结；已改为分级检查并把频次写进 AGENTS.md。</w:t>
+        <w:t>项目计划首版只对齐了章节名，封面、表头、目录与附录形式与模板不符；已按模板逐元素重做。</w:t>
       </w:r>
     </w:p>
     <w:p>
@@ -5807,7 +5971,7 @@
           <w:b w:val="0"/>
           <w:sz w:val="21"/>
         </w:rPr>
-        <w:t>项目计划 Word 版表格曾超出正文区；md2docx.py 改为固定列宽 16cm 并重复表头。</w:t>
+        <w:t>一度误把其余八份模板各写一份，已移出模板目录，仅保留项目计划一份。</w:t>
       </w:r>
     </w:p>
     <w:p>
@@ -5820,7 +5984,7 @@
           <w:b w:val="0"/>
           <w:sz w:val="21"/>
         </w:rPr>
-        <w:t>一度误把其余八份模板也各写了一份，已移出模板目录，仅保留项目计划一份。</w:t>
+        <w:t>测试跑得太频繁，曾留下 19 套重复数据；已改为分级检查并写进 AGENTS.md。</w:t>
       </w:r>
     </w:p>
     <w:p>
@@ -5873,7 +6037,7 @@
           <w:b w:val="0"/>
           <w:sz w:val="21"/>
         </w:rPr>
-        <w:t>其余八份文档仍为旧初稿，与实现存在偏差，尚未按同样方式重写。</w:t>
+        <w:t>其余八份文档仍为旧初稿，与实现存在偏差。</w:t>
       </w:r>
     </w:p>
     <w:p/>
@@ -5888,7 +6052,7 @@
           <w:color w:val="888888"/>
           <w:sz w:val="17"/>
         </w:rPr>
-        <w:t>生成时间：2026-10-24 23:52</w:t>
+        <w:t>生成时间：2026-10-24 23:55</w:t>
       </w:r>
     </w:p>
     <w:sectPr>
